--- a/docs/Prueba_de_Conformidad.docx
+++ b/docs/Prueba_de_Conformidad.docx
@@ -4,162 +4,284 @@
   <w:body>
     <w:p>
       <w:pPr>
-        <w:spacing w:before="1800" w:after="120"/>
+        <w:spacing w:after="240"/>
         <w:jc w:val="center"/>
+        <w:rPr>
+          <w:rFonts w:ascii="Arial" w:hAnsi="Arial" w:cs="Arial"/>
+        </w:rPr>
       </w:pPr>
       <w:r>
         <w:rPr>
-          <w:b/>
-          <w:bCs/>
-          <w:sz w:val="28"/>
-          <w:szCs w:val="28"/>
+          <w:rFonts w:ascii="Arial" w:hAnsi="Arial" w:cs="Arial"/>
+          <w:noProof/>
         </w:rPr>
-        <w:t>[Nombre de la universidad]</w:t>
+        <w:drawing>
+          <wp:inline distT="0" distB="0" distL="0" distR="0" wp14:anchorId="3580AE88" wp14:editId="24B47299">
+            <wp:extent cx="2247900" cy="600075"/>
+            <wp:effectExtent l="0" t="0" r="0" b="0"/>
+            <wp:docPr id="1982355561" name="utp" descr="Logotipo de la Universidad Tecnológica del Perú" title="UTP"/>
+            <wp:cNvGraphicFramePr>
+              <a:graphicFrameLocks xmlns:a="http://schemas.openxmlformats.org/drawingml/2006/main" noChangeAspect="1"/>
+            </wp:cNvGraphicFramePr>
+            <a:graphic xmlns:a="http://schemas.openxmlformats.org/drawingml/2006/main">
+              <a:graphicData uri="http://schemas.openxmlformats.org/drawingml/2006/picture">
+                <pic:pic xmlns:pic="http://schemas.openxmlformats.org/drawingml/2006/picture">
+                  <pic:nvPicPr>
+                    <pic:cNvPr id="0" name=""/>
+                    <pic:cNvPicPr>
+                      <a:picLocks noChangeAspect="1" noChangeArrowheads="1"/>
+                    </pic:cNvPicPr>
+                  </pic:nvPicPr>
+                  <pic:blipFill>
+                    <a:blip r:embed="rId7"/>
+                    <a:srcRect/>
+                    <a:stretch>
+                      <a:fillRect/>
+                    </a:stretch>
+                  </pic:blipFill>
+                  <pic:spPr bwMode="auto">
+                    <a:xfrm>
+                      <a:off x="0" y="0"/>
+                      <a:ext cx="2247900" cy="600075"/>
+                    </a:xfrm>
+                    <a:prstGeom prst="rect">
+                      <a:avLst/>
+                    </a:prstGeom>
+                  </pic:spPr>
+                </pic:pic>
+              </a:graphicData>
+            </a:graphic>
+          </wp:inline>
+        </w:drawing>
       </w:r>
     </w:p>
     <w:p>
       <w:pPr>
-        <w:spacing w:after="1400"/>
+        <w:spacing w:after="120"/>
         <w:jc w:val="center"/>
+        <w:rPr>
+          <w:rFonts w:ascii="Arial" w:hAnsi="Arial" w:cs="Arial"/>
+        </w:rPr>
       </w:pPr>
       <w:r>
         <w:rPr>
-          <w:sz w:val="24"/>
-          <w:szCs w:val="24"/>
+          <w:rFonts w:ascii="Arial" w:hAnsi="Arial" w:cs="Arial"/>
+          <w:b/>
+          <w:bCs/>
+          <w:sz w:val="26"/>
+          <w:szCs w:val="26"/>
         </w:rPr>
-        <w:t>Curso: Calidad de Software</w:t>
+        <w:t>FACULTAD DE INGENIERÍA</w:t>
       </w:r>
     </w:p>
     <w:p>
       <w:pPr>
-        <w:spacing w:after="200"/>
+        <w:spacing w:after="600"/>
         <w:jc w:val="center"/>
+        <w:rPr>
+          <w:rFonts w:ascii="Arial" w:hAnsi="Arial" w:cs="Arial"/>
+        </w:rPr>
       </w:pPr>
       <w:r>
         <w:rPr>
+          <w:rFonts w:ascii="Arial" w:hAnsi="Arial" w:cs="Arial"/>
           <w:b/>
           <w:bCs/>
-          <w:color w:val="1F4E79"/>
-          <w:sz w:val="48"/>
-          <w:szCs w:val="48"/>
+          <w:sz w:val="24"/>
+          <w:szCs w:val="24"/>
         </w:rPr>
-        <w:t>Prueba de Conformidad de Software</w:t>
+        <w:t xml:space="preserve">CARRERA DE INGENIERÍA DE SOFTWARE </w:t>
       </w:r>
     </w:p>
     <w:p>
       <w:pPr>
-        <w:spacing w:after="1400"/>
+        <w:spacing w:after="480"/>
         <w:jc w:val="center"/>
+        <w:rPr>
+          <w:rFonts w:ascii="Arial" w:hAnsi="Arial" w:cs="Arial"/>
+        </w:rPr>
       </w:pPr>
       <w:r>
         <w:rPr>
+          <w:rFonts w:ascii="Arial" w:hAnsi="Arial" w:cs="Arial"/>
+          <w:b/>
+          <w:bCs/>
+          <w:color w:val="1F4E79"/>
+          <w:sz w:val="30"/>
+          <w:szCs w:val="30"/>
+        </w:rPr>
+        <w:t>PRUEBA DE CONFORMIDAD DE SOFTWARE (ISO/IEC 25010)</w:t>
+      </w:r>
+    </w:p>
+    <w:p>
+      <w:pPr>
+        <w:spacing w:after="480"/>
+        <w:jc w:val="center"/>
+        <w:rPr>
+          <w:rFonts w:ascii="Arial" w:hAnsi="Arial" w:cs="Arial"/>
+        </w:rPr>
+      </w:pPr>
+      <w:r>
+        <w:rPr>
+          <w:rFonts w:ascii="Arial" w:hAnsi="Arial" w:cs="Arial"/>
+          <w:b/>
+          <w:bCs/>
           <w:sz w:val="26"/>
           <w:szCs w:val="26"/>
         </w:rPr>
-        <w:t>Sistema: TechStore – Tienda web de tecnología con carrito de compras</w:t>
+        <w:t>Avance de Proyecto TechStore</w:t>
+      </w:r>
+    </w:p>
+    <w:p>
+      <w:pPr>
+        <w:spacing w:after="120"/>
+        <w:jc w:val="center"/>
+        <w:rPr>
+          <w:rFonts w:ascii="Arial" w:hAnsi="Arial" w:cs="Arial"/>
+        </w:rPr>
+      </w:pPr>
+      <w:r>
+        <w:rPr>
+          <w:rFonts w:ascii="Arial" w:hAnsi="Arial" w:cs="Arial"/>
+          <w:sz w:val="24"/>
+          <w:szCs w:val="24"/>
+        </w:rPr>
+        <w:t>CURSO: Calidad de Software- Sección 37648</w:t>
+      </w:r>
+    </w:p>
+    <w:p>
+      <w:pPr>
+        <w:spacing w:after="480"/>
+        <w:jc w:val="center"/>
+        <w:rPr>
+          <w:rFonts w:ascii="Arial" w:hAnsi="Arial" w:cs="Arial"/>
+          <w:sz w:val="24"/>
+          <w:szCs w:val="24"/>
+        </w:rPr>
+      </w:pPr>
+    </w:p>
+    <w:p>
+      <w:pPr>
+        <w:spacing w:after="480"/>
+        <w:jc w:val="center"/>
+        <w:rPr>
+          <w:rFonts w:ascii="Arial" w:hAnsi="Arial" w:cs="Arial"/>
+        </w:rPr>
+      </w:pPr>
+      <w:r>
+        <w:rPr>
+          <w:rFonts w:ascii="Arial" w:hAnsi="Arial" w:cs="Arial"/>
+          <w:sz w:val="24"/>
+          <w:szCs w:val="24"/>
+        </w:rPr>
+        <w:t>PROFESOR: Ing. Jorge Luis Blanco Reyna</w:t>
+      </w:r>
+    </w:p>
+    <w:p>
+      <w:pPr>
+        <w:spacing w:after="120"/>
+        <w:jc w:val="center"/>
+        <w:rPr>
+          <w:rFonts w:ascii="Arial" w:hAnsi="Arial" w:cs="Arial"/>
+        </w:rPr>
+      </w:pPr>
+      <w:r>
+        <w:rPr>
+          <w:rFonts w:ascii="Arial" w:hAnsi="Arial" w:cs="Arial"/>
+          <w:b/>
+          <w:bCs/>
+          <w:sz w:val="24"/>
+          <w:szCs w:val="24"/>
+        </w:rPr>
+        <w:t>INTEGRANTES DEL GRUPO:</w:t>
       </w:r>
     </w:p>
     <w:p>
       <w:pPr>
         <w:spacing w:after="60"/>
         <w:jc w:val="center"/>
+        <w:rPr>
+          <w:rFonts w:ascii="Arial" w:hAnsi="Arial" w:cs="Arial"/>
+        </w:rPr>
       </w:pPr>
       <w:r>
         <w:rPr>
-          <w:b/>
-          <w:bCs/>
+          <w:rFonts w:ascii="Arial" w:hAnsi="Arial" w:cs="Arial"/>
+          <w:sz w:val="24"/>
+          <w:szCs w:val="24"/>
         </w:rPr>
-        <w:t xml:space="preserve">Estudiante: </w:t>
-      </w:r>
-      <w:r>
-        <w:t>[Nombre y apellidos]</w:t>
+        <w:t>DAMIÁN VALDIVIA, Diego Aarón</w:t>
       </w:r>
     </w:p>
     <w:p>
       <w:pPr>
-        <w:spacing w:after="60"/>
+        <w:spacing w:after="700"/>
+        <w:rPr>
+          <w:rFonts w:ascii="Arial" w:hAnsi="Arial" w:cs="Arial"/>
+        </w:rPr>
+      </w:pPr>
+    </w:p>
+    <w:p>
+      <w:pPr>
+        <w:spacing w:after="120"/>
         <w:jc w:val="center"/>
+        <w:rPr>
+          <w:rFonts w:ascii="Arial" w:hAnsi="Arial" w:cs="Arial"/>
+        </w:rPr>
       </w:pPr>
       <w:r>
         <w:rPr>
+          <w:rFonts w:ascii="Arial" w:hAnsi="Arial" w:cs="Arial"/>
           <w:b/>
           <w:bCs/>
+          <w:sz w:val="24"/>
+          <w:szCs w:val="24"/>
         </w:rPr>
-        <w:t xml:space="preserve">Código: </w:t>
-      </w:r>
-      <w:r>
-        <w:t>[Código de estudiante]</w:t>
+        <w:t>LIMA – PERÚ</w:t>
       </w:r>
     </w:p>
     <w:p>
       <w:pPr>
-        <w:spacing w:after="60"/>
+        <w:spacing w:after="120"/>
         <w:jc w:val="center"/>
+        <w:rPr>
+          <w:rFonts w:ascii="Arial" w:hAnsi="Arial" w:cs="Arial"/>
+          <w:b/>
+          <w:bCs/>
+          <w:sz w:val="24"/>
+          <w:szCs w:val="24"/>
+        </w:rPr>
       </w:pPr>
       <w:r>
         <w:rPr>
+          <w:rFonts w:ascii="Arial" w:hAnsi="Arial" w:cs="Arial"/>
           <w:b/>
           <w:bCs/>
+          <w:sz w:val="24"/>
+          <w:szCs w:val="24"/>
         </w:rPr>
-        <w:t xml:space="preserve">Docente: </w:t>
-      </w:r>
-      <w:r>
-        <w:t>[Nombre del docente]</w:t>
+        <w:t>2026</w:t>
       </w:r>
     </w:p>
     <w:p>
       <w:pPr>
-        <w:spacing w:after="60"/>
+        <w:spacing w:after="120"/>
         <w:jc w:val="center"/>
-      </w:pPr>
-      <w:r>
         <w:rPr>
+          <w:rFonts w:ascii="Arial" w:hAnsi="Arial" w:cs="Arial"/>
           <w:b/>
           <w:bCs/>
+          <w:sz w:val="24"/>
+          <w:szCs w:val="24"/>
         </w:rPr>
-        <w:t xml:space="preserve">Sección: </w:t>
-      </w:r>
-      <w:r>
-        <w:t>[Sección]</w:t>
-      </w:r>
-    </w:p>
-    <w:p>
-      <w:pPr>
-        <w:spacing w:after="60"/>
-        <w:jc w:val="center"/>
       </w:pPr>
-      <w:r>
-        <w:rPr>
-          <w:b/>
-          <w:bCs/>
-        </w:rPr>
-        <w:t xml:space="preserve">Versión: </w:t>
-      </w:r>
-      <w:r>
-        <w:t>1.0</w:t>
-      </w:r>
-    </w:p>
-    <w:p>
-      <w:pPr>
-        <w:spacing w:after="60"/>
-        <w:jc w:val="center"/>
-      </w:pPr>
-      <w:r>
-        <w:rPr>
-          <w:b/>
-          <w:bCs/>
-        </w:rPr>
-        <w:t xml:space="preserve">Fecha: </w:t>
-      </w:r>
-      <w:r>
-        <w:t>Octubre de 2026</w:t>
-      </w:r>
     </w:p>
     <w:p>
       <w:r>
         <w:br w:type="page"/>
       </w:r>
     </w:p>
+    <w:p/>
     <w:p>
       <w:pPr>
         <w:spacing w:after="120"/>
@@ -172,6 +294,7 @@
           <w:sz w:val="28"/>
           <w:szCs w:val="28"/>
         </w:rPr>
+        <w:lastRenderedPageBreak/>
         <w:t>Control de versiones</w:t>
       </w:r>
     </w:p>
@@ -198,12 +321,6 @@
         <w:gridCol w:w="6638"/>
       </w:tblGrid>
       <w:tr>
-        <w:tblPrEx>
-          <w:tblCellMar>
-            <w:top w:w="0" w:type="dxa"/>
-            <w:bottom w:w="0" w:type="dxa"/>
-          </w:tblCellMar>
-        </w:tblPrEx>
         <w:trPr>
           <w:cantSplit/>
           <w:tblHeader/>
@@ -291,12 +408,6 @@
         </w:tc>
       </w:tr>
       <w:tr>
-        <w:tblPrEx>
-          <w:tblCellMar>
-            <w:top w:w="0" w:type="dxa"/>
-            <w:bottom w:w="0" w:type="dxa"/>
-          </w:tblCellMar>
-        </w:tblPrEx>
         <w:trPr>
           <w:cantSplit/>
         </w:trPr>
@@ -371,12 +482,6 @@
         </w:tc>
       </w:tr>
       <w:tr>
-        <w:tblPrEx>
-          <w:tblCellMar>
-            <w:top w:w="0" w:type="dxa"/>
-            <w:bottom w:w="0" w:type="dxa"/>
-          </w:tblCellMar>
-        </w:tblPrEx>
         <w:trPr>
           <w:cantSplit/>
         </w:trPr>
@@ -505,7 +610,7 @@
           <w:r>
             <w:fldChar w:fldCharType="separate"/>
           </w:r>
-          <w:hyperlink w:anchor="_Toc242461200" w:history="1">
+          <w:hyperlink w:anchor="_Toc242461949" w:history="1">
             <w:r>
               <w:rPr>
                 <w:rStyle w:val="Hipervnculo"/>
@@ -529,7 +634,7 @@
               <w:rPr>
                 <w:noProof/>
               </w:rPr>
-              <w:instrText xml:space="preserve"> PAGEREF _Toc242461200 \h </w:instrText>
+              <w:instrText xml:space="preserve"> PAGEREF _Toc242461949 \h </w:instrText>
             </w:r>
             <w:r>
               <w:rPr>
@@ -571,7 +676,7 @@
               <w14:ligatures w14:val="standardContextual"/>
             </w:rPr>
           </w:pPr>
-          <w:hyperlink w:anchor="_Toc242461201" w:history="1">
+          <w:hyperlink w:anchor="_Toc242461950" w:history="1">
             <w:r>
               <w:rPr>
                 <w:rStyle w:val="Hipervnculo"/>
@@ -595,7 +700,7 @@
               <w:rPr>
                 <w:noProof/>
               </w:rPr>
-              <w:instrText xml:space="preserve"> PAGEREF _Toc242461201 \h </w:instrText>
+              <w:instrText xml:space="preserve"> PAGEREF _Toc242461950 \h </w:instrText>
             </w:r>
             <w:r>
               <w:rPr>
@@ -637,7 +742,7 @@
               <w14:ligatures w14:val="standardContextual"/>
             </w:rPr>
           </w:pPr>
-          <w:hyperlink w:anchor="_Toc242461202" w:history="1">
+          <w:hyperlink w:anchor="_Toc242461951" w:history="1">
             <w:r>
               <w:rPr>
                 <w:rStyle w:val="Hipervnculo"/>
@@ -661,7 +766,7 @@
               <w:rPr>
                 <w:noProof/>
               </w:rPr>
-              <w:instrText xml:space="preserve"> PAGEREF _Toc242461202 \h </w:instrText>
+              <w:instrText xml:space="preserve"> PAGEREF _Toc242461951 \h </w:instrText>
             </w:r>
             <w:r>
               <w:rPr>
@@ -703,7 +808,7 @@
               <w14:ligatures w14:val="standardContextual"/>
             </w:rPr>
           </w:pPr>
-          <w:hyperlink w:anchor="_Toc242461203" w:history="1">
+          <w:hyperlink w:anchor="_Toc242461952" w:history="1">
             <w:r>
               <w:rPr>
                 <w:rStyle w:val="Hipervnculo"/>
@@ -727,7 +832,7 @@
               <w:rPr>
                 <w:noProof/>
               </w:rPr>
-              <w:instrText xml:space="preserve"> PAGEREF _Toc242461203 \h </w:instrText>
+              <w:instrText xml:space="preserve"> PAGEREF _Toc242461952 \h </w:instrText>
             </w:r>
             <w:r>
               <w:rPr>
@@ -769,7 +874,7 @@
               <w14:ligatures w14:val="standardContextual"/>
             </w:rPr>
           </w:pPr>
-          <w:hyperlink w:anchor="_Toc242461204" w:history="1">
+          <w:hyperlink w:anchor="_Toc242461953" w:history="1">
             <w:r>
               <w:rPr>
                 <w:rStyle w:val="Hipervnculo"/>
@@ -793,7 +898,7 @@
               <w:rPr>
                 <w:noProof/>
               </w:rPr>
-              <w:instrText xml:space="preserve"> PAGEREF _Toc242461204 \h </w:instrText>
+              <w:instrText xml:space="preserve"> PAGEREF _Toc242461953 \h </w:instrText>
             </w:r>
             <w:r>
               <w:rPr>
@@ -835,7 +940,7 @@
               <w14:ligatures w14:val="standardContextual"/>
             </w:rPr>
           </w:pPr>
-          <w:hyperlink w:anchor="_Toc242461205" w:history="1">
+          <w:hyperlink w:anchor="_Toc242461954" w:history="1">
             <w:r>
               <w:rPr>
                 <w:rStyle w:val="Hipervnculo"/>
@@ -859,7 +964,7 @@
               <w:rPr>
                 <w:noProof/>
               </w:rPr>
-              <w:instrText xml:space="preserve"> PAGEREF _Toc242461205 \h </w:instrText>
+              <w:instrText xml:space="preserve"> PAGEREF _Toc242461954 \h </w:instrText>
             </w:r>
             <w:r>
               <w:rPr>
@@ -901,7 +1006,7 @@
               <w14:ligatures w14:val="standardContextual"/>
             </w:rPr>
           </w:pPr>
-          <w:hyperlink w:anchor="_Toc242461206" w:history="1">
+          <w:hyperlink w:anchor="_Toc242461955" w:history="1">
             <w:r>
               <w:rPr>
                 <w:rStyle w:val="Hipervnculo"/>
@@ -925,7 +1030,7 @@
               <w:rPr>
                 <w:noProof/>
               </w:rPr>
-              <w:instrText xml:space="preserve"> PAGEREF _Toc242461206 \h </w:instrText>
+              <w:instrText xml:space="preserve"> PAGEREF _Toc242461955 \h </w:instrText>
             </w:r>
             <w:r>
               <w:rPr>
@@ -967,7 +1072,7 @@
               <w14:ligatures w14:val="standardContextual"/>
             </w:rPr>
           </w:pPr>
-          <w:hyperlink w:anchor="_Toc242461207" w:history="1">
+          <w:hyperlink w:anchor="_Toc242461956" w:history="1">
             <w:r>
               <w:rPr>
                 <w:rStyle w:val="Hipervnculo"/>
@@ -991,7 +1096,7 @@
               <w:rPr>
                 <w:noProof/>
               </w:rPr>
-              <w:instrText xml:space="preserve"> PAGEREF _Toc242461207 \h </w:instrText>
+              <w:instrText xml:space="preserve"> PAGEREF _Toc242461956 \h </w:instrText>
             </w:r>
             <w:r>
               <w:rPr>
@@ -1033,7 +1138,7 @@
               <w14:ligatures w14:val="standardContextual"/>
             </w:rPr>
           </w:pPr>
-          <w:hyperlink w:anchor="_Toc242461208" w:history="1">
+          <w:hyperlink w:anchor="_Toc242461957" w:history="1">
             <w:r>
               <w:rPr>
                 <w:rStyle w:val="Hipervnculo"/>
@@ -1057,7 +1162,7 @@
               <w:rPr>
                 <w:noProof/>
               </w:rPr>
-              <w:instrText xml:space="preserve"> PAGEREF _Toc242461208 \h </w:instrText>
+              <w:instrText xml:space="preserve"> PAGEREF _Toc242461957 \h </w:instrText>
             </w:r>
             <w:r>
               <w:rPr>
@@ -1099,7 +1204,7 @@
               <w14:ligatures w14:val="standardContextual"/>
             </w:rPr>
           </w:pPr>
-          <w:hyperlink w:anchor="_Toc242461209" w:history="1">
+          <w:hyperlink w:anchor="_Toc242461958" w:history="1">
             <w:r>
               <w:rPr>
                 <w:rStyle w:val="Hipervnculo"/>
@@ -1123,7 +1228,7 @@
               <w:rPr>
                 <w:noProof/>
               </w:rPr>
-              <w:instrText xml:space="preserve"> PAGEREF _Toc242461209 \h </w:instrText>
+              <w:instrText xml:space="preserve"> PAGEREF _Toc242461958 \h </w:instrText>
             </w:r>
             <w:r>
               <w:rPr>
@@ -1165,7 +1270,7 @@
               <w14:ligatures w14:val="standardContextual"/>
             </w:rPr>
           </w:pPr>
-          <w:hyperlink w:anchor="_Toc242461210" w:history="1">
+          <w:hyperlink w:anchor="_Toc242461959" w:history="1">
             <w:r>
               <w:rPr>
                 <w:rStyle w:val="Hipervnculo"/>
@@ -1189,7 +1294,7 @@
               <w:rPr>
                 <w:noProof/>
               </w:rPr>
-              <w:instrText xml:space="preserve"> PAGEREF _Toc242461210 \h </w:instrText>
+              <w:instrText xml:space="preserve"> PAGEREF _Toc242461959 \h </w:instrText>
             </w:r>
             <w:r>
               <w:rPr>
@@ -1231,7 +1336,7 @@
               <w14:ligatures w14:val="standardContextual"/>
             </w:rPr>
           </w:pPr>
-          <w:hyperlink w:anchor="_Toc242461211" w:history="1">
+          <w:hyperlink w:anchor="_Toc242461960" w:history="1">
             <w:r>
               <w:rPr>
                 <w:rStyle w:val="Hipervnculo"/>
@@ -1255,7 +1360,7 @@
               <w:rPr>
                 <w:noProof/>
               </w:rPr>
-              <w:instrText xml:space="preserve"> PAGEREF _Toc242461211 \h </w:instrText>
+              <w:instrText xml:space="preserve"> PAGEREF _Toc242461960 \h </w:instrText>
             </w:r>
             <w:r>
               <w:rPr>
@@ -1297,7 +1402,7 @@
               <w14:ligatures w14:val="standardContextual"/>
             </w:rPr>
           </w:pPr>
-          <w:hyperlink w:anchor="_Toc242461212" w:history="1">
+          <w:hyperlink w:anchor="_Toc242461961" w:history="1">
             <w:r>
               <w:rPr>
                 <w:rStyle w:val="Hipervnculo"/>
@@ -1321,7 +1426,7 @@
               <w:rPr>
                 <w:noProof/>
               </w:rPr>
-              <w:instrText xml:space="preserve"> PAGEREF _Toc242461212 \h </w:instrText>
+              <w:instrText xml:space="preserve"> PAGEREF _Toc242461961 \h </w:instrText>
             </w:r>
             <w:r>
               <w:rPr>
@@ -1363,7 +1468,7 @@
               <w14:ligatures w14:val="standardContextual"/>
             </w:rPr>
           </w:pPr>
-          <w:hyperlink w:anchor="_Toc242461213" w:history="1">
+          <w:hyperlink w:anchor="_Toc242461962" w:history="1">
             <w:r>
               <w:rPr>
                 <w:rStyle w:val="Hipervnculo"/>
@@ -1387,7 +1492,7 @@
               <w:rPr>
                 <w:noProof/>
               </w:rPr>
-              <w:instrText xml:space="preserve"> PAGEREF _Toc242461213 \h </w:instrText>
+              <w:instrText xml:space="preserve"> PAGEREF _Toc242461962 \h </w:instrText>
             </w:r>
             <w:r>
               <w:rPr>
@@ -1429,7 +1534,7 @@
               <w14:ligatures w14:val="standardContextual"/>
             </w:rPr>
           </w:pPr>
-          <w:hyperlink w:anchor="_Toc242461214" w:history="1">
+          <w:hyperlink w:anchor="_Toc242461963" w:history="1">
             <w:r>
               <w:rPr>
                 <w:rStyle w:val="Hipervnculo"/>
@@ -1453,7 +1558,7 @@
               <w:rPr>
                 <w:noProof/>
               </w:rPr>
-              <w:instrText xml:space="preserve"> PAGEREF _Toc242461214 \h </w:instrText>
+              <w:instrText xml:space="preserve"> PAGEREF _Toc242461963 \h </w:instrText>
             </w:r>
             <w:r>
               <w:rPr>
@@ -1496,8 +1601,9 @@
       <w:pPr>
         <w:pStyle w:val="Ttulo1"/>
       </w:pPr>
-      <w:bookmarkStart w:id="0" w:name="_Toc242461200"/>
+      <w:bookmarkStart w:id="0" w:name="_Toc242461949"/>
       <w:r>
+        <w:lastRenderedPageBreak/>
         <w:t>1. Introducción</w:t>
       </w:r>
       <w:bookmarkEnd w:id="0"/>
@@ -1514,7 +1620,7 @@
       <w:pPr>
         <w:pStyle w:val="Ttulo2"/>
       </w:pPr>
-      <w:bookmarkStart w:id="1" w:name="_Toc242461201"/>
+      <w:bookmarkStart w:id="1" w:name="_Toc242461950"/>
       <w:r>
         <w:t>1.1 Sistema y normas de referencia</w:t>
       </w:r>
@@ -1542,12 +1648,6 @@
         <w:gridCol w:w="7038"/>
       </w:tblGrid>
       <w:tr>
-        <w:tblPrEx>
-          <w:tblCellMar>
-            <w:top w:w="0" w:type="dxa"/>
-            <w:bottom w:w="0" w:type="dxa"/>
-          </w:tblCellMar>
-        </w:tblPrEx>
         <w:trPr>
           <w:cantSplit/>
           <w:tblHeader/>
@@ -1608,12 +1708,6 @@
         </w:tc>
       </w:tr>
       <w:tr>
-        <w:tblPrEx>
-          <w:tblCellMar>
-            <w:top w:w="0" w:type="dxa"/>
-            <w:bottom w:w="0" w:type="dxa"/>
-          </w:tblCellMar>
-        </w:tblPrEx>
         <w:trPr>
           <w:cantSplit/>
         </w:trPr>
@@ -1667,12 +1761,6 @@
         </w:tc>
       </w:tr>
       <w:tr>
-        <w:tblPrEx>
-          <w:tblCellMar>
-            <w:top w:w="0" w:type="dxa"/>
-            <w:bottom w:w="0" w:type="dxa"/>
-          </w:tblCellMar>
-        </w:tblPrEx>
         <w:trPr>
           <w:cantSplit/>
         </w:trPr>
@@ -1728,12 +1816,6 @@
         </w:tc>
       </w:tr>
       <w:tr>
-        <w:tblPrEx>
-          <w:tblCellMar>
-            <w:top w:w="0" w:type="dxa"/>
-            <w:bottom w:w="0" w:type="dxa"/>
-          </w:tblCellMar>
-        </w:tblPrEx>
         <w:trPr>
           <w:cantSplit/>
         </w:trPr>
@@ -1791,7 +1873,7 @@
       <w:pPr>
         <w:pStyle w:val="Ttulo2"/>
       </w:pPr>
-      <w:bookmarkStart w:id="2" w:name="_Toc242461202"/>
+      <w:bookmarkStart w:id="2" w:name="_Toc242461951"/>
       <w:r>
         <w:t>1.2 Entorno y método de ejecución</w:t>
       </w:r>
@@ -1819,12 +1901,6 @@
         <w:gridCol w:w="7038"/>
       </w:tblGrid>
       <w:tr>
-        <w:tblPrEx>
-          <w:tblCellMar>
-            <w:top w:w="0" w:type="dxa"/>
-            <w:bottom w:w="0" w:type="dxa"/>
-          </w:tblCellMar>
-        </w:tblPrEx>
         <w:trPr>
           <w:cantSplit/>
           <w:tblHeader/>
@@ -1885,12 +1961,6 @@
         </w:tc>
       </w:tr>
       <w:tr>
-        <w:tblPrEx>
-          <w:tblCellMar>
-            <w:top w:w="0" w:type="dxa"/>
-            <w:bottom w:w="0" w:type="dxa"/>
-          </w:tblCellMar>
-        </w:tblPrEx>
         <w:trPr>
           <w:cantSplit/>
         </w:trPr>
@@ -1944,12 +2014,6 @@
         </w:tc>
       </w:tr>
       <w:tr>
-        <w:tblPrEx>
-          <w:tblCellMar>
-            <w:top w:w="0" w:type="dxa"/>
-            <w:bottom w:w="0" w:type="dxa"/>
-          </w:tblCellMar>
-        </w:tblPrEx>
         <w:trPr>
           <w:cantSplit/>
         </w:trPr>
@@ -2005,12 +2069,6 @@
         </w:tc>
       </w:tr>
       <w:tr>
-        <w:tblPrEx>
-          <w:tblCellMar>
-            <w:top w:w="0" w:type="dxa"/>
-            <w:bottom w:w="0" w:type="dxa"/>
-          </w:tblCellMar>
-        </w:tblPrEx>
         <w:trPr>
           <w:cantSplit/>
         </w:trPr>
@@ -2064,12 +2122,6 @@
         </w:tc>
       </w:tr>
       <w:tr>
-        <w:tblPrEx>
-          <w:tblCellMar>
-            <w:top w:w="0" w:type="dxa"/>
-            <w:bottom w:w="0" w:type="dxa"/>
-          </w:tblCellMar>
-        </w:tblPrEx>
         <w:trPr>
           <w:cantSplit/>
         </w:trPr>
@@ -2125,12 +2177,6 @@
         </w:tc>
       </w:tr>
       <w:tr>
-        <w:tblPrEx>
-          <w:tblCellMar>
-            <w:top w:w="0" w:type="dxa"/>
-            <w:bottom w:w="0" w:type="dxa"/>
-          </w:tblCellMar>
-        </w:tblPrEx>
         <w:trPr>
           <w:cantSplit/>
         </w:trPr>
@@ -2188,7 +2234,7 @@
       <w:pPr>
         <w:pStyle w:val="Ttulo1"/>
       </w:pPr>
-      <w:bookmarkStart w:id="3" w:name="_Toc242461203"/>
+      <w:bookmarkStart w:id="3" w:name="_Toc242461952"/>
       <w:r>
         <w:t>2. Normas y regulaciones que deben cumplirse</w:t>
       </w:r>
@@ -2218,12 +2264,6 @@
         <w:gridCol w:w="1738"/>
       </w:tblGrid>
       <w:tr>
-        <w:tblPrEx>
-          <w:tblCellMar>
-            <w:top w:w="0" w:type="dxa"/>
-            <w:bottom w:w="0" w:type="dxa"/>
-          </w:tblCellMar>
-        </w:tblPrEx>
         <w:trPr>
           <w:cantSplit/>
           <w:tblHeader/>
@@ -2338,12 +2378,6 @@
         </w:tc>
       </w:tr>
       <w:tr>
-        <w:tblPrEx>
-          <w:tblCellMar>
-            <w:top w:w="0" w:type="dxa"/>
-            <w:bottom w:w="0" w:type="dxa"/>
-          </w:tblCellMar>
-        </w:tblPrEx>
         <w:trPr>
           <w:cantSplit/>
         </w:trPr>
@@ -2443,12 +2477,6 @@
         </w:tc>
       </w:tr>
       <w:tr>
-        <w:tblPrEx>
-          <w:tblCellMar>
-            <w:top w:w="0" w:type="dxa"/>
-            <w:bottom w:w="0" w:type="dxa"/>
-          </w:tblCellMar>
-        </w:tblPrEx>
         <w:trPr>
           <w:cantSplit/>
         </w:trPr>
@@ -2552,12 +2580,6 @@
         </w:tc>
       </w:tr>
       <w:tr>
-        <w:tblPrEx>
-          <w:tblCellMar>
-            <w:top w:w="0" w:type="dxa"/>
-            <w:bottom w:w="0" w:type="dxa"/>
-          </w:tblCellMar>
-        </w:tblPrEx>
         <w:trPr>
           <w:cantSplit/>
         </w:trPr>
@@ -2657,12 +2679,6 @@
         </w:tc>
       </w:tr>
       <w:tr>
-        <w:tblPrEx>
-          <w:tblCellMar>
-            <w:top w:w="0" w:type="dxa"/>
-            <w:bottom w:w="0" w:type="dxa"/>
-          </w:tblCellMar>
-        </w:tblPrEx>
         <w:trPr>
           <w:cantSplit/>
         </w:trPr>
@@ -2766,12 +2782,6 @@
         </w:tc>
       </w:tr>
       <w:tr>
-        <w:tblPrEx>
-          <w:tblCellMar>
-            <w:top w:w="0" w:type="dxa"/>
-            <w:bottom w:w="0" w:type="dxa"/>
-          </w:tblCellMar>
-        </w:tblPrEx>
         <w:trPr>
           <w:cantSplit/>
         </w:trPr>
@@ -2875,7 +2885,7 @@
       <w:pPr>
         <w:pStyle w:val="Ttulo1"/>
       </w:pPr>
-      <w:bookmarkStart w:id="4" w:name="_Toc242461204"/>
+      <w:bookmarkStart w:id="4" w:name="_Toc242461953"/>
       <w:r>
         <w:t>3. Casos de conformidad</w:t>
       </w:r>
@@ -2885,7 +2895,7 @@
       <w:pPr>
         <w:pStyle w:val="Ttulo2"/>
       </w:pPr>
-      <w:bookmarkStart w:id="5" w:name="_Toc242461205"/>
+      <w:bookmarkStart w:id="5" w:name="_Toc242461954"/>
       <w:r>
         <w:t>Caso CC01: Conformidad con la política de contraseñas (ISO/IEC 25010 – Seguridad)</w:t>
       </w:r>
@@ -2913,12 +2923,6 @@
         <w:gridCol w:w="7338"/>
       </w:tblGrid>
       <w:tr>
-        <w:tblPrEx>
-          <w:tblCellMar>
-            <w:top w:w="0" w:type="dxa"/>
-            <w:bottom w:w="0" w:type="dxa"/>
-          </w:tblCellMar>
-        </w:tblPrEx>
         <w:trPr>
           <w:cantSplit/>
         </w:trPr>
@@ -2973,12 +2977,6 @@
         </w:tc>
       </w:tr>
       <w:tr>
-        <w:tblPrEx>
-          <w:tblCellMar>
-            <w:top w:w="0" w:type="dxa"/>
-            <w:bottom w:w="0" w:type="dxa"/>
-          </w:tblCellMar>
-        </w:tblPrEx>
         <w:trPr>
           <w:cantSplit/>
         </w:trPr>
@@ -3033,12 +3031,6 @@
         </w:tc>
       </w:tr>
       <w:tr>
-        <w:tblPrEx>
-          <w:tblCellMar>
-            <w:top w:w="0" w:type="dxa"/>
-            <w:bottom w:w="0" w:type="dxa"/>
-          </w:tblCellMar>
-        </w:tblPrEx>
         <w:trPr>
           <w:cantSplit/>
         </w:trPr>
@@ -3117,12 +3109,6 @@
         </w:tc>
       </w:tr>
       <w:tr>
-        <w:tblPrEx>
-          <w:tblCellMar>
-            <w:top w:w="0" w:type="dxa"/>
-            <w:bottom w:w="0" w:type="dxa"/>
-          </w:tblCellMar>
-        </w:tblPrEx>
         <w:trPr>
           <w:cantSplit/>
         </w:trPr>
@@ -3189,12 +3175,6 @@
         </w:tc>
       </w:tr>
       <w:tr>
-        <w:tblPrEx>
-          <w:tblCellMar>
-            <w:top w:w="0" w:type="dxa"/>
-            <w:bottom w:w="0" w:type="dxa"/>
-          </w:tblCellMar>
-        </w:tblPrEx>
         <w:trPr>
           <w:cantSplit/>
         </w:trPr>
@@ -3249,12 +3229,6 @@
         </w:tc>
       </w:tr>
       <w:tr>
-        <w:tblPrEx>
-          <w:tblCellMar>
-            <w:top w:w="0" w:type="dxa"/>
-            <w:bottom w:w="0" w:type="dxa"/>
-          </w:tblCellMar>
-        </w:tblPrEx>
         <w:trPr>
           <w:cantSplit/>
         </w:trPr>
@@ -3309,12 +3283,6 @@
         </w:tc>
       </w:tr>
       <w:tr>
-        <w:tblPrEx>
-          <w:tblCellMar>
-            <w:top w:w="0" w:type="dxa"/>
-            <w:bottom w:w="0" w:type="dxa"/>
-          </w:tblCellMar>
-        </w:tblPrEx>
         <w:trPr>
           <w:cantSplit/>
         </w:trPr>
@@ -3363,63 +3331,36 @@
                 <w:sz w:val="19"/>
                 <w:szCs w:val="19"/>
               </w:rPr>
-              <w:t>✔</w:t>
-            </w:r>
-            <w:r>
-              <w:rPr>
-                <w:sz w:val="19"/>
-                <w:szCs w:val="19"/>
-              </w:rPr>
-              <w:t xml:space="preserve"> «abcd123» rechazada: mensaje: «Debe tener al menos 8 caracteres. Debe incluir al menos una letra mayúscula. Debe incluir al menos un carácter especial (ej. @ # $ %).»; no se creó la cuenta (solo existe el usuario demo)</w:t>
-            </w:r>
-          </w:p>
-          <w:p>
-            <w:pPr>
-              <w:spacing w:after="40"/>
-            </w:pPr>
-            <w:r>
-              <w:rPr>
-                <w:sz w:val="19"/>
-                <w:szCs w:val="19"/>
-              </w:rPr>
-              <w:t>✔</w:t>
-            </w:r>
-            <w:r>
-              <w:rPr>
-                <w:sz w:val="19"/>
-                <w:szCs w:val="19"/>
-              </w:rPr>
-              <w:t xml:space="preserve"> «Abcd1234» rechazada: mensaje: «Debe incluir al menos un carácter especial (ej. @ # $ %).»; no se creó la cuenta (solo existe el usuario demo)</w:t>
-            </w:r>
-          </w:p>
-          <w:p>
-            <w:pPr>
-              <w:spacing w:after="40"/>
-            </w:pPr>
-            <w:r>
-              <w:rPr>
-                <w:sz w:val="19"/>
-                <w:szCs w:val="19"/>
-              </w:rPr>
-              <w:t>✔</w:t>
-            </w:r>
-            <w:r>
-              <w:rPr>
-                <w:sz w:val="19"/>
-                <w:szCs w:val="19"/>
-              </w:rPr>
-              <w:t xml:space="preserve"> «Abcd@1234» aceptada: cuenta creada y sesión iniciada como cc01c@prueba.pe</w:t>
+              <w:t>✔ «abcd123» rechazada: mensaje: «Debe tener al menos 8 caracteres. Debe incluir al menos una letra mayúscula. Debe incluir al menos un carácter especial (ej. @ # $ %).»; no se creó la cuenta (solo existe el usuario demo)</w:t>
+            </w:r>
+          </w:p>
+          <w:p>
+            <w:pPr>
+              <w:spacing w:after="40"/>
+            </w:pPr>
+            <w:r>
+              <w:rPr>
+                <w:sz w:val="19"/>
+                <w:szCs w:val="19"/>
+              </w:rPr>
+              <w:t>✔ «Abcd1234» rechazada: mensaje: «Debe incluir al menos un carácter especial (ej. @ # $ %).»; no se creó la cuenta (solo existe el usuario demo)</w:t>
+            </w:r>
+          </w:p>
+          <w:p>
+            <w:pPr>
+              <w:spacing w:after="40"/>
+            </w:pPr>
+            <w:r>
+              <w:rPr>
+                <w:sz w:val="19"/>
+                <w:szCs w:val="19"/>
+              </w:rPr>
+              <w:t>✔ «Abcd@1234» aceptada: cuenta creada y sesión iniciada como cc01c@prueba.pe</w:t>
             </w:r>
           </w:p>
         </w:tc>
       </w:tr>
       <w:tr>
-        <w:tblPrEx>
-          <w:tblCellMar>
-            <w:top w:w="0" w:type="dxa"/>
-            <w:bottom w:w="0" w:type="dxa"/>
-          </w:tblCellMar>
-        </w:tblPrEx>
         <w:trPr>
           <w:cantSplit/>
         </w:trPr>
@@ -3474,12 +3415,6 @@
         </w:tc>
       </w:tr>
       <w:tr>
-        <w:tblPrEx>
-          <w:tblCellMar>
-            <w:top w:w="0" w:type="dxa"/>
-            <w:bottom w:w="0" w:type="dxa"/>
-          </w:tblCellMar>
-        </w:tblPrEx>
         <w:trPr>
           <w:cantSplit/>
         </w:trPr>
@@ -3550,812 +3485,6 @@
             <wp:extent cx="4476750" cy="3009900"/>
             <wp:effectExtent l="0" t="0" r="0" b="0"/>
             <wp:docPr id="1" name="Evidencia CC01: Contraseña «Abcd1234» rechazada: falta el carácter especial." descr="Evidencia CC01: Contraseña «Abcd1234» rechazada: falta el carácter especial." title="Evidencia CC01: Contraseña «Abcd1234» rechazada: falta el carácter especial."/>
-            <wp:cNvGraphicFramePr>
-              <a:graphicFrameLocks xmlns:a="http://schemas.openxmlformats.org/drawingml/2006/main" noChangeAspect="1"/>
-            </wp:cNvGraphicFramePr>
-            <a:graphic xmlns:a="http://schemas.openxmlformats.org/drawingml/2006/main">
-              <a:graphicData uri="http://schemas.openxmlformats.org/drawingml/2006/picture">
-                <pic:pic xmlns:pic="http://schemas.openxmlformats.org/drawingml/2006/picture">
-                  <pic:nvPicPr>
-                    <pic:cNvPr id="0" name=""/>
-                    <pic:cNvPicPr>
-                      <a:picLocks noChangeAspect="1" noChangeArrowheads="1"/>
-                    </pic:cNvPicPr>
-                  </pic:nvPicPr>
-                  <pic:blipFill>
-                    <a:blip r:embed="rId7"/>
-                    <a:srcRect/>
-                    <a:stretch>
-                      <a:fillRect/>
-                    </a:stretch>
-                  </pic:blipFill>
-                  <pic:spPr bwMode="auto">
-                    <a:xfrm>
-                      <a:off x="0" y="0"/>
-                      <a:ext cx="4476750" cy="3009900"/>
-                    </a:xfrm>
-                    <a:prstGeom prst="rect">
-                      <a:avLst/>
-                    </a:prstGeom>
-                  </pic:spPr>
-                </pic:pic>
-              </a:graphicData>
-            </a:graphic>
-          </wp:inline>
-        </w:drawing>
-      </w:r>
-    </w:p>
-    <w:p>
-      <w:pPr>
-        <w:spacing w:after="160"/>
-        <w:jc w:val="center"/>
-      </w:pPr>
-      <w:r>
-        <w:rPr>
-          <w:i/>
-          <w:iCs/>
-          <w:color w:val="595959"/>
-          <w:sz w:val="18"/>
-          <w:szCs w:val="18"/>
-        </w:rPr>
-        <w:t>Evidencia CC01: Contraseña «Abcd1234» rechazada: falta el carácter especial.</w:t>
-      </w:r>
-    </w:p>
-    <w:p>
-      <w:pPr>
-        <w:pStyle w:val="Ttulo2"/>
-      </w:pPr>
-      <w:bookmarkStart w:id="6" w:name="_Toc242461206"/>
-      <w:r>
-        <w:t>Caso CC02: Conformidad con el bloqueo por intentos fallidos (ISO/IEC 25010 – Seguridad)</w:t>
-      </w:r>
-      <w:bookmarkEnd w:id="6"/>
-    </w:p>
-    <w:tbl>
-      <w:tblPr>
-        <w:tblW w:w="9638" w:type="dxa"/>
-        <w:tblBorders>
-          <w:top w:val="single" w:sz="4" w:space="0" w:color="auto"/>
-          <w:left w:val="single" w:sz="4" w:space="0" w:color="auto"/>
-          <w:bottom w:val="single" w:sz="4" w:space="0" w:color="auto"/>
-          <w:right w:val="single" w:sz="4" w:space="0" w:color="auto"/>
-          <w:insideH w:val="single" w:sz="4" w:space="0" w:color="auto"/>
-          <w:insideV w:val="single" w:sz="4" w:space="0" w:color="auto"/>
-        </w:tblBorders>
-        <w:tblCellMar>
-          <w:left w:w="10" w:type="dxa"/>
-          <w:right w:w="10" w:type="dxa"/>
-        </w:tblCellMar>
-        <w:tblLook w:val="04A0" w:firstRow="1" w:lastRow="0" w:firstColumn="1" w:lastColumn="0" w:noHBand="0" w:noVBand="1"/>
-      </w:tblPr>
-      <w:tblGrid>
-        <w:gridCol w:w="2300"/>
-        <w:gridCol w:w="7338"/>
-      </w:tblGrid>
-      <w:tr>
-        <w:tblPrEx>
-          <w:tblCellMar>
-            <w:top w:w="0" w:type="dxa"/>
-            <w:bottom w:w="0" w:type="dxa"/>
-          </w:tblCellMar>
-        </w:tblPrEx>
-        <w:trPr>
-          <w:cantSplit/>
-        </w:trPr>
-        <w:tc>
-          <w:tcPr>
-            <w:tcW w:w="2300" w:type="dxa"/>
-            <w:shd w:val="clear" w:color="auto" w:fill="E8EEF6"/>
-            <w:tcMar>
-              <w:top w:w="60" w:type="dxa"/>
-              <w:left w:w="100" w:type="dxa"/>
-              <w:bottom w:w="60" w:type="dxa"/>
-              <w:right w:w="100" w:type="dxa"/>
-            </w:tcMar>
-          </w:tcPr>
-          <w:p>
-            <w:pPr>
-              <w:spacing w:after="40"/>
-            </w:pPr>
-            <w:r>
-              <w:rPr>
-                <w:b/>
-                <w:bCs/>
-                <w:sz w:val="19"/>
-                <w:szCs w:val="19"/>
-              </w:rPr>
-              <w:t>Requisito de conformidad</w:t>
-            </w:r>
-          </w:p>
-        </w:tc>
-        <w:tc>
-          <w:tcPr>
-            <w:tcW w:w="7338" w:type="dxa"/>
-            <w:tcMar>
-              <w:top w:w="60" w:type="dxa"/>
-              <w:left w:w="100" w:type="dxa"/>
-              <w:bottom w:w="60" w:type="dxa"/>
-              <w:right w:w="100" w:type="dxa"/>
-            </w:tcMar>
-          </w:tcPr>
-          <w:p>
-            <w:pPr>
-              <w:spacing w:after="40"/>
-            </w:pPr>
-            <w:r>
-              <w:rPr>
-                <w:sz w:val="19"/>
-                <w:szCs w:val="19"/>
-              </w:rPr>
-              <w:t>Tras 5 intentos fallidos la cuenta se bloquea 5 minutos (RNF04, HU20).</w:t>
-            </w:r>
-          </w:p>
-        </w:tc>
-      </w:tr>
-      <w:tr>
-        <w:tblPrEx>
-          <w:tblCellMar>
-            <w:top w:w="0" w:type="dxa"/>
-            <w:bottom w:w="0" w:type="dxa"/>
-          </w:tblCellMar>
-        </w:tblPrEx>
-        <w:trPr>
-          <w:cantSplit/>
-        </w:trPr>
-        <w:tc>
-          <w:tcPr>
-            <w:tcW w:w="2300" w:type="dxa"/>
-            <w:shd w:val="clear" w:color="auto" w:fill="E8EEF6"/>
-            <w:tcMar>
-              <w:top w:w="60" w:type="dxa"/>
-              <w:left w:w="100" w:type="dxa"/>
-              <w:bottom w:w="60" w:type="dxa"/>
-              <w:right w:w="100" w:type="dxa"/>
-            </w:tcMar>
-          </w:tcPr>
-          <w:p>
-            <w:pPr>
-              <w:spacing w:after="40"/>
-            </w:pPr>
-            <w:r>
-              <w:rPr>
-                <w:b/>
-                <w:bCs/>
-                <w:sz w:val="19"/>
-                <w:szCs w:val="19"/>
-              </w:rPr>
-              <w:t>Precondiciones</w:t>
-            </w:r>
-          </w:p>
-        </w:tc>
-        <w:tc>
-          <w:tcPr>
-            <w:tcW w:w="7338" w:type="dxa"/>
-            <w:tcMar>
-              <w:top w:w="60" w:type="dxa"/>
-              <w:left w:w="100" w:type="dxa"/>
-              <w:bottom w:w="60" w:type="dxa"/>
-              <w:right w:w="100" w:type="dxa"/>
-            </w:tcMar>
-          </w:tcPr>
-          <w:p>
-            <w:pPr>
-              <w:spacing w:after="40"/>
-            </w:pPr>
-            <w:r>
-              <w:rPr>
-                <w:sz w:val="19"/>
-                <w:szCs w:val="19"/>
-              </w:rPr>
-              <w:t>Existe la cuenta demo@techstore.pe sin intentos fallidos previos.</w:t>
-            </w:r>
-          </w:p>
-        </w:tc>
-      </w:tr>
-      <w:tr>
-        <w:tblPrEx>
-          <w:tblCellMar>
-            <w:top w:w="0" w:type="dxa"/>
-            <w:bottom w:w="0" w:type="dxa"/>
-          </w:tblCellMar>
-        </w:tblPrEx>
-        <w:trPr>
-          <w:cantSplit/>
-        </w:trPr>
-        <w:tc>
-          <w:tcPr>
-            <w:tcW w:w="2300" w:type="dxa"/>
-            <w:shd w:val="clear" w:color="auto" w:fill="E8EEF6"/>
-            <w:tcMar>
-              <w:top w:w="60" w:type="dxa"/>
-              <w:left w:w="100" w:type="dxa"/>
-              <w:bottom w:w="60" w:type="dxa"/>
-              <w:right w:w="100" w:type="dxa"/>
-            </w:tcMar>
-          </w:tcPr>
-          <w:p>
-            <w:pPr>
-              <w:spacing w:after="40"/>
-            </w:pPr>
-            <w:r>
-              <w:rPr>
-                <w:b/>
-                <w:bCs/>
-                <w:sz w:val="19"/>
-                <w:szCs w:val="19"/>
-              </w:rPr>
-              <w:t>Entradas</w:t>
-            </w:r>
-          </w:p>
-        </w:tc>
-        <w:tc>
-          <w:tcPr>
-            <w:tcW w:w="7338" w:type="dxa"/>
-            <w:tcMar>
-              <w:top w:w="60" w:type="dxa"/>
-              <w:left w:w="100" w:type="dxa"/>
-              <w:bottom w:w="60" w:type="dxa"/>
-              <w:right w:w="100" w:type="dxa"/>
-            </w:tcMar>
-          </w:tcPr>
-          <w:p>
-            <w:pPr>
-              <w:spacing w:after="40"/>
-            </w:pPr>
-            <w:r>
-              <w:rPr>
-                <w:sz w:val="19"/>
-                <w:szCs w:val="19"/>
-              </w:rPr>
-              <w:t>Contraseña incorrecta «Clave@0000» (5 veces); luego la correcta «Demo@1234».</w:t>
-            </w:r>
-          </w:p>
-        </w:tc>
-      </w:tr>
-      <w:tr>
-        <w:tblPrEx>
-          <w:tblCellMar>
-            <w:top w:w="0" w:type="dxa"/>
-            <w:bottom w:w="0" w:type="dxa"/>
-          </w:tblCellMar>
-        </w:tblPrEx>
-        <w:trPr>
-          <w:cantSplit/>
-        </w:trPr>
-        <w:tc>
-          <w:tcPr>
-            <w:tcW w:w="2300" w:type="dxa"/>
-            <w:shd w:val="clear" w:color="auto" w:fill="E8EEF6"/>
-            <w:tcMar>
-              <w:top w:w="60" w:type="dxa"/>
-              <w:left w:w="100" w:type="dxa"/>
-              <w:bottom w:w="60" w:type="dxa"/>
-              <w:right w:w="100" w:type="dxa"/>
-            </w:tcMar>
-          </w:tcPr>
-          <w:p>
-            <w:pPr>
-              <w:spacing w:after="40"/>
-            </w:pPr>
-            <w:r>
-              <w:rPr>
-                <w:b/>
-                <w:bCs/>
-                <w:sz w:val="19"/>
-                <w:szCs w:val="19"/>
-              </w:rPr>
-              <w:t>Pasos</w:t>
-            </w:r>
-          </w:p>
-        </w:tc>
-        <w:tc>
-          <w:tcPr>
-            <w:tcW w:w="7338" w:type="dxa"/>
-            <w:tcMar>
-              <w:top w:w="60" w:type="dxa"/>
-              <w:left w:w="100" w:type="dxa"/>
-              <w:bottom w:w="60" w:type="dxa"/>
-              <w:right w:w="100" w:type="dxa"/>
-            </w:tcMar>
-          </w:tcPr>
-          <w:p>
-            <w:pPr>
-              <w:spacing w:after="40"/>
-            </w:pPr>
-            <w:r>
-              <w:rPr>
-                <w:sz w:val="19"/>
-                <w:szCs w:val="19"/>
-              </w:rPr>
-              <w:t>1. Intentar iniciar sesión 5 veces con la contraseña incorrecta.</w:t>
-            </w:r>
-          </w:p>
-          <w:p>
-            <w:pPr>
-              <w:spacing w:after="40"/>
-            </w:pPr>
-            <w:r>
-              <w:rPr>
-                <w:sz w:val="19"/>
-                <w:szCs w:val="19"/>
-              </w:rPr>
-              <w:t>2. Intentar con la contraseña correcta durante el bloqueo.</w:t>
-            </w:r>
-          </w:p>
-          <w:p>
-            <w:pPr>
-              <w:spacing w:after="40"/>
-            </w:pPr>
-            <w:r>
-              <w:rPr>
-                <w:sz w:val="19"/>
-                <w:szCs w:val="19"/>
-              </w:rPr>
-              <w:t>3. Repetir cuando el bloqueo haya vencido.</w:t>
-            </w:r>
-          </w:p>
-        </w:tc>
-      </w:tr>
-      <w:tr>
-        <w:tblPrEx>
-          <w:tblCellMar>
-            <w:top w:w="0" w:type="dxa"/>
-            <w:bottom w:w="0" w:type="dxa"/>
-          </w:tblCellMar>
-        </w:tblPrEx>
-        <w:trPr>
-          <w:cantSplit/>
-        </w:trPr>
-        <w:tc>
-          <w:tcPr>
-            <w:tcW w:w="2300" w:type="dxa"/>
-            <w:shd w:val="clear" w:color="auto" w:fill="E8EEF6"/>
-            <w:tcMar>
-              <w:top w:w="60" w:type="dxa"/>
-              <w:left w:w="100" w:type="dxa"/>
-              <w:bottom w:w="60" w:type="dxa"/>
-              <w:right w:w="100" w:type="dxa"/>
-            </w:tcMar>
-          </w:tcPr>
-          <w:p>
-            <w:pPr>
-              <w:spacing w:after="40"/>
-            </w:pPr>
-            <w:r>
-              <w:rPr>
-                <w:b/>
-                <w:bCs/>
-                <w:sz w:val="19"/>
-                <w:szCs w:val="19"/>
-              </w:rPr>
-              <w:t>Resultado esperado</w:t>
-            </w:r>
-          </w:p>
-        </w:tc>
-        <w:tc>
-          <w:tcPr>
-            <w:tcW w:w="7338" w:type="dxa"/>
-            <w:tcMar>
-              <w:top w:w="60" w:type="dxa"/>
-              <w:left w:w="100" w:type="dxa"/>
-              <w:bottom w:w="60" w:type="dxa"/>
-              <w:right w:w="100" w:type="dxa"/>
-            </w:tcMar>
-          </w:tcPr>
-          <w:p>
-            <w:pPr>
-              <w:spacing w:after="40"/>
-            </w:pPr>
-            <w:r>
-              <w:rPr>
-                <w:sz w:val="19"/>
-                <w:szCs w:val="19"/>
-              </w:rPr>
-              <w:t>Intentos 1–4: «Correo o contraseña incorrectos. Intentos restantes: N.» Intento 5: «Has superado 5 intentos. Cuenta bloqueada por 5 minutos.» Durante el bloqueo se deniega el acceso; al vencer, se permite.</w:t>
-            </w:r>
-          </w:p>
-        </w:tc>
-      </w:tr>
-      <w:tr>
-        <w:tblPrEx>
-          <w:tblCellMar>
-            <w:top w:w="0" w:type="dxa"/>
-            <w:bottom w:w="0" w:type="dxa"/>
-          </w:tblCellMar>
-        </w:tblPrEx>
-        <w:trPr>
-          <w:cantSplit/>
-        </w:trPr>
-        <w:tc>
-          <w:tcPr>
-            <w:tcW w:w="2300" w:type="dxa"/>
-            <w:shd w:val="clear" w:color="auto" w:fill="E8EEF6"/>
-            <w:tcMar>
-              <w:top w:w="60" w:type="dxa"/>
-              <w:left w:w="100" w:type="dxa"/>
-              <w:bottom w:w="60" w:type="dxa"/>
-              <w:right w:w="100" w:type="dxa"/>
-            </w:tcMar>
-          </w:tcPr>
-          <w:p>
-            <w:pPr>
-              <w:spacing w:after="40"/>
-            </w:pPr>
-            <w:r>
-              <w:rPr>
-                <w:b/>
-                <w:bCs/>
-                <w:sz w:val="19"/>
-                <w:szCs w:val="19"/>
-              </w:rPr>
-              <w:t>Criterio de conformidad</w:t>
-            </w:r>
-          </w:p>
-        </w:tc>
-        <w:tc>
-          <w:tcPr>
-            <w:tcW w:w="7338" w:type="dxa"/>
-            <w:tcMar>
-              <w:top w:w="60" w:type="dxa"/>
-              <w:left w:w="100" w:type="dxa"/>
-              <w:bottom w:w="60" w:type="dxa"/>
-              <w:right w:w="100" w:type="dxa"/>
-            </w:tcMar>
-          </w:tcPr>
-          <w:p>
-            <w:pPr>
-              <w:spacing w:after="40"/>
-            </w:pPr>
-            <w:r>
-              <w:rPr>
-                <w:sz w:val="19"/>
-                <w:szCs w:val="19"/>
-              </w:rPr>
-              <w:t>Cumple si el bloqueo se activa al quinto intento y se mantiene 5 minutos.</w:t>
-            </w:r>
-          </w:p>
-        </w:tc>
-      </w:tr>
-      <w:tr>
-        <w:tblPrEx>
-          <w:tblCellMar>
-            <w:top w:w="0" w:type="dxa"/>
-            <w:bottom w:w="0" w:type="dxa"/>
-          </w:tblCellMar>
-        </w:tblPrEx>
-        <w:trPr>
-          <w:cantSplit/>
-        </w:trPr>
-        <w:tc>
-          <w:tcPr>
-            <w:tcW w:w="2300" w:type="dxa"/>
-            <w:shd w:val="clear" w:color="auto" w:fill="E8EEF6"/>
-            <w:tcMar>
-              <w:top w:w="60" w:type="dxa"/>
-              <w:left w:w="100" w:type="dxa"/>
-              <w:bottom w:w="60" w:type="dxa"/>
-              <w:right w:w="100" w:type="dxa"/>
-            </w:tcMar>
-          </w:tcPr>
-          <w:p>
-            <w:pPr>
-              <w:spacing w:after="40"/>
-            </w:pPr>
-            <w:r>
-              <w:rPr>
-                <w:b/>
-                <w:bCs/>
-                <w:sz w:val="19"/>
-                <w:szCs w:val="19"/>
-              </w:rPr>
-              <w:t>Resultado obtenido</w:t>
-            </w:r>
-          </w:p>
-        </w:tc>
-        <w:tc>
-          <w:tcPr>
-            <w:tcW w:w="7338" w:type="dxa"/>
-            <w:tcMar>
-              <w:top w:w="60" w:type="dxa"/>
-              <w:left w:w="100" w:type="dxa"/>
-              <w:bottom w:w="60" w:type="dxa"/>
-              <w:right w:w="100" w:type="dxa"/>
-            </w:tcMar>
-          </w:tcPr>
-          <w:p>
-            <w:pPr>
-              <w:spacing w:after="40"/>
-            </w:pPr>
-            <w:r>
-              <w:rPr>
-                <w:sz w:val="19"/>
-                <w:szCs w:val="19"/>
-              </w:rPr>
-              <w:t>✔</w:t>
-            </w:r>
-            <w:r>
-              <w:rPr>
-                <w:sz w:val="19"/>
-                <w:szCs w:val="19"/>
-              </w:rPr>
-              <w:t xml:space="preserve"> Intentos 1–4 informan intentos restantes: Correo o contraseña incorrectos. Intentos restantes: 4. | Correo o contraseña incorrectos. Intentos restantes: 3. | Correo o contraseña incorrectos. Intentos restantes: 2. | Correo o contraseña incorrectos. Intentos restantes: 1.</w:t>
-            </w:r>
-          </w:p>
-          <w:p>
-            <w:pPr>
-              <w:spacing w:after="40"/>
-            </w:pPr>
-            <w:r>
-              <w:rPr>
-                <w:sz w:val="19"/>
-                <w:szCs w:val="19"/>
-              </w:rPr>
-              <w:t>✔</w:t>
-            </w:r>
-            <w:r>
-              <w:rPr>
-                <w:sz w:val="19"/>
-                <w:szCs w:val="19"/>
-              </w:rPr>
-              <w:t xml:space="preserve"> Intento 5 bloquea la cuenta: Has superado 5 intentos. Cuenta bloqueada por 5 minutos.</w:t>
-            </w:r>
-          </w:p>
-          <w:p>
-            <w:pPr>
-              <w:spacing w:after="40"/>
-            </w:pPr>
-            <w:r>
-              <w:rPr>
-                <w:sz w:val="19"/>
-                <w:szCs w:val="19"/>
-              </w:rPr>
-              <w:t>✔</w:t>
-            </w:r>
-            <w:r>
-              <w:rPr>
-                <w:sz w:val="19"/>
-                <w:szCs w:val="19"/>
-              </w:rPr>
-              <w:t xml:space="preserve"> Con la clave correcta durante el bloqueo se deniega el acceso: Cuenta bloqueada temporalmente por intentos fallidos. Intenta en 5 minuto(s).</w:t>
-            </w:r>
-          </w:p>
-          <w:p>
-            <w:pPr>
-              <w:spacing w:after="40"/>
-            </w:pPr>
-            <w:r>
-              <w:rPr>
-                <w:sz w:val="19"/>
-                <w:szCs w:val="19"/>
-              </w:rPr>
-              <w:t>✔</w:t>
-            </w:r>
-            <w:r>
-              <w:rPr>
-                <w:sz w:val="19"/>
-                <w:szCs w:val="19"/>
-              </w:rPr>
-              <w:t xml:space="preserve"> Duración del bloqueo ≈ 5 min: bloqueo restante: 4.98 min</w:t>
-            </w:r>
-          </w:p>
-          <w:p>
-            <w:pPr>
-              <w:spacing w:after="40"/>
-            </w:pPr>
-            <w:r>
-              <w:rPr>
-                <w:sz w:val="19"/>
-                <w:szCs w:val="19"/>
-              </w:rPr>
-              <w:t>✔</w:t>
-            </w:r>
-            <w:r>
-              <w:rPr>
-                <w:sz w:val="19"/>
-                <w:szCs w:val="19"/>
-              </w:rPr>
-              <w:t xml:space="preserve"> Vencido el bloqueo, la clave correcta permite ingresar: sesión: demo@techstore.pe</w:t>
-            </w:r>
-          </w:p>
-        </w:tc>
-      </w:tr>
-      <w:tr>
-        <w:tblPrEx>
-          <w:tblCellMar>
-            <w:top w:w="0" w:type="dxa"/>
-            <w:bottom w:w="0" w:type="dxa"/>
-          </w:tblCellMar>
-        </w:tblPrEx>
-        <w:trPr>
-          <w:cantSplit/>
-        </w:trPr>
-        <w:tc>
-          <w:tcPr>
-            <w:tcW w:w="2300" w:type="dxa"/>
-            <w:shd w:val="clear" w:color="auto" w:fill="E8EEF6"/>
-            <w:tcMar>
-              <w:top w:w="60" w:type="dxa"/>
-              <w:left w:w="100" w:type="dxa"/>
-              <w:bottom w:w="60" w:type="dxa"/>
-              <w:right w:w="100" w:type="dxa"/>
-            </w:tcMar>
-          </w:tcPr>
-          <w:p>
-            <w:pPr>
-              <w:spacing w:after="40"/>
-            </w:pPr>
-            <w:r>
-              <w:rPr>
-                <w:b/>
-                <w:bCs/>
-                <w:sz w:val="19"/>
-                <w:szCs w:val="19"/>
-              </w:rPr>
-              <w:t>Nota</w:t>
-            </w:r>
-          </w:p>
-        </w:tc>
-        <w:tc>
-          <w:tcPr>
-            <w:tcW w:w="7338" w:type="dxa"/>
-            <w:tcMar>
-              <w:top w:w="60" w:type="dxa"/>
-              <w:left w:w="100" w:type="dxa"/>
-              <w:bottom w:w="60" w:type="dxa"/>
-              <w:right w:w="100" w:type="dxa"/>
-            </w:tcMar>
-          </w:tcPr>
-          <w:p>
-            <w:pPr>
-              <w:spacing w:after="40"/>
-            </w:pPr>
-            <w:r>
-              <w:rPr>
-                <w:sz w:val="19"/>
-                <w:szCs w:val="19"/>
-              </w:rPr>
-              <w:t>El paso de 5 minutos se simuló adelantando la hora de desbloqueo guardada en localStorage.</w:t>
-            </w:r>
-          </w:p>
-        </w:tc>
-      </w:tr>
-      <w:tr>
-        <w:tblPrEx>
-          <w:tblCellMar>
-            <w:top w:w="0" w:type="dxa"/>
-            <w:bottom w:w="0" w:type="dxa"/>
-          </w:tblCellMar>
-        </w:tblPrEx>
-        <w:trPr>
-          <w:cantSplit/>
-        </w:trPr>
-        <w:tc>
-          <w:tcPr>
-            <w:tcW w:w="2300" w:type="dxa"/>
-            <w:shd w:val="clear" w:color="auto" w:fill="E8EEF6"/>
-            <w:tcMar>
-              <w:top w:w="60" w:type="dxa"/>
-              <w:left w:w="100" w:type="dxa"/>
-              <w:bottom w:w="60" w:type="dxa"/>
-              <w:right w:w="100" w:type="dxa"/>
-            </w:tcMar>
-          </w:tcPr>
-          <w:p>
-            <w:pPr>
-              <w:spacing w:after="40"/>
-            </w:pPr>
-            <w:r>
-              <w:rPr>
-                <w:b/>
-                <w:bCs/>
-                <w:sz w:val="19"/>
-                <w:szCs w:val="19"/>
-              </w:rPr>
-              <w:t>Navegadores</w:t>
-            </w:r>
-          </w:p>
-        </w:tc>
-        <w:tc>
-          <w:tcPr>
-            <w:tcW w:w="7338" w:type="dxa"/>
-            <w:tcMar>
-              <w:top w:w="60" w:type="dxa"/>
-              <w:left w:w="100" w:type="dxa"/>
-              <w:bottom w:w="60" w:type="dxa"/>
-              <w:right w:w="100" w:type="dxa"/>
-            </w:tcMar>
-          </w:tcPr>
-          <w:p>
-            <w:pPr>
-              <w:spacing w:after="40"/>
-            </w:pPr>
-            <w:r>
-              <w:rPr>
-                <w:sz w:val="19"/>
-                <w:szCs w:val="19"/>
-              </w:rPr>
-              <w:t>Chrome 154.0.8037.98: Cumple · Edge 155.0.4283.45: Cumple</w:t>
-            </w:r>
-          </w:p>
-        </w:tc>
-      </w:tr>
-      <w:tr>
-        <w:tblPrEx>
-          <w:tblCellMar>
-            <w:top w:w="0" w:type="dxa"/>
-            <w:bottom w:w="0" w:type="dxa"/>
-          </w:tblCellMar>
-        </w:tblPrEx>
-        <w:trPr>
-          <w:cantSplit/>
-        </w:trPr>
-        <w:tc>
-          <w:tcPr>
-            <w:tcW w:w="2300" w:type="dxa"/>
-            <w:shd w:val="clear" w:color="auto" w:fill="E8EEF6"/>
-            <w:tcMar>
-              <w:top w:w="60" w:type="dxa"/>
-              <w:left w:w="100" w:type="dxa"/>
-              <w:bottom w:w="60" w:type="dxa"/>
-              <w:right w:w="100" w:type="dxa"/>
-            </w:tcMar>
-          </w:tcPr>
-          <w:p>
-            <w:pPr>
-              <w:spacing w:after="40"/>
-            </w:pPr>
-            <w:r>
-              <w:rPr>
-                <w:b/>
-                <w:bCs/>
-                <w:sz w:val="19"/>
-                <w:szCs w:val="19"/>
-              </w:rPr>
-              <w:t>Veredicto</w:t>
-            </w:r>
-          </w:p>
-        </w:tc>
-        <w:tc>
-          <w:tcPr>
-            <w:tcW w:w="7338" w:type="dxa"/>
-            <w:shd w:val="clear" w:color="auto" w:fill="E6F4EA"/>
-            <w:tcMar>
-              <w:top w:w="60" w:type="dxa"/>
-              <w:left w:w="100" w:type="dxa"/>
-              <w:bottom w:w="60" w:type="dxa"/>
-              <w:right w:w="100" w:type="dxa"/>
-            </w:tcMar>
-          </w:tcPr>
-          <w:p>
-            <w:pPr>
-              <w:spacing w:after="40"/>
-            </w:pPr>
-            <w:r>
-              <w:rPr>
-                <w:sz w:val="19"/>
-                <w:szCs w:val="19"/>
-              </w:rPr>
-              <w:t>Cumple</w:t>
-            </w:r>
-          </w:p>
-        </w:tc>
-      </w:tr>
-    </w:tbl>
-    <w:p>
-      <w:pPr>
-        <w:keepNext/>
-        <w:spacing w:before="80" w:after="40"/>
-        <w:jc w:val="center"/>
-      </w:pPr>
-      <w:r>
-        <w:rPr>
-          <w:noProof/>
-        </w:rPr>
-        <w:drawing>
-          <wp:inline distT="0" distB="0" distL="0" distR="0" wp14:anchorId="71638F63" wp14:editId="1380C87F">
-            <wp:extent cx="4476750" cy="3009900"/>
-            <wp:effectExtent l="0" t="0" r="0" b="0"/>
-            <wp:docPr id="64002146" name="Evidencia CC02: Acceso denegado con la contraseña correcta mientras la cuenta está bloqueada." descr="Evidencia CC02: Acceso denegado con la contraseña correcta mientras la cuenta está bloqueada." title="Evidencia CC02: Acceso denegado con la contraseña correcta mientras la cuenta está bloqueada."/>
             <wp:cNvGraphicFramePr>
               <a:graphicFrameLocks xmlns:a="http://schemas.openxmlformats.org/drawingml/2006/main" noChangeAspect="1"/>
             </wp:cNvGraphicFramePr>
@@ -4404,18 +3533,18 @@
           <w:sz w:val="18"/>
           <w:szCs w:val="18"/>
         </w:rPr>
-        <w:t>Evidencia CC02: Acceso denegado con la contraseña correcta mientras la cuenta está bloqueada.</w:t>
+        <w:t>Evidencia CC01: Contraseña «Abcd1234» rechazada: falta el carácter especial.</w:t>
       </w:r>
     </w:p>
     <w:p>
       <w:pPr>
         <w:pStyle w:val="Ttulo2"/>
       </w:pPr>
-      <w:bookmarkStart w:id="7" w:name="_Toc242461207"/>
+      <w:bookmarkStart w:id="6" w:name="_Toc242461955"/>
       <w:r>
-        <w:t>Caso CC03: Conformidad con la gestión de sesión segura (ISO/IEC 25010 – Seguridad)</w:t>
+        <w:t>Caso CC02: Conformidad con el bloqueo por intentos fallidos (ISO/IEC 25010 – Seguridad)</w:t>
       </w:r>
-      <w:bookmarkEnd w:id="7"/>
+      <w:bookmarkEnd w:id="6"/>
     </w:p>
     <w:tbl>
       <w:tblPr>
@@ -4439,12 +3568,6 @@
         <w:gridCol w:w="7338"/>
       </w:tblGrid>
       <w:tr>
-        <w:tblPrEx>
-          <w:tblCellMar>
-            <w:top w:w="0" w:type="dxa"/>
-            <w:bottom w:w="0" w:type="dxa"/>
-          </w:tblCellMar>
-        </w:tblPrEx>
         <w:trPr>
           <w:cantSplit/>
         </w:trPr>
@@ -4493,18 +3616,12 @@
                 <w:sz w:val="19"/>
                 <w:szCs w:val="19"/>
               </w:rPr>
-              <w:t>La sesión expira tras 15 minutos de inactividad (RNF04, HU22).</w:t>
+              <w:t>Tras 5 intentos fallidos la cuenta se bloquea 5 minutos (RNF04, HU20).</w:t>
             </w:r>
           </w:p>
         </w:tc>
       </w:tr>
       <w:tr>
-        <w:tblPrEx>
-          <w:tblCellMar>
-            <w:top w:w="0" w:type="dxa"/>
-            <w:bottom w:w="0" w:type="dxa"/>
-          </w:tblCellMar>
-        </w:tblPrEx>
         <w:trPr>
           <w:cantSplit/>
         </w:trPr>
@@ -4553,18 +3670,12 @@
                 <w:sz w:val="19"/>
                 <w:szCs w:val="19"/>
               </w:rPr>
-              <w:t>Usuario autenticado en una página protegida («Mis pedidos»).</w:t>
+              <w:t>Existe la cuenta demo@techstore.pe sin intentos fallidos previos.</w:t>
             </w:r>
           </w:p>
         </w:tc>
       </w:tr>
       <w:tr>
-        <w:tblPrEx>
-          <w:tblCellMar>
-            <w:top w:w="0" w:type="dxa"/>
-            <w:bottom w:w="0" w:type="dxa"/>
-          </w:tblCellMar>
-        </w:tblPrEx>
         <w:trPr>
           <w:cantSplit/>
         </w:trPr>
@@ -4590,7 +3701,7 @@
                 <w:sz w:val="19"/>
                 <w:szCs w:val="19"/>
               </w:rPr>
-              <w:t>Pasos</w:t>
+              <w:t>Entradas</w:t>
             </w:r>
           </w:p>
         </w:tc>
@@ -4613,42 +3724,12 @@
                 <w:sz w:val="19"/>
                 <w:szCs w:val="19"/>
               </w:rPr>
-              <w:t>1. Iniciar sesión y abrir «Mis pedidos».</w:t>
-            </w:r>
-          </w:p>
-          <w:p>
-            <w:pPr>
-              <w:spacing w:after="40"/>
-            </w:pPr>
-            <w:r>
-              <w:rPr>
-                <w:sz w:val="19"/>
-                <w:szCs w:val="19"/>
-              </w:rPr>
-              <w:t>2. No realizar actividad hasta que venza el tiempo de inactividad.</w:t>
-            </w:r>
-          </w:p>
-          <w:p>
-            <w:pPr>
-              <w:spacing w:after="40"/>
-            </w:pPr>
-            <w:r>
-              <w:rPr>
-                <w:sz w:val="19"/>
-                <w:szCs w:val="19"/>
-              </w:rPr>
-              <w:t>3. Intentar abrir el checkout.</w:t>
+              <w:t>Contraseña incorrecta «Clave@0000» (5 veces); luego la correcta «Demo@1234».</w:t>
             </w:r>
           </w:p>
         </w:tc>
       </w:tr>
       <w:tr>
-        <w:tblPrEx>
-          <w:tblCellMar>
-            <w:top w:w="0" w:type="dxa"/>
-            <w:bottom w:w="0" w:type="dxa"/>
-          </w:tblCellMar>
-        </w:tblPrEx>
         <w:trPr>
           <w:cantSplit/>
         </w:trPr>
@@ -4674,7 +3755,7 @@
                 <w:sz w:val="19"/>
                 <w:szCs w:val="19"/>
               </w:rPr>
-              <w:t>Resultado esperado</w:t>
+              <w:t>Pasos</w:t>
             </w:r>
           </w:p>
         </w:tc>
@@ -4697,18 +3778,36 @@
                 <w:sz w:val="19"/>
                 <w:szCs w:val="19"/>
               </w:rPr>
-              <w:t>El sistema cierra la sesión y redirige al login con «Tu sesión se cerró por inactividad (15 minutos). Vuelve a iniciar sesión.»; el checkout exige volver a iniciar sesión.</w:t>
+              <w:t>1. Intentar iniciar sesión 5 veces con la contraseña incorrecta.</w:t>
+            </w:r>
+          </w:p>
+          <w:p>
+            <w:pPr>
+              <w:spacing w:after="40"/>
+            </w:pPr>
+            <w:r>
+              <w:rPr>
+                <w:sz w:val="19"/>
+                <w:szCs w:val="19"/>
+              </w:rPr>
+              <w:t>2. Intentar con la contraseña correcta durante el bloqueo.</w:t>
+            </w:r>
+          </w:p>
+          <w:p>
+            <w:pPr>
+              <w:spacing w:after="40"/>
+            </w:pPr>
+            <w:r>
+              <w:rPr>
+                <w:sz w:val="19"/>
+                <w:szCs w:val="19"/>
+              </w:rPr>
+              <w:t>3. Repetir cuando el bloqueo haya vencido.</w:t>
             </w:r>
           </w:p>
         </w:tc>
       </w:tr>
       <w:tr>
-        <w:tblPrEx>
-          <w:tblCellMar>
-            <w:top w:w="0" w:type="dxa"/>
-            <w:bottom w:w="0" w:type="dxa"/>
-          </w:tblCellMar>
-        </w:tblPrEx>
         <w:trPr>
           <w:cantSplit/>
         </w:trPr>
@@ -4734,7 +3833,7 @@
                 <w:sz w:val="19"/>
                 <w:szCs w:val="19"/>
               </w:rPr>
-              <w:t>Criterio de conformidad</w:t>
+              <w:t>Resultado esperado</w:t>
             </w:r>
           </w:p>
         </w:tc>
@@ -4757,18 +3856,12 @@
                 <w:sz w:val="19"/>
                 <w:szCs w:val="19"/>
               </w:rPr>
-              <w:t>Cumple si la sesión expira y obliga al reingreso.</w:t>
+              <w:t>Intentos 1–4: «Correo o contraseña incorrectos. Intentos restantes: N.» Intento 5: «Has superado 5 intentos. Cuenta bloqueada por 5 minutos.» Durante el bloqueo se deniega el acceso; al vencer, se permite.</w:t>
             </w:r>
           </w:p>
         </w:tc>
       </w:tr>
       <w:tr>
-        <w:tblPrEx>
-          <w:tblCellMar>
-            <w:top w:w="0" w:type="dxa"/>
-            <w:bottom w:w="0" w:type="dxa"/>
-          </w:tblCellMar>
-        </w:tblPrEx>
         <w:trPr>
           <w:cantSplit/>
         </w:trPr>
@@ -4794,7 +3887,7 @@
                 <w:sz w:val="19"/>
                 <w:szCs w:val="19"/>
               </w:rPr>
-              <w:t>Resultado obtenido</w:t>
+              <w:t>Criterio de conformidad</w:t>
             </w:r>
           </w:p>
         </w:tc>
@@ -4817,82 +3910,12 @@
                 <w:sz w:val="19"/>
                 <w:szCs w:val="19"/>
               </w:rPr>
-              <w:t>✔</w:t>
-            </w:r>
-            <w:r>
-              <w:rPr>
-                <w:sz w:val="19"/>
-                <w:szCs w:val="19"/>
-              </w:rPr>
-              <w:t xml:space="preserve"> Tiempo de inactividad configurado = 15 min: 15 min</w:t>
-            </w:r>
-          </w:p>
-          <w:p>
-            <w:pPr>
-              <w:spacing w:after="40"/>
-            </w:pPr>
-            <w:r>
-              <w:rPr>
-                <w:sz w:val="19"/>
-                <w:szCs w:val="19"/>
-              </w:rPr>
-              <w:t>✔</w:t>
-            </w:r>
-            <w:r>
-              <w:rPr>
-                <w:sz w:val="19"/>
-                <w:szCs w:val="19"/>
-              </w:rPr>
-              <w:t xml:space="preserve"> Sin actividad, redirige al login: login.html?expired=1&amp;next=pedidos.html</w:t>
-            </w:r>
-          </w:p>
-          <w:p>
-            <w:pPr>
-              <w:spacing w:after="40"/>
-            </w:pPr>
-            <w:r>
-              <w:rPr>
-                <w:sz w:val="19"/>
-                <w:szCs w:val="19"/>
-              </w:rPr>
-              <w:t>✔</w:t>
-            </w:r>
-            <w:r>
-              <w:rPr>
-                <w:sz w:val="19"/>
-                <w:szCs w:val="19"/>
-              </w:rPr>
-              <w:t xml:space="preserve"> Mensaje de sesión cerrada por inactividad: Tu sesión se cerró por inactividad (15 minutos). Vuelve a iniciar sesión.</w:t>
-            </w:r>
-          </w:p>
-          <w:p>
-            <w:pPr>
-              <w:spacing w:after="40"/>
-            </w:pPr>
-            <w:r>
-              <w:rPr>
-                <w:sz w:val="19"/>
-                <w:szCs w:val="19"/>
-              </w:rPr>
-              <w:t>✔</w:t>
-            </w:r>
-            <w:r>
-              <w:rPr>
-                <w:sz w:val="19"/>
-                <w:szCs w:val="19"/>
-              </w:rPr>
-              <w:t xml:space="preserve"> El checkout exige volver a iniciar sesión: login.html?auth=1&amp;next=checkout.html</w:t>
+              <w:t>Cumple si el bloqueo se activa al quinto intento y se mantiene 5 minutos.</w:t>
             </w:r>
           </w:p>
         </w:tc>
       </w:tr>
       <w:tr>
-        <w:tblPrEx>
-          <w:tblCellMar>
-            <w:top w:w="0" w:type="dxa"/>
-            <w:bottom w:w="0" w:type="dxa"/>
-          </w:tblCellMar>
-        </w:tblPrEx>
         <w:trPr>
           <w:cantSplit/>
         </w:trPr>
@@ -4918,7 +3941,7 @@
                 <w:sz w:val="19"/>
                 <w:szCs w:val="19"/>
               </w:rPr>
-              <w:t>Nota</w:t>
+              <w:t>Resultado obtenido</w:t>
             </w:r>
           </w:p>
         </w:tc>
@@ -4941,18 +3964,60 @@
                 <w:sz w:val="19"/>
                 <w:szCs w:val="19"/>
               </w:rPr>
-              <w:t>Se redujo el tiempo de inactividad a 20 s con Store.set('session_timeout_ms', 20000) y se restauró al terminar.</w:t>
+              <w:t>✔ Intentos 1–4 informan intentos restantes: Correo o contraseña incorrectos. Intentos restantes: 4. | Correo o contraseña incorrectos. Intentos restantes: 3. | Correo o contraseña incorrectos. Intentos restantes: 2. | Correo o contraseña incorrectos. Intentos restantes: 1.</w:t>
+            </w:r>
+          </w:p>
+          <w:p>
+            <w:pPr>
+              <w:spacing w:after="40"/>
+            </w:pPr>
+            <w:r>
+              <w:rPr>
+                <w:sz w:val="19"/>
+                <w:szCs w:val="19"/>
+              </w:rPr>
+              <w:t>✔ Intento 5 bloquea la cuenta: Has superado 5 intentos. Cuenta bloqueada por 5 minutos.</w:t>
+            </w:r>
+          </w:p>
+          <w:p>
+            <w:pPr>
+              <w:spacing w:after="40"/>
+            </w:pPr>
+            <w:r>
+              <w:rPr>
+                <w:sz w:val="19"/>
+                <w:szCs w:val="19"/>
+              </w:rPr>
+              <w:t>✔ Con la clave correcta durante el bloqueo se deniega el acceso: Cuenta bloqueada temporalmente por intentos fallidos. Intenta en 5 minuto(s).</w:t>
+            </w:r>
+          </w:p>
+          <w:p>
+            <w:pPr>
+              <w:spacing w:after="40"/>
+            </w:pPr>
+            <w:r>
+              <w:rPr>
+                <w:sz w:val="19"/>
+                <w:szCs w:val="19"/>
+              </w:rPr>
+              <w:t>✔ Duración del bloqueo ≈ 5 min: bloqueo restante: 4.98 min</w:t>
+            </w:r>
+          </w:p>
+          <w:p>
+            <w:pPr>
+              <w:spacing w:after="40"/>
+            </w:pPr>
+            <w:r>
+              <w:rPr>
+                <w:sz w:val="19"/>
+                <w:szCs w:val="19"/>
+              </w:rPr>
+              <w:t>✔ Vencido el bloqueo, la clave correcta permite ingresar: sesión: demo@techstore.pe</w:t>
             </w:r>
           </w:p>
         </w:tc>
       </w:tr>
       <w:tr>
-        <w:tblPrEx>
-          <w:tblCellMar>
-            <w:top w:w="0" w:type="dxa"/>
-            <w:bottom w:w="0" w:type="dxa"/>
-          </w:tblCellMar>
-        </w:tblPrEx>
         <w:trPr>
           <w:cantSplit/>
         </w:trPr>
@@ -4978,7 +4043,7 @@
                 <w:sz w:val="19"/>
                 <w:szCs w:val="19"/>
               </w:rPr>
-              <w:t>Navegadores</w:t>
+              <w:t>Nota</w:t>
             </w:r>
           </w:p>
         </w:tc>
@@ -5001,18 +4066,66 @@
                 <w:sz w:val="19"/>
                 <w:szCs w:val="19"/>
               </w:rPr>
-              <w:t>Chrome 154.0.8037.98: Cumple · Edge 155.0.4283.45: Cumple</w:t>
+              <w:t>El paso de 5 minutos se simuló adelantando la hora de desbloqueo guardada en localStorage.</w:t>
             </w:r>
           </w:p>
         </w:tc>
       </w:tr>
       <w:tr>
-        <w:tblPrEx>
-          <w:tblCellMar>
-            <w:top w:w="0" w:type="dxa"/>
-            <w:bottom w:w="0" w:type="dxa"/>
-          </w:tblCellMar>
-        </w:tblPrEx>
+        <w:trPr>
+          <w:cantSplit/>
+        </w:trPr>
+        <w:tc>
+          <w:tcPr>
+            <w:tcW w:w="2300" w:type="dxa"/>
+            <w:shd w:val="clear" w:color="auto" w:fill="E8EEF6"/>
+            <w:tcMar>
+              <w:top w:w="60" w:type="dxa"/>
+              <w:left w:w="100" w:type="dxa"/>
+              <w:bottom w:w="60" w:type="dxa"/>
+              <w:right w:w="100" w:type="dxa"/>
+            </w:tcMar>
+          </w:tcPr>
+          <w:p>
+            <w:pPr>
+              <w:spacing w:after="40"/>
+            </w:pPr>
+            <w:r>
+              <w:rPr>
+                <w:b/>
+                <w:bCs/>
+                <w:sz w:val="19"/>
+                <w:szCs w:val="19"/>
+              </w:rPr>
+              <w:t>Navegadores</w:t>
+            </w:r>
+          </w:p>
+        </w:tc>
+        <w:tc>
+          <w:tcPr>
+            <w:tcW w:w="7338" w:type="dxa"/>
+            <w:tcMar>
+              <w:top w:w="60" w:type="dxa"/>
+              <w:left w:w="100" w:type="dxa"/>
+              <w:bottom w:w="60" w:type="dxa"/>
+              <w:right w:w="100" w:type="dxa"/>
+            </w:tcMar>
+          </w:tcPr>
+          <w:p>
+            <w:pPr>
+              <w:spacing w:after="40"/>
+            </w:pPr>
+            <w:r>
+              <w:rPr>
+                <w:sz w:val="19"/>
+                <w:szCs w:val="19"/>
+              </w:rPr>
+              <w:t>Chrome 154.0.8037.98: Cumple · Edge 155.0.4283.45: Cumple</w:t>
+            </w:r>
+          </w:p>
+        </w:tc>
+      </w:tr>
+      <w:tr>
         <w:trPr>
           <w:cantSplit/>
         </w:trPr>
@@ -5079,10 +4192,10 @@
           <w:noProof/>
         </w:rPr>
         <w:drawing>
-          <wp:inline distT="0" distB="0" distL="0" distR="0" wp14:anchorId="4E987765" wp14:editId="4A292D91">
+          <wp:inline distT="0" distB="0" distL="0" distR="0" wp14:anchorId="71638F63" wp14:editId="1380C87F">
             <wp:extent cx="4476750" cy="3009900"/>
             <wp:effectExtent l="0" t="0" r="0" b="0"/>
-            <wp:docPr id="1148223984" name="Evidencia CC03: Redirección al login con el aviso de sesión cerrada por inactividad." descr="Evidencia CC03: Redirección al login con el aviso de sesión cerrada por inactividad." title="Evidencia CC03: Redirección al login con el aviso de sesión cerrada por inactividad."/>
+            <wp:docPr id="64002146" name="Evidencia CC02: Acceso denegado con la contraseña correcta mientras la cuenta está bloqueada." descr="Evidencia CC02: Acceso denegado con la contraseña correcta mientras la cuenta está bloqueada." title="Evidencia CC02: Acceso denegado con la contraseña correcta mientras la cuenta está bloqueada."/>
             <wp:cNvGraphicFramePr>
               <a:graphicFrameLocks xmlns:a="http://schemas.openxmlformats.org/drawingml/2006/main" noChangeAspect="1"/>
             </wp:cNvGraphicFramePr>
@@ -5131,18 +4244,18 @@
           <w:sz w:val="18"/>
           <w:szCs w:val="18"/>
         </w:rPr>
-        <w:t>Evidencia CC03: Redirección al login con el aviso de sesión cerrada por inactividad.</w:t>
+        <w:t>Evidencia CC02: Acceso denegado con la contraseña correcta mientras la cuenta está bloqueada.</w:t>
       </w:r>
     </w:p>
     <w:p>
       <w:pPr>
         <w:pStyle w:val="Ttulo2"/>
       </w:pPr>
-      <w:bookmarkStart w:id="8" w:name="_Toc242461208"/>
+      <w:bookmarkStart w:id="7" w:name="_Toc242461956"/>
       <w:r>
-        <w:t>Caso CC04: Conformidad con la protección de datos personales (Ley N.° 29733)</w:t>
+        <w:t>Caso CC03: Conformidad con la gestión de sesión segura (ISO/IEC 25010 – Seguridad)</w:t>
       </w:r>
-      <w:bookmarkEnd w:id="8"/>
+      <w:bookmarkEnd w:id="7"/>
     </w:p>
     <w:tbl>
       <w:tblPr>
@@ -5166,12 +4279,6 @@
         <w:gridCol w:w="7338"/>
       </w:tblGrid>
       <w:tr>
-        <w:tblPrEx>
-          <w:tblCellMar>
-            <w:top w:w="0" w:type="dxa"/>
-            <w:bottom w:w="0" w:type="dxa"/>
-          </w:tblCellMar>
-        </w:tblPrEx>
         <w:trPr>
           <w:cantSplit/>
         </w:trPr>
@@ -5220,18 +4327,12 @@
                 <w:sz w:val="19"/>
                 <w:szCs w:val="19"/>
               </w:rPr>
-              <w:t>Solicitar consentimiento libre, previo, expreso e informado antes de tratar datos personales (RNF05, HU19).</w:t>
+              <w:t>La sesión expira tras 15 minutos de inactividad (RNF04, HU22).</w:t>
             </w:r>
           </w:p>
         </w:tc>
       </w:tr>
       <w:tr>
-        <w:tblPrEx>
-          <w:tblCellMar>
-            <w:top w:w="0" w:type="dxa"/>
-            <w:bottom w:w="0" w:type="dxa"/>
-          </w:tblCellMar>
-        </w:tblPrEx>
         <w:trPr>
           <w:cantSplit/>
         </w:trPr>
@@ -5280,18 +4381,12 @@
                 <w:sz w:val="19"/>
                 <w:szCs w:val="19"/>
               </w:rPr>
-              <w:t>Usuario nuevo en la pantalla de registro.</w:t>
+              <w:t>Usuario autenticado en una página protegida («Mis pedidos»).</w:t>
             </w:r>
           </w:p>
         </w:tc>
       </w:tr>
       <w:tr>
-        <w:tblPrEx>
-          <w:tblCellMar>
-            <w:top w:w="0" w:type="dxa"/>
-            <w:bottom w:w="0" w:type="dxa"/>
-          </w:tblCellMar>
-        </w:tblPrEx>
         <w:trPr>
           <w:cantSplit/>
         </w:trPr>
@@ -5340,42 +4435,36 @@
                 <w:sz w:val="19"/>
                 <w:szCs w:val="19"/>
               </w:rPr>
-              <w:t>1. Completar el registro sin marcar la casilla de consentimiento.</w:t>
-            </w:r>
-          </w:p>
-          <w:p>
-            <w:pPr>
-              <w:spacing w:after="40"/>
-            </w:pPr>
-            <w:r>
-              <w:rPr>
-                <w:sz w:val="19"/>
-                <w:szCs w:val="19"/>
-              </w:rPr>
-              <w:t>2. Revisar el enlace «Política de Privacidad» y la página privacidad.html.</w:t>
-            </w:r>
-          </w:p>
-          <w:p>
-            <w:pPr>
-              <w:spacing w:after="40"/>
-            </w:pPr>
-            <w:r>
-              <w:rPr>
-                <w:sz w:val="19"/>
-                <w:szCs w:val="19"/>
-              </w:rPr>
-              <w:t>3. Registrarse aceptando la política.</w:t>
+              <w:t>1. Iniciar sesión y abrir «Mis pedidos».</w:t>
+            </w:r>
+          </w:p>
+          <w:p>
+            <w:pPr>
+              <w:spacing w:after="40"/>
+            </w:pPr>
+            <w:r>
+              <w:rPr>
+                <w:sz w:val="19"/>
+                <w:szCs w:val="19"/>
+              </w:rPr>
+              <w:t>2. No realizar actividad hasta que venza el tiempo de inactividad.</w:t>
+            </w:r>
+          </w:p>
+          <w:p>
+            <w:pPr>
+              <w:spacing w:after="40"/>
+            </w:pPr>
+            <w:r>
+              <w:rPr>
+                <w:sz w:val="19"/>
+                <w:szCs w:val="19"/>
+              </w:rPr>
+              <w:t>3. Intentar abrir el checkout.</w:t>
             </w:r>
           </w:p>
         </w:tc>
       </w:tr>
       <w:tr>
-        <w:tblPrEx>
-          <w:tblCellMar>
-            <w:top w:w="0" w:type="dxa"/>
-            <w:bottom w:w="0" w:type="dxa"/>
-          </w:tblCellMar>
-        </w:tblPrEx>
         <w:trPr>
           <w:cantSplit/>
         </w:trPr>
@@ -5424,18 +4513,12 @@
                 <w:sz w:val="19"/>
                 <w:szCs w:val="19"/>
               </w:rPr>
-              <w:t>Sin consentimiento no se crea la cuenta: «Debes aceptar la Política de Privacidad y el tratamiento de datos personales para continuar.» La política es accesible y, al aceptarla, se registra la fecha.</w:t>
+              <w:t>El sistema cierra la sesión y redirige al login con «Tu sesión se cerró por inactividad (15 minutos). Vuelve a iniciar sesión.»; el checkout exige volver a iniciar sesión.</w:t>
             </w:r>
           </w:p>
         </w:tc>
       </w:tr>
       <w:tr>
-        <w:tblPrEx>
-          <w:tblCellMar>
-            <w:top w:w="0" w:type="dxa"/>
-            <w:bottom w:w="0" w:type="dxa"/>
-          </w:tblCellMar>
-        </w:tblPrEx>
         <w:trPr>
           <w:cantSplit/>
         </w:trPr>
@@ -5484,18 +4567,12 @@
                 <w:sz w:val="19"/>
                 <w:szCs w:val="19"/>
               </w:rPr>
-              <w:t>Cumple si no permite continuar sin aceptar y la política está disponible.</w:t>
+              <w:t>Cumple si la sesión expira y obliga al reingreso.</w:t>
             </w:r>
           </w:p>
         </w:tc>
       </w:tr>
       <w:tr>
-        <w:tblPrEx>
-          <w:tblCellMar>
-            <w:top w:w="0" w:type="dxa"/>
-            <w:bottom w:w="0" w:type="dxa"/>
-          </w:tblCellMar>
-        </w:tblPrEx>
         <w:trPr>
           <w:cantSplit/>
         </w:trPr>
@@ -5544,82 +4621,48 @@
                 <w:sz w:val="19"/>
                 <w:szCs w:val="19"/>
               </w:rPr>
-              <w:t>✔</w:t>
-            </w:r>
-            <w:r>
-              <w:rPr>
-                <w:sz w:val="19"/>
-                <w:szCs w:val="19"/>
-              </w:rPr>
-              <w:t xml:space="preserve"> Sin consentimiento no se crea la cuenta: «Debes aceptar la Política de Privacidad y el tratamiento de datos personales para continuar.»; cuenta creada: false</w:t>
-            </w:r>
-          </w:p>
-          <w:p>
-            <w:pPr>
-              <w:spacing w:after="40"/>
-            </w:pPr>
-            <w:r>
-              <w:rPr>
-                <w:sz w:val="19"/>
-                <w:szCs w:val="19"/>
-              </w:rPr>
-              <w:t>✔</w:t>
-            </w:r>
-            <w:r>
-              <w:rPr>
-                <w:sz w:val="19"/>
-                <w:szCs w:val="19"/>
-              </w:rPr>
-              <w:t xml:space="preserve"> Enlace a la política en pestaña nueva: {"href":"privacidad.html","target":"_blank"}</w:t>
-            </w:r>
-          </w:p>
-          <w:p>
-            <w:pPr>
-              <w:spacing w:after="40"/>
-            </w:pPr>
-            <w:r>
-              <w:rPr>
-                <w:sz w:val="19"/>
-                <w:szCs w:val="19"/>
-              </w:rPr>
-              <w:t>✔</w:t>
-            </w:r>
-            <w:r>
-              <w:rPr>
-                <w:sz w:val="19"/>
-                <w:szCs w:val="19"/>
-              </w:rPr>
-              <w:t xml:space="preserve"> La política es accesible y cita la Ley N.° 29733: 1342 caracteres; menciona 29733: true</w:t>
-            </w:r>
-          </w:p>
-          <w:p>
-            <w:pPr>
-              <w:spacing w:after="40"/>
-            </w:pPr>
-            <w:r>
-              <w:rPr>
-                <w:sz w:val="19"/>
-                <w:szCs w:val="19"/>
-              </w:rPr>
-              <w:t>✔</w:t>
-            </w:r>
-            <w:r>
-              <w:rPr>
-                <w:sz w:val="19"/>
-                <w:szCs w:val="19"/>
-              </w:rPr>
-              <w:t xml:space="preserve"> Al aceptar se registra la fecha de consentimiento: 2026-10-09T22:47:40.242Z</w:t>
+              <w:t>✔ Tiempo de inactividad configurado = 15 min: 15 min</w:t>
+            </w:r>
+          </w:p>
+          <w:p>
+            <w:pPr>
+              <w:spacing w:after="40"/>
+            </w:pPr>
+            <w:r>
+              <w:rPr>
+                <w:sz w:val="19"/>
+                <w:szCs w:val="19"/>
+              </w:rPr>
+              <w:t>✔ Sin actividad, redirige al login: login.html?expired=1&amp;next=pedidos.html</w:t>
+            </w:r>
+          </w:p>
+          <w:p>
+            <w:pPr>
+              <w:spacing w:after="40"/>
+            </w:pPr>
+            <w:r>
+              <w:rPr>
+                <w:sz w:val="19"/>
+                <w:szCs w:val="19"/>
+              </w:rPr>
+              <w:t>✔ Mensaje de sesión cerrada por inactividad: Tu sesión se cerró por inactividad (15 minutos). Vuelve a iniciar sesión.</w:t>
+            </w:r>
+          </w:p>
+          <w:p>
+            <w:pPr>
+              <w:spacing w:after="40"/>
+            </w:pPr>
+            <w:r>
+              <w:rPr>
+                <w:sz w:val="19"/>
+                <w:szCs w:val="19"/>
+              </w:rPr>
+              <w:t>✔ El checkout exige volver a iniciar sesión: login.html?auth=1&amp;next=checkout.html</w:t>
             </w:r>
           </w:p>
         </w:tc>
       </w:tr>
       <w:tr>
-        <w:tblPrEx>
-          <w:tblCellMar>
-            <w:top w:w="0" w:type="dxa"/>
-            <w:bottom w:w="0" w:type="dxa"/>
-          </w:tblCellMar>
-        </w:tblPrEx>
         <w:trPr>
           <w:cantSplit/>
         </w:trPr>
@@ -5645,7 +4688,7 @@
                 <w:sz w:val="19"/>
                 <w:szCs w:val="19"/>
               </w:rPr>
-              <w:t>Navegadores</w:t>
+              <w:t>Nota</w:t>
             </w:r>
           </w:p>
         </w:tc>
@@ -5668,18 +4711,66 @@
                 <w:sz w:val="19"/>
                 <w:szCs w:val="19"/>
               </w:rPr>
-              <w:t>Chrome 154.0.8037.98: Cumple · Edge 155.0.4283.45: Cumple</w:t>
+              <w:t>Se redujo el tiempo de inactividad a 20 s con Store.set('session_timeout_ms', 20000) y se restauró al terminar.</w:t>
             </w:r>
           </w:p>
         </w:tc>
       </w:tr>
       <w:tr>
-        <w:tblPrEx>
-          <w:tblCellMar>
-            <w:top w:w="0" w:type="dxa"/>
-            <w:bottom w:w="0" w:type="dxa"/>
-          </w:tblCellMar>
-        </w:tblPrEx>
+        <w:trPr>
+          <w:cantSplit/>
+        </w:trPr>
+        <w:tc>
+          <w:tcPr>
+            <w:tcW w:w="2300" w:type="dxa"/>
+            <w:shd w:val="clear" w:color="auto" w:fill="E8EEF6"/>
+            <w:tcMar>
+              <w:top w:w="60" w:type="dxa"/>
+              <w:left w:w="100" w:type="dxa"/>
+              <w:bottom w:w="60" w:type="dxa"/>
+              <w:right w:w="100" w:type="dxa"/>
+            </w:tcMar>
+          </w:tcPr>
+          <w:p>
+            <w:pPr>
+              <w:spacing w:after="40"/>
+            </w:pPr>
+            <w:r>
+              <w:rPr>
+                <w:b/>
+                <w:bCs/>
+                <w:sz w:val="19"/>
+                <w:szCs w:val="19"/>
+              </w:rPr>
+              <w:t>Navegadores</w:t>
+            </w:r>
+          </w:p>
+        </w:tc>
+        <w:tc>
+          <w:tcPr>
+            <w:tcW w:w="7338" w:type="dxa"/>
+            <w:tcMar>
+              <w:top w:w="60" w:type="dxa"/>
+              <w:left w:w="100" w:type="dxa"/>
+              <w:bottom w:w="60" w:type="dxa"/>
+              <w:right w:w="100" w:type="dxa"/>
+            </w:tcMar>
+          </w:tcPr>
+          <w:p>
+            <w:pPr>
+              <w:spacing w:after="40"/>
+            </w:pPr>
+            <w:r>
+              <w:rPr>
+                <w:sz w:val="19"/>
+                <w:szCs w:val="19"/>
+              </w:rPr>
+              <w:t>Chrome 154.0.8037.98: Cumple · Edge 155.0.4283.45: Cumple</w:t>
+            </w:r>
+          </w:p>
+        </w:tc>
+      </w:tr>
+      <w:tr>
         <w:trPr>
           <w:cantSplit/>
         </w:trPr>
@@ -5746,10 +4837,10 @@
           <w:noProof/>
         </w:rPr>
         <w:drawing>
-          <wp:inline distT="0" distB="0" distL="0" distR="0" wp14:anchorId="28C5DF48" wp14:editId="4A138B32">
+          <wp:inline distT="0" distB="0" distL="0" distR="0" wp14:anchorId="4E987765" wp14:editId="4A292D91">
             <wp:extent cx="4476750" cy="3009900"/>
             <wp:effectExtent l="0" t="0" r="0" b="0"/>
-            <wp:docPr id="1835166547" name="Evidencia CC04: Registro rechazado por no aceptar la Política de Privacidad." descr="Evidencia CC04: Registro rechazado por no aceptar la Política de Privacidad." title="Evidencia CC04: Registro rechazado por no aceptar la Política de Privacidad."/>
+            <wp:docPr id="1148223984" name="Evidencia CC03: Redirección al login con el aviso de sesión cerrada por inactividad." descr="Evidencia CC03: Redirección al login con el aviso de sesión cerrada por inactividad." title="Evidencia CC03: Redirección al login con el aviso de sesión cerrada por inactividad."/>
             <wp:cNvGraphicFramePr>
               <a:graphicFrameLocks xmlns:a="http://schemas.openxmlformats.org/drawingml/2006/main" noChangeAspect="1"/>
             </wp:cNvGraphicFramePr>
@@ -5798,18 +4889,18 @@
           <w:sz w:val="18"/>
           <w:szCs w:val="18"/>
         </w:rPr>
-        <w:t>Evidencia CC04: Registro rechazado por no aceptar la Política de Privacidad.</w:t>
+        <w:t>Evidencia CC03: Redirección al login con el aviso de sesión cerrada por inactividad.</w:t>
       </w:r>
     </w:p>
     <w:p>
       <w:pPr>
         <w:pStyle w:val="Ttulo2"/>
       </w:pPr>
-      <w:bookmarkStart w:id="9" w:name="_Toc242461209"/>
+      <w:bookmarkStart w:id="8" w:name="_Toc242461957"/>
       <w:r>
-        <w:t>Caso CC05: Conformidad con el manejo de datos de tarjeta (PCI DSS (buenas prácticas))</w:t>
+        <w:t>Caso CC04: Conformidad con la protección de datos personales (Ley N.° 29733)</w:t>
       </w:r>
-      <w:bookmarkEnd w:id="9"/>
+      <w:bookmarkEnd w:id="8"/>
     </w:p>
     <w:tbl>
       <w:tblPr>
@@ -5833,12 +4924,6 @@
         <w:gridCol w:w="7338"/>
       </w:tblGrid>
       <w:tr>
-        <w:tblPrEx>
-          <w:tblCellMar>
-            <w:top w:w="0" w:type="dxa"/>
-            <w:bottom w:w="0" w:type="dxa"/>
-          </w:tblCellMar>
-        </w:tblPrEx>
         <w:trPr>
           <w:cantSplit/>
         </w:trPr>
@@ -5887,18 +4972,12 @@
                 <w:sz w:val="19"/>
                 <w:szCs w:val="19"/>
               </w:rPr>
-              <w:t>No almacenar el número completo de la tarjeta ni el CVV; rechazar números inválidos (RNF05, HU26).</w:t>
+              <w:t>Solicitar consentimiento libre, previo, expreso e informado antes de tratar datos personales (RNF05, HU19).</w:t>
             </w:r>
           </w:p>
         </w:tc>
       </w:tr>
       <w:tr>
-        <w:tblPrEx>
-          <w:tblCellMar>
-            <w:top w:w="0" w:type="dxa"/>
-            <w:bottom w:w="0" w:type="dxa"/>
-          </w:tblCellMar>
-        </w:tblPrEx>
         <w:trPr>
           <w:cantSplit/>
         </w:trPr>
@@ -5947,18 +5026,12 @@
                 <w:sz w:val="19"/>
                 <w:szCs w:val="19"/>
               </w:rPr>
-              <w:t>Usuario autenticado con productos en el carrito.</w:t>
+              <w:t>Usuario nuevo en la pantalla de registro.</w:t>
             </w:r>
           </w:p>
         </w:tc>
       </w:tr>
       <w:tr>
-        <w:tblPrEx>
-          <w:tblCellMar>
-            <w:top w:w="0" w:type="dxa"/>
-            <w:bottom w:w="0" w:type="dxa"/>
-          </w:tblCellMar>
-        </w:tblPrEx>
         <w:trPr>
           <w:cantSplit/>
         </w:trPr>
@@ -5984,7 +5057,7 @@
                 <w:sz w:val="19"/>
                 <w:szCs w:val="19"/>
               </w:rPr>
-              <w:t>Entradas</w:t>
+              <w:t>Pasos</w:t>
             </w:r>
           </w:p>
         </w:tc>
@@ -6007,30 +5080,36 @@
                 <w:sz w:val="19"/>
                 <w:szCs w:val="19"/>
               </w:rPr>
-              <w:t>4111 1111 1111 1112 – inválida (no pasa el algoritmo de Luhn).</w:t>
-            </w:r>
-          </w:p>
-          <w:p>
-            <w:pPr>
-              <w:spacing w:after="40"/>
-            </w:pPr>
-            <w:r>
-              <w:rPr>
-                <w:sz w:val="19"/>
-                <w:szCs w:val="19"/>
-              </w:rPr>
-              <w:t>4111 1111 1111 1111 – válida, vencimiento 12/30, CVV 123.</w:t>
+              <w:t>1. Completar el registro sin marcar la casilla de consentimiento.</w:t>
+            </w:r>
+          </w:p>
+          <w:p>
+            <w:pPr>
+              <w:spacing w:after="40"/>
+            </w:pPr>
+            <w:r>
+              <w:rPr>
+                <w:sz w:val="19"/>
+                <w:szCs w:val="19"/>
+              </w:rPr>
+              <w:t>2. Revisar el enlace «Política de Privacidad» y la página privacidad.html.</w:t>
+            </w:r>
+          </w:p>
+          <w:p>
+            <w:pPr>
+              <w:spacing w:after="40"/>
+            </w:pPr>
+            <w:r>
+              <w:rPr>
+                <w:sz w:val="19"/>
+                <w:szCs w:val="19"/>
+              </w:rPr>
+              <w:t>3. Registrarse aceptando la política.</w:t>
             </w:r>
           </w:p>
         </w:tc>
       </w:tr>
       <w:tr>
-        <w:tblPrEx>
-          <w:tblCellMar>
-            <w:top w:w="0" w:type="dxa"/>
-            <w:bottom w:w="0" w:type="dxa"/>
-          </w:tblCellMar>
-        </w:tblPrEx>
         <w:trPr>
           <w:cantSplit/>
         </w:trPr>
@@ -6056,7 +5135,7 @@
                 <w:sz w:val="19"/>
                 <w:szCs w:val="19"/>
               </w:rPr>
-              <w:t>Pasos</w:t>
+              <w:t>Resultado esperado</w:t>
             </w:r>
           </w:p>
         </w:tc>
@@ -6079,42 +5158,12 @@
                 <w:sz w:val="19"/>
                 <w:szCs w:val="19"/>
               </w:rPr>
-              <w:t>1. Pagar con cada tarjeta.</w:t>
-            </w:r>
-          </w:p>
-          <w:p>
-            <w:pPr>
-              <w:spacing w:after="40"/>
-            </w:pPr>
-            <w:r>
-              <w:rPr>
-                <w:sz w:val="19"/>
-                <w:szCs w:val="19"/>
-              </w:rPr>
-              <w:t>2. Confirmar el pedido con la tarjeta válida.</w:t>
-            </w:r>
-          </w:p>
-          <w:p>
-            <w:pPr>
-              <w:spacing w:after="40"/>
-            </w:pPr>
-            <w:r>
-              <w:rPr>
-                <w:sz w:val="19"/>
-                <w:szCs w:val="19"/>
-              </w:rPr>
-              <w:t>3. Revisar todo el contenido de localStorage (DevTools → Application).</w:t>
+              <w:t>Sin consentimiento no se crea la cuenta: «Debes aceptar la Política de Privacidad y el tratamiento de datos personales para continuar.» La política es accesible y, al aceptarla, se registra la fecha.</w:t>
             </w:r>
           </w:p>
         </w:tc>
       </w:tr>
       <w:tr>
-        <w:tblPrEx>
-          <w:tblCellMar>
-            <w:top w:w="0" w:type="dxa"/>
-            <w:bottom w:w="0" w:type="dxa"/>
-          </w:tblCellMar>
-        </w:tblPrEx>
         <w:trPr>
           <w:cantSplit/>
         </w:trPr>
@@ -6140,7 +5189,7 @@
                 <w:sz w:val="19"/>
                 <w:szCs w:val="19"/>
               </w:rPr>
-              <w:t>Resultado esperado</w:t>
+              <w:t>Criterio de conformidad</w:t>
             </w:r>
           </w:p>
         </w:tc>
@@ -6163,18 +5212,12 @@
                 <w:sz w:val="19"/>
                 <w:szCs w:val="19"/>
               </w:rPr>
-              <w:t>Tarjeta inválida: «Número de tarjeta inválido.» El pedido guarda solo la marca y los últimos 4 dígitos; no hay CVV.</w:t>
+              <w:t>Cumple si no permite continuar sin aceptar y la política está disponible.</w:t>
             </w:r>
           </w:p>
         </w:tc>
       </w:tr>
       <w:tr>
-        <w:tblPrEx>
-          <w:tblCellMar>
-            <w:top w:w="0" w:type="dxa"/>
-            <w:bottom w:w="0" w:type="dxa"/>
-          </w:tblCellMar>
-        </w:tblPrEx>
         <w:trPr>
           <w:cantSplit/>
         </w:trPr>
@@ -6200,7 +5243,7 @@
                 <w:sz w:val="19"/>
                 <w:szCs w:val="19"/>
               </w:rPr>
-              <w:t>Criterio de conformidad</w:t>
+              <w:t>Resultado obtenido</w:t>
             </w:r>
           </w:p>
         </w:tc>
@@ -6223,18 +5266,48 @@
                 <w:sz w:val="19"/>
                 <w:szCs w:val="19"/>
               </w:rPr>
-              <w:t>Cumple si ningún dato sensible completo queda almacenado.</w:t>
+              <w:t>✔ Sin consentimiento no se crea la cuenta: «Debes aceptar la Política de Privacidad y el tratamiento de datos personales para continuar.»; cuenta creada: false</w:t>
+            </w:r>
+          </w:p>
+          <w:p>
+            <w:pPr>
+              <w:spacing w:after="40"/>
+            </w:pPr>
+            <w:r>
+              <w:rPr>
+                <w:sz w:val="19"/>
+                <w:szCs w:val="19"/>
+              </w:rPr>
+              <w:t>✔ Enlace a la política en pestaña nueva: {"href":"privacidad.html","target":"_blank"}</w:t>
+            </w:r>
+          </w:p>
+          <w:p>
+            <w:pPr>
+              <w:spacing w:after="40"/>
+            </w:pPr>
+            <w:r>
+              <w:rPr>
+                <w:sz w:val="19"/>
+                <w:szCs w:val="19"/>
+              </w:rPr>
+              <w:t>✔ La política es accesible y cita la Ley N.° 29733: 1342 caracteres; menciona 29733: true</w:t>
+            </w:r>
+          </w:p>
+          <w:p>
+            <w:pPr>
+              <w:spacing w:after="40"/>
+            </w:pPr>
+            <w:r>
+              <w:rPr>
+                <w:sz w:val="19"/>
+                <w:szCs w:val="19"/>
+              </w:rPr>
+              <w:t>✔ Al aceptar se registra la fecha de consentimiento: 2026-10-09T22:47:40.242Z</w:t>
             </w:r>
           </w:p>
         </w:tc>
       </w:tr>
       <w:tr>
-        <w:tblPrEx>
-          <w:tblCellMar>
-            <w:top w:w="0" w:type="dxa"/>
-            <w:bottom w:w="0" w:type="dxa"/>
-          </w:tblCellMar>
-        </w:tblPrEx>
         <w:trPr>
           <w:cantSplit/>
         </w:trPr>
@@ -6260,7 +5333,7 @@
                 <w:sz w:val="19"/>
                 <w:szCs w:val="19"/>
               </w:rPr>
-              <w:t>Resultado obtenido</w:t>
+              <w:t>Navegadores</w:t>
             </w:r>
           </w:p>
         </w:tc>
@@ -6283,161 +5356,12 @@
                 <w:sz w:val="19"/>
                 <w:szCs w:val="19"/>
               </w:rPr>
-              <w:t>✔</w:t>
-            </w:r>
-            <w:r>
-              <w:rPr>
-                <w:sz w:val="19"/>
-                <w:szCs w:val="19"/>
-              </w:rPr>
-              <w:t xml:space="preserve"> Tarjeta que no pasa Luhn rechazada: Número de tarjeta inválido.</w:t>
-            </w:r>
-          </w:p>
-          <w:p>
-            <w:pPr>
-              <w:spacing w:after="40"/>
-            </w:pPr>
-            <w:r>
-              <w:rPr>
-                <w:sz w:val="19"/>
-                <w:szCs w:val="19"/>
-              </w:rPr>
-              <w:t>✔</w:t>
-            </w:r>
-            <w:r>
-              <w:rPr>
-                <w:sz w:val="19"/>
-                <w:szCs w:val="19"/>
-              </w:rPr>
-              <w:t xml:space="preserve"> Se creó el pedido: TS-20261009-2741</w:t>
-            </w:r>
-          </w:p>
-          <w:p>
-            <w:pPr>
-              <w:spacing w:after="40"/>
-            </w:pPr>
-            <w:r>
-              <w:rPr>
-                <w:sz w:val="19"/>
-                <w:szCs w:val="19"/>
-              </w:rPr>
-              <w:t>✔</w:t>
-            </w:r>
-            <w:r>
-              <w:rPr>
-                <w:sz w:val="19"/>
-                <w:szCs w:val="19"/>
-              </w:rPr>
-              <w:t xml:space="preserve"> No se guarda el número completo de la tarjeta: búsqueda del número completo en todo localStorage: no encontrado</w:t>
-            </w:r>
-          </w:p>
-          <w:p>
-            <w:pPr>
-              <w:spacing w:after="40"/>
-            </w:pPr>
-            <w:r>
-              <w:rPr>
-                <w:sz w:val="19"/>
-                <w:szCs w:val="19"/>
-              </w:rPr>
-              <w:t>✔</w:t>
-            </w:r>
-            <w:r>
-              <w:rPr>
-                <w:sz w:val="19"/>
-                <w:szCs w:val="19"/>
-              </w:rPr>
-              <w:t xml:space="preserve"> No se guarda el CVV: claves del pago: method, brand, last4</w:t>
-            </w:r>
-          </w:p>
-          <w:p>
-            <w:pPr>
-              <w:spacing w:after="40"/>
-            </w:pPr>
-            <w:r>
-              <w:rPr>
-                <w:sz w:val="19"/>
-                <w:szCs w:val="19"/>
-              </w:rPr>
-              <w:t>✔</w:t>
-            </w:r>
-            <w:r>
-              <w:rPr>
-                <w:sz w:val="19"/>
-                <w:szCs w:val="19"/>
-              </w:rPr>
-              <w:t xml:space="preserve"> Solo marca y últimos 4 dígitos: {"method":"Tarjeta","brand":"Visa","last4":"1111"}</w:t>
+              <w:t>Chrome 154.0.8037.98: Cumple · Edge 155.0.4283.45: Cumple</w:t>
             </w:r>
           </w:p>
         </w:tc>
       </w:tr>
       <w:tr>
-        <w:tblPrEx>
-          <w:tblCellMar>
-            <w:top w:w="0" w:type="dxa"/>
-            <w:bottom w:w="0" w:type="dxa"/>
-          </w:tblCellMar>
-        </w:tblPrEx>
-        <w:trPr>
-          <w:cantSplit/>
-        </w:trPr>
-        <w:tc>
-          <w:tcPr>
-            <w:tcW w:w="2300" w:type="dxa"/>
-            <w:shd w:val="clear" w:color="auto" w:fill="E8EEF6"/>
-            <w:tcMar>
-              <w:top w:w="60" w:type="dxa"/>
-              <w:left w:w="100" w:type="dxa"/>
-              <w:bottom w:w="60" w:type="dxa"/>
-              <w:right w:w="100" w:type="dxa"/>
-            </w:tcMar>
-          </w:tcPr>
-          <w:p>
-            <w:pPr>
-              <w:spacing w:after="40"/>
-            </w:pPr>
-            <w:r>
-              <w:rPr>
-                <w:b/>
-                <w:bCs/>
-                <w:sz w:val="19"/>
-                <w:szCs w:val="19"/>
-              </w:rPr>
-              <w:t>Navegadores</w:t>
-            </w:r>
-          </w:p>
-        </w:tc>
-        <w:tc>
-          <w:tcPr>
-            <w:tcW w:w="7338" w:type="dxa"/>
-            <w:tcMar>
-              <w:top w:w="60" w:type="dxa"/>
-              <w:left w:w="100" w:type="dxa"/>
-              <w:bottom w:w="60" w:type="dxa"/>
-              <w:right w:w="100" w:type="dxa"/>
-            </w:tcMar>
-          </w:tcPr>
-          <w:p>
-            <w:pPr>
-              <w:spacing w:after="40"/>
-            </w:pPr>
-            <w:r>
-              <w:rPr>
-                <w:sz w:val="19"/>
-                <w:szCs w:val="19"/>
-              </w:rPr>
-              <w:t>Chrome 154.0.8037.98: Cumple · Edge 155.0.4283.45: Cumple</w:t>
-            </w:r>
-          </w:p>
-        </w:tc>
-      </w:tr>
-      <w:tr>
-        <w:tblPrEx>
-          <w:tblCellMar>
-            <w:top w:w="0" w:type="dxa"/>
-            <w:bottom w:w="0" w:type="dxa"/>
-          </w:tblCellMar>
-        </w:tblPrEx>
         <w:trPr>
           <w:cantSplit/>
         </w:trPr>
@@ -6504,10 +5428,10 @@
           <w:noProof/>
         </w:rPr>
         <w:drawing>
-          <wp:inline distT="0" distB="0" distL="0" distR="0" wp14:anchorId="6ACFE649" wp14:editId="44C278A7">
+          <wp:inline distT="0" distB="0" distL="0" distR="0" wp14:anchorId="28C5DF48" wp14:editId="4A138B32">
             <wp:extent cx="4476750" cy="3009900"/>
             <wp:effectExtent l="0" t="0" r="0" b="0"/>
-            <wp:docPr id="2101461527" name="Evidencia CC05: Número de tarjeta rechazado por el algoritmo de Luhn." descr="Evidencia CC05: Número de tarjeta rechazado por el algoritmo de Luhn." title="Evidencia CC05: Número de tarjeta rechazado por el algoritmo de Luhn."/>
+            <wp:docPr id="1835166547" name="Evidencia CC04: Registro rechazado por no aceptar la Política de Privacidad." descr="Evidencia CC04: Registro rechazado por no aceptar la Política de Privacidad." title="Evidencia CC04: Registro rechazado por no aceptar la Política de Privacidad."/>
             <wp:cNvGraphicFramePr>
               <a:graphicFrameLocks xmlns:a="http://schemas.openxmlformats.org/drawingml/2006/main" noChangeAspect="1"/>
             </wp:cNvGraphicFramePr>
@@ -6556,18 +5480,18 @@
           <w:sz w:val="18"/>
           <w:szCs w:val="18"/>
         </w:rPr>
-        <w:t>Evidencia CC05: Número de tarjeta rechazado por el algoritmo de Luhn.</w:t>
+        <w:t>Evidencia CC04: Registro rechazado por no aceptar la Política de Privacidad.</w:t>
       </w:r>
     </w:p>
     <w:p>
       <w:pPr>
         <w:pStyle w:val="Ttulo2"/>
       </w:pPr>
-      <w:bookmarkStart w:id="10" w:name="_Toc242461210"/>
+      <w:bookmarkStart w:id="9" w:name="_Toc242461958"/>
       <w:r>
-        <w:t>Caso CC06: Conformidad con la accesibilidad (WCAG 2.1 nivel AA)</w:t>
+        <w:t>Caso CC05: Conformidad con el manejo de datos de tarjeta (PCI DSS (buenas prácticas))</w:t>
       </w:r>
-      <w:bookmarkEnd w:id="10"/>
+      <w:bookmarkEnd w:id="9"/>
     </w:p>
     <w:tbl>
       <w:tblPr>
@@ -6591,12 +5515,6 @@
         <w:gridCol w:w="7338"/>
       </w:tblGrid>
       <w:tr>
-        <w:tblPrEx>
-          <w:tblCellMar>
-            <w:top w:w="0" w:type="dxa"/>
-            <w:bottom w:w="0" w:type="dxa"/>
-          </w:tblCellMar>
-        </w:tblPrEx>
         <w:trPr>
           <w:cantSplit/>
         </w:trPr>
@@ -6645,18 +5563,12 @@
                 <w:sz w:val="19"/>
                 <w:szCs w:val="19"/>
               </w:rPr>
-              <w:t>Formularios operables con teclado, etiquetas asociadas y foco visible (RNF03).</w:t>
+              <w:t>No almacenar el número completo de la tarjeta ni el CVV; rechazar números inválidos (RNF05, HU26).</w:t>
             </w:r>
           </w:p>
         </w:tc>
       </w:tr>
       <w:tr>
-        <w:tblPrEx>
-          <w:tblCellMar>
-            <w:top w:w="0" w:type="dxa"/>
-            <w:bottom w:w="0" w:type="dxa"/>
-          </w:tblCellMar>
-        </w:tblPrEx>
         <w:trPr>
           <w:cantSplit/>
         </w:trPr>
@@ -6705,18 +5617,12 @@
                 <w:sz w:val="19"/>
                 <w:szCs w:val="19"/>
               </w:rPr>
-              <w:t>Navegador sin usar el mouse.</w:t>
+              <w:t>Usuario autenticado con productos en el carrito.</w:t>
             </w:r>
           </w:p>
         </w:tc>
       </w:tr>
       <w:tr>
-        <w:tblPrEx>
-          <w:tblCellMar>
-            <w:top w:w="0" w:type="dxa"/>
-            <w:bottom w:w="0" w:type="dxa"/>
-          </w:tblCellMar>
-        </w:tblPrEx>
         <w:trPr>
           <w:cantSplit/>
         </w:trPr>
@@ -6742,7 +5648,7 @@
                 <w:sz w:val="19"/>
                 <w:szCs w:val="19"/>
               </w:rPr>
-              <w:t>Pasos</w:t>
+              <w:t>Entradas</w:t>
             </w:r>
           </w:p>
         </w:tc>
@@ -6765,42 +5671,24 @@
                 <w:sz w:val="19"/>
                 <w:szCs w:val="19"/>
               </w:rPr>
-              <w:t>1. Completar una compra (agregar al carrito, iniciar sesión, checkout) usando solo Tab, Enter y Espacio.</w:t>
-            </w:r>
-          </w:p>
-          <w:p>
-            <w:pPr>
-              <w:spacing w:after="40"/>
-            </w:pPr>
-            <w:r>
-              <w:rPr>
-                <w:sz w:val="19"/>
-                <w:szCs w:val="19"/>
-              </w:rPr>
-              <w:t>2. Verificar etiquetas de los campos de registro e inicio de sesión.</w:t>
-            </w:r>
-          </w:p>
-          <w:p>
-            <w:pPr>
-              <w:spacing w:after="40"/>
-            </w:pPr>
-            <w:r>
-              <w:rPr>
-                <w:sz w:val="19"/>
-                <w:szCs w:val="19"/>
-              </w:rPr>
-              <w:t>3. Ejecutar Lighthouse – Accessibility en las 11 páginas.</w:t>
+              <w:t>4111 1111 1111 1112 – inválida (no pasa el algoritmo de Luhn).</w:t>
+            </w:r>
+          </w:p>
+          <w:p>
+            <w:pPr>
+              <w:spacing w:after="40"/>
+            </w:pPr>
+            <w:r>
+              <w:rPr>
+                <w:sz w:val="19"/>
+                <w:szCs w:val="19"/>
+              </w:rPr>
+              <w:t>4111 1111 1111 1111 – válida, vencimiento 12/30, CVV 123.</w:t>
             </w:r>
           </w:p>
         </w:tc>
       </w:tr>
       <w:tr>
-        <w:tblPrEx>
-          <w:tblCellMar>
-            <w:top w:w="0" w:type="dxa"/>
-            <w:bottom w:w="0" w:type="dxa"/>
-          </w:tblCellMar>
-        </w:tblPrEx>
         <w:trPr>
           <w:cantSplit/>
         </w:trPr>
@@ -6826,7 +5714,7 @@
                 <w:sz w:val="19"/>
                 <w:szCs w:val="19"/>
               </w:rPr>
-              <w:t>Resultado esperado</w:t>
+              <w:t>Pasos</w:t>
             </w:r>
           </w:p>
         </w:tc>
@@ -6849,18 +5737,36 @@
                 <w:sz w:val="19"/>
                 <w:szCs w:val="19"/>
               </w:rPr>
-              <w:t>Todos los controles alcanzables con foco visible; campos con etiqueta; puntaje ≥ 90 en cada página.</w:t>
+              <w:t>1. Pagar con cada tarjeta.</w:t>
+            </w:r>
+          </w:p>
+          <w:p>
+            <w:pPr>
+              <w:spacing w:after="40"/>
+            </w:pPr>
+            <w:r>
+              <w:rPr>
+                <w:sz w:val="19"/>
+                <w:szCs w:val="19"/>
+              </w:rPr>
+              <w:t>2. Confirmar el pedido con la tarjeta válida.</w:t>
+            </w:r>
+          </w:p>
+          <w:p>
+            <w:pPr>
+              <w:spacing w:after="40"/>
+            </w:pPr>
+            <w:r>
+              <w:rPr>
+                <w:sz w:val="19"/>
+                <w:szCs w:val="19"/>
+              </w:rPr>
+              <w:t>3. Revisar todo el contenido de localStorage (DevTools → Application).</w:t>
             </w:r>
           </w:p>
         </w:tc>
       </w:tr>
       <w:tr>
-        <w:tblPrEx>
-          <w:tblCellMar>
-            <w:top w:w="0" w:type="dxa"/>
-            <w:bottom w:w="0" w:type="dxa"/>
-          </w:tblCellMar>
-        </w:tblPrEx>
         <w:trPr>
           <w:cantSplit/>
         </w:trPr>
@@ -6886,7 +5792,7 @@
                 <w:sz w:val="19"/>
                 <w:szCs w:val="19"/>
               </w:rPr>
-              <w:t>Criterio de conformidad</w:t>
+              <w:t>Resultado esperado</w:t>
             </w:r>
           </w:p>
         </w:tc>
@@ -6909,18 +5815,12 @@
                 <w:sz w:val="19"/>
                 <w:szCs w:val="19"/>
               </w:rPr>
-              <w:t>Cumple si se completa una compra solo con teclado y el puntaje alcanza la meta.</w:t>
+              <w:t>Tarjeta inválida: «Número de tarjeta inválido.» El pedido guarda solo la marca y los últimos 4 dígitos; no hay CVV.</w:t>
             </w:r>
           </w:p>
         </w:tc>
       </w:tr>
       <w:tr>
-        <w:tblPrEx>
-          <w:tblCellMar>
-            <w:top w:w="0" w:type="dxa"/>
-            <w:bottom w:w="0" w:type="dxa"/>
-          </w:tblCellMar>
-        </w:tblPrEx>
         <w:trPr>
           <w:cantSplit/>
         </w:trPr>
@@ -6946,7 +5846,7 @@
                 <w:sz w:val="19"/>
                 <w:szCs w:val="19"/>
               </w:rPr>
-              <w:t>Resultado obtenido</w:t>
+              <w:t>Criterio de conformidad</w:t>
             </w:r>
           </w:p>
         </w:tc>
@@ -6969,75 +5869,12 @@
                 <w:sz w:val="19"/>
                 <w:szCs w:val="19"/>
               </w:rPr>
-              <w:t>✔</w:t>
-            </w:r>
-            <w:r>
-              <w:rPr>
-                <w:sz w:val="19"/>
-                <w:szCs w:val="19"/>
-              </w:rPr>
-              <w:t xml:space="preserve"> Compra completa usando solo el teclado: pedido confirmado (16 pasos con Tab/Enter/Espacio)</w:t>
-            </w:r>
-          </w:p>
-          <w:p>
-            <w:pPr>
-              <w:spacing w:after="40"/>
-            </w:pPr>
-            <w:r>
-              <w:rPr>
-                <w:sz w:val="19"/>
-                <w:szCs w:val="19"/>
-              </w:rPr>
-              <w:t>✔</w:t>
-            </w:r>
-            <w:r>
-              <w:rPr>
-                <w:sz w:val="19"/>
-                <w:szCs w:val="19"/>
-              </w:rPr>
-              <w:t xml:space="preserve"> Foco visible en los controles: el botón enfocado muestra contorno/sombra de foco</w:t>
-            </w:r>
-          </w:p>
-          <w:p>
-            <w:pPr>
-              <w:spacing w:after="40"/>
-            </w:pPr>
-            <w:r>
-              <w:rPr>
-                <w:sz w:val="19"/>
-                <w:szCs w:val="19"/>
-              </w:rPr>
-              <w:t>✔</w:t>
-            </w:r>
-            <w:r>
-              <w:rPr>
-                <w:sz w:val="19"/>
-                <w:szCs w:val="19"/>
-              </w:rPr>
-              <w:t xml:space="preserve"> Todos los campos tienen etiqueta asociada: registro y login: 0 campos sin etiqueta</w:t>
-            </w:r>
-          </w:p>
-          <w:p>
-            <w:pPr>
-              <w:spacing w:after="40"/>
-            </w:pPr>
-            <w:r>
-              <w:rPr>
-                <w:sz w:val="19"/>
-                <w:szCs w:val="19"/>
-              </w:rPr>
-              <w:t>Lighthouse – Accessibility: mínimo 95 en las 11 páginas (meta ≥ 90).</w:t>
+              <w:t>Cumple si ningún dato sensible completo queda almacenado.</w:t>
             </w:r>
           </w:p>
         </w:tc>
       </w:tr>
       <w:tr>
-        <w:tblPrEx>
-          <w:tblCellMar>
-            <w:top w:w="0" w:type="dxa"/>
-            <w:bottom w:w="0" w:type="dxa"/>
-          </w:tblCellMar>
-        </w:tblPrEx>
         <w:trPr>
           <w:cantSplit/>
         </w:trPr>
@@ -7063,7 +5900,7 @@
                 <w:sz w:val="19"/>
                 <w:szCs w:val="19"/>
               </w:rPr>
-              <w:t>Nota</w:t>
+              <w:t>Resultado obtenido</w:t>
             </w:r>
           </w:p>
         </w:tc>
@@ -7086,18 +5923,60 @@
                 <w:sz w:val="19"/>
                 <w:szCs w:val="19"/>
               </w:rPr>
-              <w:t>El puntaje de Lighthouse – Accessibility se mide aparte para las 11 páginas.</w:t>
+              <w:t>✔ Tarjeta que no pasa Luhn rechazada: Número de tarjeta inválido.</w:t>
+            </w:r>
+          </w:p>
+          <w:p>
+            <w:pPr>
+              <w:spacing w:after="40"/>
+            </w:pPr>
+            <w:r>
+              <w:rPr>
+                <w:sz w:val="19"/>
+                <w:szCs w:val="19"/>
+              </w:rPr>
+              <w:t>✔ Se creó el pedido: TS-20261009-2741</w:t>
+            </w:r>
+          </w:p>
+          <w:p>
+            <w:pPr>
+              <w:spacing w:after="40"/>
+            </w:pPr>
+            <w:r>
+              <w:rPr>
+                <w:sz w:val="19"/>
+                <w:szCs w:val="19"/>
+              </w:rPr>
+              <w:t>✔ No se guarda el número completo de la tarjeta: búsqueda del número completo en todo localStorage: no encontrado</w:t>
+            </w:r>
+          </w:p>
+          <w:p>
+            <w:pPr>
+              <w:spacing w:after="40"/>
+            </w:pPr>
+            <w:r>
+              <w:rPr>
+                <w:sz w:val="19"/>
+                <w:szCs w:val="19"/>
+              </w:rPr>
+              <w:t>✔ No se guarda el CVV: claves del pago: method, brand, last4</w:t>
+            </w:r>
+          </w:p>
+          <w:p>
+            <w:pPr>
+              <w:spacing w:after="40"/>
+            </w:pPr>
+            <w:r>
+              <w:rPr>
+                <w:sz w:val="19"/>
+                <w:szCs w:val="19"/>
+              </w:rPr>
+              <w:t>✔ Solo marca y últimos 4 dígitos: {"method":"Tarjeta","brand":"Visa","last4":"1111"}</w:t>
             </w:r>
           </w:p>
         </w:tc>
       </w:tr>
       <w:tr>
-        <w:tblPrEx>
-          <w:tblCellMar>
-            <w:top w:w="0" w:type="dxa"/>
-            <w:bottom w:w="0" w:type="dxa"/>
-          </w:tblCellMar>
-        </w:tblPrEx>
         <w:trPr>
           <w:cantSplit/>
         </w:trPr>
@@ -7152,12 +6031,6 @@
         </w:tc>
       </w:tr>
       <w:tr>
-        <w:tblPrEx>
-          <w:tblCellMar>
-            <w:top w:w="0" w:type="dxa"/>
-            <w:bottom w:w="0" w:type="dxa"/>
-          </w:tblCellMar>
-        </w:tblPrEx>
         <w:trPr>
           <w:cantSplit/>
         </w:trPr>
@@ -7190,24 +6063,24 @@
         <w:tc>
           <w:tcPr>
             <w:tcW w:w="7338" w:type="dxa"/>
-            <w:shd w:val="clear" w:color="auto" w:fill="FFF4E0"/>
-            <w:tcMar>
-              <w:top w:w="60" w:type="dxa"/>
-              <w:left w:w="100" w:type="dxa"/>
-              <w:bottom w:w="60" w:type="dxa"/>
-              <w:right w:w="100" w:type="dxa"/>
-            </w:tcMar>
-          </w:tcPr>
-          <w:p>
-            <w:pPr>
-              <w:spacing w:after="40"/>
-            </w:pPr>
-            <w:r>
-              <w:rPr>
-                <w:sz w:val="19"/>
-                <w:szCs w:val="19"/>
-              </w:rPr>
-              <w:t>Cumple con observación (ver no conformidad NC-01)</w:t>
+            <w:shd w:val="clear" w:color="auto" w:fill="E6F4EA"/>
+            <w:tcMar>
+              <w:top w:w="60" w:type="dxa"/>
+              <w:left w:w="100" w:type="dxa"/>
+              <w:bottom w:w="60" w:type="dxa"/>
+              <w:right w:w="100" w:type="dxa"/>
+            </w:tcMar>
+          </w:tcPr>
+          <w:p>
+            <w:pPr>
+              <w:spacing w:after="40"/>
+            </w:pPr>
+            <w:r>
+              <w:rPr>
+                <w:sz w:val="19"/>
+                <w:szCs w:val="19"/>
+              </w:rPr>
+              <w:t>Cumple</w:t>
             </w:r>
           </w:p>
         </w:tc>
@@ -7224,10 +6097,10 @@
           <w:noProof/>
         </w:rPr>
         <w:drawing>
-          <wp:inline distT="0" distB="0" distL="0" distR="0" wp14:anchorId="739B7B80" wp14:editId="2EDDDFBA">
+          <wp:inline distT="0" distB="0" distL="0" distR="0" wp14:anchorId="6ACFE649" wp14:editId="44C278A7">
             <wp:extent cx="4476750" cy="3009900"/>
             <wp:effectExtent l="0" t="0" r="0" b="0"/>
-            <wp:docPr id="46134509" name="Evidencia CC06: Foco visible en «Confirmar y pagar», alcanzado solo con el teclado." descr="Evidencia CC06: Foco visible en «Confirmar y pagar», alcanzado solo con el teclado." title="Evidencia CC06: Foco visible en «Confirmar y pagar», alcanzado solo con el teclado."/>
+            <wp:docPr id="2101461527" name="Evidencia CC05: Número de tarjeta rechazado por el algoritmo de Luhn." descr="Evidencia CC05: Número de tarjeta rechazado por el algoritmo de Luhn." title="Evidencia CC05: Número de tarjeta rechazado por el algoritmo de Luhn."/>
             <wp:cNvGraphicFramePr>
               <a:graphicFrameLocks xmlns:a="http://schemas.openxmlformats.org/drawingml/2006/main" noChangeAspect="1"/>
             </wp:cNvGraphicFramePr>
@@ -7276,18 +6149,18 @@
           <w:sz w:val="18"/>
           <w:szCs w:val="18"/>
         </w:rPr>
-        <w:t>Evidencia CC06: Foco visible en «Confirmar y pagar», alcanzado solo con el teclado.</w:t>
+        <w:t>Evidencia CC05: Número de tarjeta rechazado por el algoritmo de Luhn.</w:t>
       </w:r>
     </w:p>
     <w:p>
       <w:pPr>
         <w:pStyle w:val="Ttulo2"/>
       </w:pPr>
-      <w:bookmarkStart w:id="11" w:name="_Toc242461211"/>
+      <w:bookmarkStart w:id="10" w:name="_Toc242461959"/>
       <w:r>
-        <w:t>Caso CC07: Conformidad con precios transparentes (IGV incluido) (IGV / Ley N.° 29571)</w:t>
+        <w:t>Caso CC06: Conformidad con la accesibilidad (WCAG 2.1 nivel AA)</w:t>
       </w:r>
-      <w:bookmarkEnd w:id="11"/>
+      <w:bookmarkEnd w:id="10"/>
     </w:p>
     <w:tbl>
       <w:tblPr>
@@ -7311,12 +6184,6 @@
         <w:gridCol w:w="7338"/>
       </w:tblGrid>
       <w:tr>
-        <w:tblPrEx>
-          <w:tblCellMar>
-            <w:top w:w="0" w:type="dxa"/>
-            <w:bottom w:w="0" w:type="dxa"/>
-          </w:tblCellMar>
-        </w:tblPrEx>
         <w:trPr>
           <w:cantSplit/>
         </w:trPr>
@@ -7365,18 +6232,12 @@
                 <w:sz w:val="19"/>
                 <w:szCs w:val="19"/>
               </w:rPr>
-              <w:t>Precios finales con IGV 18 % incluido y desglosado, sin cargos ocultos (HU14).</w:t>
+              <w:t>Formularios operables con teclado, etiquetas asociadas y foco visible (RNF03).</w:t>
             </w:r>
           </w:p>
         </w:tc>
       </w:tr>
       <w:tr>
-        <w:tblPrEx>
-          <w:tblCellMar>
-            <w:top w:w="0" w:type="dxa"/>
-            <w:bottom w:w="0" w:type="dxa"/>
-          </w:tblCellMar>
-        </w:tblPrEx>
         <w:trPr>
           <w:cantSplit/>
         </w:trPr>
@@ -7425,18 +6286,12 @@
                 <w:sz w:val="19"/>
                 <w:szCs w:val="19"/>
               </w:rPr>
-              <w:t>Usuario autenticado; carrito con 1 × Samsung Galaxy A55 5G y 2 × Audífonos JBL Tune 520BT.</w:t>
+              <w:t>Navegador sin usar el mouse.</w:t>
             </w:r>
           </w:p>
         </w:tc>
       </w:tr>
       <w:tr>
-        <w:tblPrEx>
-          <w:tblCellMar>
-            <w:top w:w="0" w:type="dxa"/>
-            <w:bottom w:w="0" w:type="dxa"/>
-          </w:tblCellMar>
-        </w:tblPrEx>
         <w:trPr>
           <w:cantSplit/>
         </w:trPr>
@@ -7485,42 +6340,36 @@
                 <w:sz w:val="19"/>
                 <w:szCs w:val="19"/>
               </w:rPr>
-              <w:t>1. Revisar el resumen del carrito.</w:t>
-            </w:r>
-          </w:p>
-          <w:p>
-            <w:pPr>
-              <w:spacing w:after="40"/>
-            </w:pPr>
-            <w:r>
-              <w:rPr>
-                <w:sz w:val="19"/>
-                <w:szCs w:val="19"/>
-              </w:rPr>
-              <w:t>2. Avanzar al checkout y elegir «Envío express».</w:t>
-            </w:r>
-          </w:p>
-          <w:p>
-            <w:pPr>
-              <w:spacing w:after="40"/>
-            </w:pPr>
-            <w:r>
-              <w:rPr>
-                <w:sz w:val="19"/>
-                <w:szCs w:val="19"/>
-              </w:rPr>
-              <w:t>3. Comparar el total con el precio mostrado más el envío.</w:t>
+              <w:t>1. Completar una compra (agregar al carrito, iniciar sesión, checkout) usando solo Tab, Enter y Espacio.</w:t>
+            </w:r>
+          </w:p>
+          <w:p>
+            <w:pPr>
+              <w:spacing w:after="40"/>
+            </w:pPr>
+            <w:r>
+              <w:rPr>
+                <w:sz w:val="19"/>
+                <w:szCs w:val="19"/>
+              </w:rPr>
+              <w:t>2. Verificar etiquetas de los campos de registro e inicio de sesión.</w:t>
+            </w:r>
+          </w:p>
+          <w:p>
+            <w:pPr>
+              <w:spacing w:after="40"/>
+            </w:pPr>
+            <w:r>
+              <w:rPr>
+                <w:sz w:val="19"/>
+                <w:szCs w:val="19"/>
+              </w:rPr>
+              <w:t>3. Ejecutar Lighthouse – Accessibility en las 11 páginas.</w:t>
             </w:r>
           </w:p>
         </w:tc>
       </w:tr>
       <w:tr>
-        <w:tblPrEx>
-          <w:tblCellMar>
-            <w:top w:w="0" w:type="dxa"/>
-            <w:bottom w:w="0" w:type="dxa"/>
-          </w:tblCellMar>
-        </w:tblPrEx>
         <w:trPr>
           <w:cantSplit/>
         </w:trPr>
@@ -7569,18 +6418,12 @@
                 <w:sz w:val="19"/>
                 <w:szCs w:val="19"/>
               </w:rPr>
-              <w:t>El resumen muestra «Incluye IGV (18 %)» con IGV = total − total/1.18; el total final es el precio mostrado más el envío elegido.</w:t>
+              <w:t>Todos los controles alcanzables con foco visible; campos con etiqueta; puntaje ≥ 90 en cada página.</w:t>
             </w:r>
           </w:p>
         </w:tc>
       </w:tr>
       <w:tr>
-        <w:tblPrEx>
-          <w:tblCellMar>
-            <w:top w:w="0" w:type="dxa"/>
-            <w:bottom w:w="0" w:type="dxa"/>
-          </w:tblCellMar>
-        </w:tblPrEx>
         <w:trPr>
           <w:cantSplit/>
         </w:trPr>
@@ -7629,18 +6472,12 @@
                 <w:sz w:val="19"/>
                 <w:szCs w:val="19"/>
               </w:rPr>
-              <w:t>Cumple si el total pagado coincide con el precio mostrado más el envío elegido.</w:t>
+              <w:t>Cumple si se completa una compra solo con teclado y el puntaje alcanza la meta.</w:t>
             </w:r>
           </w:p>
         </w:tc>
       </w:tr>
       <w:tr>
-        <w:tblPrEx>
-          <w:tblCellMar>
-            <w:top w:w="0" w:type="dxa"/>
-            <w:bottom w:w="0" w:type="dxa"/>
-          </w:tblCellMar>
-        </w:tblPrEx>
         <w:trPr>
           <w:cantSplit/>
         </w:trPr>
@@ -7689,82 +6526,48 @@
                 <w:sz w:val="19"/>
                 <w:szCs w:val="19"/>
               </w:rPr>
-              <w:t>✔</w:t>
-            </w:r>
-            <w:r>
-              <w:rPr>
-                <w:sz w:val="19"/>
-                <w:szCs w:val="19"/>
-              </w:rPr>
-              <w:t xml:space="preserve"> El subtotal es la suma de los precios mostrados: S/ 1,599.00 + S/ 398.00 = S/ 1,997.00</w:t>
-            </w:r>
-          </w:p>
-          <w:p>
-            <w:pPr>
-              <w:spacing w:after="40"/>
-            </w:pPr>
-            <w:r>
-              <w:rPr>
-                <w:sz w:val="19"/>
-                <w:szCs w:val="19"/>
-              </w:rPr>
-              <w:t>✔</w:t>
-            </w:r>
-            <w:r>
-              <w:rPr>
-                <w:sz w:val="19"/>
-                <w:szCs w:val="19"/>
-              </w:rPr>
-              <w:t xml:space="preserve"> IGV incluido = total − total/1.18: S/ 304.63 (esperado S/ 304.63)</w:t>
-            </w:r>
-          </w:p>
-          <w:p>
-            <w:pPr>
-              <w:spacing w:after="40"/>
-            </w:pPr>
-            <w:r>
-              <w:rPr>
-                <w:sz w:val="19"/>
-                <w:szCs w:val="19"/>
-              </w:rPr>
-              <w:t>✔</w:t>
-            </w:r>
-            <w:r>
-              <w:rPr>
-                <w:sz w:val="19"/>
-                <w:szCs w:val="19"/>
-              </w:rPr>
-              <w:t xml:space="preserve"> El carrito muestra «Incluye IGV (18 %)»: texto presente</w:t>
-            </w:r>
-          </w:p>
-          <w:p>
-            <w:pPr>
-              <w:spacing w:after="40"/>
-            </w:pPr>
-            <w:r>
-              <w:rPr>
-                <w:sz w:val="19"/>
-                <w:szCs w:val="19"/>
-              </w:rPr>
-              <w:t>✔</w:t>
-            </w:r>
-            <w:r>
-              <w:rPr>
-                <w:sz w:val="19"/>
-                <w:szCs w:val="19"/>
-              </w:rPr>
-              <w:t xml:space="preserve"> Total del checkout = precio mostrado + envío (sin cargos ocultos): S/ 1,997.00 + S/ 35.00 = S/ 2,032.00</w:t>
+              <w:t>✔ Compra completa usando solo el teclado: pedido confirmado (16 pasos con Tab/Enter/Espacio)</w:t>
+            </w:r>
+          </w:p>
+          <w:p>
+            <w:pPr>
+              <w:spacing w:after="40"/>
+            </w:pPr>
+            <w:r>
+              <w:rPr>
+                <w:sz w:val="19"/>
+                <w:szCs w:val="19"/>
+              </w:rPr>
+              <w:t>✔ Foco visible en los controles: el botón enfocado muestra contorno/sombra de foco</w:t>
+            </w:r>
+          </w:p>
+          <w:p>
+            <w:pPr>
+              <w:spacing w:after="40"/>
+            </w:pPr>
+            <w:r>
+              <w:rPr>
+                <w:sz w:val="19"/>
+                <w:szCs w:val="19"/>
+              </w:rPr>
+              <w:t>✔ Todos los campos tienen etiqueta asociada: registro y login: 0 campos sin etiqueta</w:t>
+            </w:r>
+          </w:p>
+          <w:p>
+            <w:pPr>
+              <w:spacing w:after="40"/>
+            </w:pPr>
+            <w:r>
+              <w:rPr>
+                <w:sz w:val="19"/>
+                <w:szCs w:val="19"/>
+              </w:rPr>
+              <w:t>Lighthouse – Accessibility: mínimo 95 en las 11 páginas (meta ≥ 90).</w:t>
             </w:r>
           </w:p>
         </w:tc>
       </w:tr>
       <w:tr>
-        <w:tblPrEx>
-          <w:tblCellMar>
-            <w:top w:w="0" w:type="dxa"/>
-            <w:bottom w:w="0" w:type="dxa"/>
-          </w:tblCellMar>
-        </w:tblPrEx>
         <w:trPr>
           <w:cantSplit/>
         </w:trPr>
@@ -7790,7 +6593,7 @@
                 <w:sz w:val="19"/>
                 <w:szCs w:val="19"/>
               </w:rPr>
-              <w:t>Navegadores</w:t>
+              <w:t>Nota</w:t>
             </w:r>
           </w:p>
         </w:tc>
@@ -7813,18 +6616,12 @@
                 <w:sz w:val="19"/>
                 <w:szCs w:val="19"/>
               </w:rPr>
-              <w:t>Chrome 154.0.8037.98: Cumple · Edge 155.0.4283.45: Cumple</w:t>
+              <w:t>El puntaje de Lighthouse – Accessibility se mide aparte para las 11 páginas.</w:t>
             </w:r>
           </w:p>
         </w:tc>
       </w:tr>
       <w:tr>
-        <w:tblPrEx>
-          <w:tblCellMar>
-            <w:top w:w="0" w:type="dxa"/>
-            <w:bottom w:w="0" w:type="dxa"/>
-          </w:tblCellMar>
-        </w:tblPrEx>
         <w:trPr>
           <w:cantSplit/>
         </w:trPr>
@@ -7850,6 +6647,60 @@
                 <w:sz w:val="19"/>
                 <w:szCs w:val="19"/>
               </w:rPr>
+              <w:t>Navegadores</w:t>
+            </w:r>
+          </w:p>
+        </w:tc>
+        <w:tc>
+          <w:tcPr>
+            <w:tcW w:w="7338" w:type="dxa"/>
+            <w:tcMar>
+              <w:top w:w="60" w:type="dxa"/>
+              <w:left w:w="100" w:type="dxa"/>
+              <w:bottom w:w="60" w:type="dxa"/>
+              <w:right w:w="100" w:type="dxa"/>
+            </w:tcMar>
+          </w:tcPr>
+          <w:p>
+            <w:pPr>
+              <w:spacing w:after="40"/>
+            </w:pPr>
+            <w:r>
+              <w:rPr>
+                <w:sz w:val="19"/>
+                <w:szCs w:val="19"/>
+              </w:rPr>
+              <w:t>Chrome 154.0.8037.98: Cumple · Edge 155.0.4283.45: Cumple</w:t>
+            </w:r>
+          </w:p>
+        </w:tc>
+      </w:tr>
+      <w:tr>
+        <w:trPr>
+          <w:cantSplit/>
+        </w:trPr>
+        <w:tc>
+          <w:tcPr>
+            <w:tcW w:w="2300" w:type="dxa"/>
+            <w:shd w:val="clear" w:color="auto" w:fill="E8EEF6"/>
+            <w:tcMar>
+              <w:top w:w="60" w:type="dxa"/>
+              <w:left w:w="100" w:type="dxa"/>
+              <w:bottom w:w="60" w:type="dxa"/>
+              <w:right w:w="100" w:type="dxa"/>
+            </w:tcMar>
+          </w:tcPr>
+          <w:p>
+            <w:pPr>
+              <w:spacing w:after="40"/>
+            </w:pPr>
+            <w:r>
+              <w:rPr>
+                <w:b/>
+                <w:bCs/>
+                <w:sz w:val="19"/>
+                <w:szCs w:val="19"/>
+              </w:rPr>
               <w:t>Veredicto</w:t>
             </w:r>
           </w:p>
@@ -7857,24 +6708,24 @@
         <w:tc>
           <w:tcPr>
             <w:tcW w:w="7338" w:type="dxa"/>
-            <w:shd w:val="clear" w:color="auto" w:fill="E6F4EA"/>
-            <w:tcMar>
-              <w:top w:w="60" w:type="dxa"/>
-              <w:left w:w="100" w:type="dxa"/>
-              <w:bottom w:w="60" w:type="dxa"/>
-              <w:right w:w="100" w:type="dxa"/>
-            </w:tcMar>
-          </w:tcPr>
-          <w:p>
-            <w:pPr>
-              <w:spacing w:after="40"/>
-            </w:pPr>
-            <w:r>
-              <w:rPr>
-                <w:sz w:val="19"/>
-                <w:szCs w:val="19"/>
-              </w:rPr>
-              <w:t>Cumple</w:t>
+            <w:shd w:val="clear" w:color="auto" w:fill="FFF4E0"/>
+            <w:tcMar>
+              <w:top w:w="60" w:type="dxa"/>
+              <w:left w:w="100" w:type="dxa"/>
+              <w:bottom w:w="60" w:type="dxa"/>
+              <w:right w:w="100" w:type="dxa"/>
+            </w:tcMar>
+          </w:tcPr>
+          <w:p>
+            <w:pPr>
+              <w:spacing w:after="40"/>
+            </w:pPr>
+            <w:r>
+              <w:rPr>
+                <w:sz w:val="19"/>
+                <w:szCs w:val="19"/>
+              </w:rPr>
+              <w:t>Cumple con observación (ver no conformidad NC-01)</w:t>
             </w:r>
           </w:p>
         </w:tc>
@@ -7891,10 +6742,10 @@
           <w:noProof/>
         </w:rPr>
         <w:drawing>
-          <wp:inline distT="0" distB="0" distL="0" distR="0" wp14:anchorId="10DCB0B9" wp14:editId="7D746DFD">
+          <wp:inline distT="0" distB="0" distL="0" distR="0" wp14:anchorId="739B7B80" wp14:editId="2EDDDFBA">
             <wp:extent cx="4476750" cy="3009900"/>
             <wp:effectExtent l="0" t="0" r="0" b="0"/>
-            <wp:docPr id="679637814" name="Evidencia CC07: Total del checkout: S/ 1,997.00 + envío express S/ 35.00 = S/ 2,032.00." descr="Evidencia CC07: Total del checkout: S/ 1,997.00 + envío express S/ 35.00 = S/ 2,032.00." title="Evidencia CC07: Total del checkout: S/ 1,997.00 + envío express S/ 35.00 = S/ 2,032.00."/>
+            <wp:docPr id="46134509" name="Evidencia CC06: Foco visible en «Confirmar y pagar», alcanzado solo con el teclado." descr="Evidencia CC06: Foco visible en «Confirmar y pagar», alcanzado solo con el teclado." title="Evidencia CC06: Foco visible en «Confirmar y pagar», alcanzado solo con el teclado."/>
             <wp:cNvGraphicFramePr>
               <a:graphicFrameLocks xmlns:a="http://schemas.openxmlformats.org/drawingml/2006/main" noChangeAspect="1"/>
             </wp:cNvGraphicFramePr>
@@ -7943,6 +6794,597 @@
           <w:sz w:val="18"/>
           <w:szCs w:val="18"/>
         </w:rPr>
+        <w:t>Evidencia CC06: Foco visible en «Confirmar y pagar», alcanzado solo con el teclado.</w:t>
+      </w:r>
+    </w:p>
+    <w:p>
+      <w:pPr>
+        <w:pStyle w:val="Ttulo2"/>
+      </w:pPr>
+      <w:bookmarkStart w:id="11" w:name="_Toc242461960"/>
+      <w:r>
+        <w:t>Caso CC07: Conformidad con precios transparentes (IGV incluido) (IGV / Ley N.° 29571)</w:t>
+      </w:r>
+      <w:bookmarkEnd w:id="11"/>
+    </w:p>
+    <w:tbl>
+      <w:tblPr>
+        <w:tblW w:w="9638" w:type="dxa"/>
+        <w:tblBorders>
+          <w:top w:val="single" w:sz="4" w:space="0" w:color="auto"/>
+          <w:left w:val="single" w:sz="4" w:space="0" w:color="auto"/>
+          <w:bottom w:val="single" w:sz="4" w:space="0" w:color="auto"/>
+          <w:right w:val="single" w:sz="4" w:space="0" w:color="auto"/>
+          <w:insideH w:val="single" w:sz="4" w:space="0" w:color="auto"/>
+          <w:insideV w:val="single" w:sz="4" w:space="0" w:color="auto"/>
+        </w:tblBorders>
+        <w:tblCellMar>
+          <w:left w:w="10" w:type="dxa"/>
+          <w:right w:w="10" w:type="dxa"/>
+        </w:tblCellMar>
+        <w:tblLook w:val="04A0" w:firstRow="1" w:lastRow="0" w:firstColumn="1" w:lastColumn="0" w:noHBand="0" w:noVBand="1"/>
+      </w:tblPr>
+      <w:tblGrid>
+        <w:gridCol w:w="2300"/>
+        <w:gridCol w:w="7338"/>
+      </w:tblGrid>
+      <w:tr>
+        <w:trPr>
+          <w:cantSplit/>
+        </w:trPr>
+        <w:tc>
+          <w:tcPr>
+            <w:tcW w:w="2300" w:type="dxa"/>
+            <w:shd w:val="clear" w:color="auto" w:fill="E8EEF6"/>
+            <w:tcMar>
+              <w:top w:w="60" w:type="dxa"/>
+              <w:left w:w="100" w:type="dxa"/>
+              <w:bottom w:w="60" w:type="dxa"/>
+              <w:right w:w="100" w:type="dxa"/>
+            </w:tcMar>
+          </w:tcPr>
+          <w:p>
+            <w:pPr>
+              <w:spacing w:after="40"/>
+            </w:pPr>
+            <w:r>
+              <w:rPr>
+                <w:b/>
+                <w:bCs/>
+                <w:sz w:val="19"/>
+                <w:szCs w:val="19"/>
+              </w:rPr>
+              <w:t>Requisito de conformidad</w:t>
+            </w:r>
+          </w:p>
+        </w:tc>
+        <w:tc>
+          <w:tcPr>
+            <w:tcW w:w="7338" w:type="dxa"/>
+            <w:tcMar>
+              <w:top w:w="60" w:type="dxa"/>
+              <w:left w:w="100" w:type="dxa"/>
+              <w:bottom w:w="60" w:type="dxa"/>
+              <w:right w:w="100" w:type="dxa"/>
+            </w:tcMar>
+          </w:tcPr>
+          <w:p>
+            <w:pPr>
+              <w:spacing w:after="40"/>
+            </w:pPr>
+            <w:r>
+              <w:rPr>
+                <w:sz w:val="19"/>
+                <w:szCs w:val="19"/>
+              </w:rPr>
+              <w:t>Precios finales con IGV 18 % incluido y desglosado, sin cargos ocultos (HU14).</w:t>
+            </w:r>
+          </w:p>
+        </w:tc>
+      </w:tr>
+      <w:tr>
+        <w:trPr>
+          <w:cantSplit/>
+        </w:trPr>
+        <w:tc>
+          <w:tcPr>
+            <w:tcW w:w="2300" w:type="dxa"/>
+            <w:shd w:val="clear" w:color="auto" w:fill="E8EEF6"/>
+            <w:tcMar>
+              <w:top w:w="60" w:type="dxa"/>
+              <w:left w:w="100" w:type="dxa"/>
+              <w:bottom w:w="60" w:type="dxa"/>
+              <w:right w:w="100" w:type="dxa"/>
+            </w:tcMar>
+          </w:tcPr>
+          <w:p>
+            <w:pPr>
+              <w:spacing w:after="40"/>
+            </w:pPr>
+            <w:r>
+              <w:rPr>
+                <w:b/>
+                <w:bCs/>
+                <w:sz w:val="19"/>
+                <w:szCs w:val="19"/>
+              </w:rPr>
+              <w:t>Precondiciones</w:t>
+            </w:r>
+          </w:p>
+        </w:tc>
+        <w:tc>
+          <w:tcPr>
+            <w:tcW w:w="7338" w:type="dxa"/>
+            <w:tcMar>
+              <w:top w:w="60" w:type="dxa"/>
+              <w:left w:w="100" w:type="dxa"/>
+              <w:bottom w:w="60" w:type="dxa"/>
+              <w:right w:w="100" w:type="dxa"/>
+            </w:tcMar>
+          </w:tcPr>
+          <w:p>
+            <w:pPr>
+              <w:spacing w:after="40"/>
+            </w:pPr>
+            <w:r>
+              <w:rPr>
+                <w:sz w:val="19"/>
+                <w:szCs w:val="19"/>
+              </w:rPr>
+              <w:t>Usuario autenticado; carrito con 1 × Samsung Galaxy A55 5G y 2 × Audífonos JBL Tune 520BT.</w:t>
+            </w:r>
+          </w:p>
+        </w:tc>
+      </w:tr>
+      <w:tr>
+        <w:trPr>
+          <w:cantSplit/>
+        </w:trPr>
+        <w:tc>
+          <w:tcPr>
+            <w:tcW w:w="2300" w:type="dxa"/>
+            <w:shd w:val="clear" w:color="auto" w:fill="E8EEF6"/>
+            <w:tcMar>
+              <w:top w:w="60" w:type="dxa"/>
+              <w:left w:w="100" w:type="dxa"/>
+              <w:bottom w:w="60" w:type="dxa"/>
+              <w:right w:w="100" w:type="dxa"/>
+            </w:tcMar>
+          </w:tcPr>
+          <w:p>
+            <w:pPr>
+              <w:spacing w:after="40"/>
+            </w:pPr>
+            <w:r>
+              <w:rPr>
+                <w:b/>
+                <w:bCs/>
+                <w:sz w:val="19"/>
+                <w:szCs w:val="19"/>
+              </w:rPr>
+              <w:t>Pasos</w:t>
+            </w:r>
+          </w:p>
+        </w:tc>
+        <w:tc>
+          <w:tcPr>
+            <w:tcW w:w="7338" w:type="dxa"/>
+            <w:tcMar>
+              <w:top w:w="60" w:type="dxa"/>
+              <w:left w:w="100" w:type="dxa"/>
+              <w:bottom w:w="60" w:type="dxa"/>
+              <w:right w:w="100" w:type="dxa"/>
+            </w:tcMar>
+          </w:tcPr>
+          <w:p>
+            <w:pPr>
+              <w:spacing w:after="40"/>
+            </w:pPr>
+            <w:r>
+              <w:rPr>
+                <w:sz w:val="19"/>
+                <w:szCs w:val="19"/>
+              </w:rPr>
+              <w:t>1. Revisar el resumen del carrito.</w:t>
+            </w:r>
+          </w:p>
+          <w:p>
+            <w:pPr>
+              <w:spacing w:after="40"/>
+            </w:pPr>
+            <w:r>
+              <w:rPr>
+                <w:sz w:val="19"/>
+                <w:szCs w:val="19"/>
+              </w:rPr>
+              <w:t>2. Avanzar al checkout y elegir «Envío express».</w:t>
+            </w:r>
+          </w:p>
+          <w:p>
+            <w:pPr>
+              <w:spacing w:after="40"/>
+            </w:pPr>
+            <w:r>
+              <w:rPr>
+                <w:sz w:val="19"/>
+                <w:szCs w:val="19"/>
+              </w:rPr>
+              <w:t>3. Comparar el total con el precio mostrado más el envío.</w:t>
+            </w:r>
+          </w:p>
+        </w:tc>
+      </w:tr>
+      <w:tr>
+        <w:trPr>
+          <w:cantSplit/>
+        </w:trPr>
+        <w:tc>
+          <w:tcPr>
+            <w:tcW w:w="2300" w:type="dxa"/>
+            <w:shd w:val="clear" w:color="auto" w:fill="E8EEF6"/>
+            <w:tcMar>
+              <w:top w:w="60" w:type="dxa"/>
+              <w:left w:w="100" w:type="dxa"/>
+              <w:bottom w:w="60" w:type="dxa"/>
+              <w:right w:w="100" w:type="dxa"/>
+            </w:tcMar>
+          </w:tcPr>
+          <w:p>
+            <w:pPr>
+              <w:spacing w:after="40"/>
+            </w:pPr>
+            <w:r>
+              <w:rPr>
+                <w:b/>
+                <w:bCs/>
+                <w:sz w:val="19"/>
+                <w:szCs w:val="19"/>
+              </w:rPr>
+              <w:t>Resultado esperado</w:t>
+            </w:r>
+          </w:p>
+        </w:tc>
+        <w:tc>
+          <w:tcPr>
+            <w:tcW w:w="7338" w:type="dxa"/>
+            <w:tcMar>
+              <w:top w:w="60" w:type="dxa"/>
+              <w:left w:w="100" w:type="dxa"/>
+              <w:bottom w:w="60" w:type="dxa"/>
+              <w:right w:w="100" w:type="dxa"/>
+            </w:tcMar>
+          </w:tcPr>
+          <w:p>
+            <w:pPr>
+              <w:spacing w:after="40"/>
+            </w:pPr>
+            <w:r>
+              <w:rPr>
+                <w:sz w:val="19"/>
+                <w:szCs w:val="19"/>
+              </w:rPr>
+              <w:t>El resumen muestra «Incluye IGV (18 %)» con IGV = total − total/1.18; el total final es el precio mostrado más el envío elegido.</w:t>
+            </w:r>
+          </w:p>
+        </w:tc>
+      </w:tr>
+      <w:tr>
+        <w:trPr>
+          <w:cantSplit/>
+        </w:trPr>
+        <w:tc>
+          <w:tcPr>
+            <w:tcW w:w="2300" w:type="dxa"/>
+            <w:shd w:val="clear" w:color="auto" w:fill="E8EEF6"/>
+            <w:tcMar>
+              <w:top w:w="60" w:type="dxa"/>
+              <w:left w:w="100" w:type="dxa"/>
+              <w:bottom w:w="60" w:type="dxa"/>
+              <w:right w:w="100" w:type="dxa"/>
+            </w:tcMar>
+          </w:tcPr>
+          <w:p>
+            <w:pPr>
+              <w:spacing w:after="40"/>
+            </w:pPr>
+            <w:r>
+              <w:rPr>
+                <w:b/>
+                <w:bCs/>
+                <w:sz w:val="19"/>
+                <w:szCs w:val="19"/>
+              </w:rPr>
+              <w:t>Criterio de conformidad</w:t>
+            </w:r>
+          </w:p>
+        </w:tc>
+        <w:tc>
+          <w:tcPr>
+            <w:tcW w:w="7338" w:type="dxa"/>
+            <w:tcMar>
+              <w:top w:w="60" w:type="dxa"/>
+              <w:left w:w="100" w:type="dxa"/>
+              <w:bottom w:w="60" w:type="dxa"/>
+              <w:right w:w="100" w:type="dxa"/>
+            </w:tcMar>
+          </w:tcPr>
+          <w:p>
+            <w:pPr>
+              <w:spacing w:after="40"/>
+            </w:pPr>
+            <w:r>
+              <w:rPr>
+                <w:sz w:val="19"/>
+                <w:szCs w:val="19"/>
+              </w:rPr>
+              <w:t>Cumple si el total pagado coincide con el precio mostrado más el envío elegido.</w:t>
+            </w:r>
+          </w:p>
+        </w:tc>
+      </w:tr>
+      <w:tr>
+        <w:trPr>
+          <w:cantSplit/>
+        </w:trPr>
+        <w:tc>
+          <w:tcPr>
+            <w:tcW w:w="2300" w:type="dxa"/>
+            <w:shd w:val="clear" w:color="auto" w:fill="E8EEF6"/>
+            <w:tcMar>
+              <w:top w:w="60" w:type="dxa"/>
+              <w:left w:w="100" w:type="dxa"/>
+              <w:bottom w:w="60" w:type="dxa"/>
+              <w:right w:w="100" w:type="dxa"/>
+            </w:tcMar>
+          </w:tcPr>
+          <w:p>
+            <w:pPr>
+              <w:spacing w:after="40"/>
+            </w:pPr>
+            <w:r>
+              <w:rPr>
+                <w:b/>
+                <w:bCs/>
+                <w:sz w:val="19"/>
+                <w:szCs w:val="19"/>
+              </w:rPr>
+              <w:t>Resultado obtenido</w:t>
+            </w:r>
+          </w:p>
+        </w:tc>
+        <w:tc>
+          <w:tcPr>
+            <w:tcW w:w="7338" w:type="dxa"/>
+            <w:tcMar>
+              <w:top w:w="60" w:type="dxa"/>
+              <w:left w:w="100" w:type="dxa"/>
+              <w:bottom w:w="60" w:type="dxa"/>
+              <w:right w:w="100" w:type="dxa"/>
+            </w:tcMar>
+          </w:tcPr>
+          <w:p>
+            <w:pPr>
+              <w:spacing w:after="40"/>
+            </w:pPr>
+            <w:r>
+              <w:rPr>
+                <w:sz w:val="19"/>
+                <w:szCs w:val="19"/>
+              </w:rPr>
+              <w:t>✔ El subtotal es la suma de los precios mostrados: S/ 1,599.00 + S/ 398.00 = S/ 1,997.00</w:t>
+            </w:r>
+          </w:p>
+          <w:p>
+            <w:pPr>
+              <w:spacing w:after="40"/>
+            </w:pPr>
+            <w:r>
+              <w:rPr>
+                <w:sz w:val="19"/>
+                <w:szCs w:val="19"/>
+              </w:rPr>
+              <w:t>✔ IGV incluido = total − total/1.18: S/ 304.63 (esperado S/ 304.63)</w:t>
+            </w:r>
+          </w:p>
+          <w:p>
+            <w:pPr>
+              <w:spacing w:after="40"/>
+            </w:pPr>
+            <w:r>
+              <w:rPr>
+                <w:sz w:val="19"/>
+                <w:szCs w:val="19"/>
+              </w:rPr>
+              <w:t>✔ El carrito muestra «Incluye IGV (18 %)»: texto presente</w:t>
+            </w:r>
+          </w:p>
+          <w:p>
+            <w:pPr>
+              <w:spacing w:after="40"/>
+            </w:pPr>
+            <w:r>
+              <w:rPr>
+                <w:sz w:val="19"/>
+                <w:szCs w:val="19"/>
+              </w:rPr>
+              <w:t>✔ Total del checkout = precio mostrado + envío (sin cargos ocultos): S/ 1,997.00 + S/ 35.00 = S/ 2,032.00</w:t>
+            </w:r>
+          </w:p>
+        </w:tc>
+      </w:tr>
+      <w:tr>
+        <w:trPr>
+          <w:cantSplit/>
+        </w:trPr>
+        <w:tc>
+          <w:tcPr>
+            <w:tcW w:w="2300" w:type="dxa"/>
+            <w:shd w:val="clear" w:color="auto" w:fill="E8EEF6"/>
+            <w:tcMar>
+              <w:top w:w="60" w:type="dxa"/>
+              <w:left w:w="100" w:type="dxa"/>
+              <w:bottom w:w="60" w:type="dxa"/>
+              <w:right w:w="100" w:type="dxa"/>
+            </w:tcMar>
+          </w:tcPr>
+          <w:p>
+            <w:pPr>
+              <w:spacing w:after="40"/>
+            </w:pPr>
+            <w:r>
+              <w:rPr>
+                <w:b/>
+                <w:bCs/>
+                <w:sz w:val="19"/>
+                <w:szCs w:val="19"/>
+              </w:rPr>
+              <w:t>Navegadores</w:t>
+            </w:r>
+          </w:p>
+        </w:tc>
+        <w:tc>
+          <w:tcPr>
+            <w:tcW w:w="7338" w:type="dxa"/>
+            <w:tcMar>
+              <w:top w:w="60" w:type="dxa"/>
+              <w:left w:w="100" w:type="dxa"/>
+              <w:bottom w:w="60" w:type="dxa"/>
+              <w:right w:w="100" w:type="dxa"/>
+            </w:tcMar>
+          </w:tcPr>
+          <w:p>
+            <w:pPr>
+              <w:spacing w:after="40"/>
+            </w:pPr>
+            <w:r>
+              <w:rPr>
+                <w:sz w:val="19"/>
+                <w:szCs w:val="19"/>
+              </w:rPr>
+              <w:t>Chrome 154.0.8037.98: Cumple · Edge 155.0.4283.45: Cumple</w:t>
+            </w:r>
+          </w:p>
+        </w:tc>
+      </w:tr>
+      <w:tr>
+        <w:trPr>
+          <w:cantSplit/>
+        </w:trPr>
+        <w:tc>
+          <w:tcPr>
+            <w:tcW w:w="2300" w:type="dxa"/>
+            <w:shd w:val="clear" w:color="auto" w:fill="E8EEF6"/>
+            <w:tcMar>
+              <w:top w:w="60" w:type="dxa"/>
+              <w:left w:w="100" w:type="dxa"/>
+              <w:bottom w:w="60" w:type="dxa"/>
+              <w:right w:w="100" w:type="dxa"/>
+            </w:tcMar>
+          </w:tcPr>
+          <w:p>
+            <w:pPr>
+              <w:spacing w:after="40"/>
+            </w:pPr>
+            <w:r>
+              <w:rPr>
+                <w:b/>
+                <w:bCs/>
+                <w:sz w:val="19"/>
+                <w:szCs w:val="19"/>
+              </w:rPr>
+              <w:t>Veredicto</w:t>
+            </w:r>
+          </w:p>
+        </w:tc>
+        <w:tc>
+          <w:tcPr>
+            <w:tcW w:w="7338" w:type="dxa"/>
+            <w:shd w:val="clear" w:color="auto" w:fill="E6F4EA"/>
+            <w:tcMar>
+              <w:top w:w="60" w:type="dxa"/>
+              <w:left w:w="100" w:type="dxa"/>
+              <w:bottom w:w="60" w:type="dxa"/>
+              <w:right w:w="100" w:type="dxa"/>
+            </w:tcMar>
+          </w:tcPr>
+          <w:p>
+            <w:pPr>
+              <w:spacing w:after="40"/>
+            </w:pPr>
+            <w:r>
+              <w:rPr>
+                <w:sz w:val="19"/>
+                <w:szCs w:val="19"/>
+              </w:rPr>
+              <w:t>Cumple</w:t>
+            </w:r>
+          </w:p>
+        </w:tc>
+      </w:tr>
+    </w:tbl>
+    <w:p>
+      <w:pPr>
+        <w:keepNext/>
+        <w:spacing w:before="80" w:after="40"/>
+        <w:jc w:val="center"/>
+      </w:pPr>
+      <w:r>
+        <w:rPr>
+          <w:noProof/>
+        </w:rPr>
+        <w:drawing>
+          <wp:inline distT="0" distB="0" distL="0" distR="0" wp14:anchorId="10DCB0B9" wp14:editId="7D746DFD">
+            <wp:extent cx="4476750" cy="3009900"/>
+            <wp:effectExtent l="0" t="0" r="0" b="0"/>
+            <wp:docPr id="679637814" name="Evidencia CC07: Total del checkout: S/ 1,997.00 + envío express S/ 35.00 = S/ 2,032.00." descr="Evidencia CC07: Total del checkout: S/ 1,997.00 + envío express S/ 35.00 = S/ 2,032.00." title="Evidencia CC07: Total del checkout: S/ 1,997.00 + envío express S/ 35.00 = S/ 2,032.00."/>
+            <wp:cNvGraphicFramePr>
+              <a:graphicFrameLocks xmlns:a="http://schemas.openxmlformats.org/drawingml/2006/main" noChangeAspect="1"/>
+            </wp:cNvGraphicFramePr>
+            <a:graphic xmlns:a="http://schemas.openxmlformats.org/drawingml/2006/main">
+              <a:graphicData uri="http://schemas.openxmlformats.org/drawingml/2006/picture">
+                <pic:pic xmlns:pic="http://schemas.openxmlformats.org/drawingml/2006/picture">
+                  <pic:nvPicPr>
+                    <pic:cNvPr id="0" name=""/>
+                    <pic:cNvPicPr>
+                      <a:picLocks noChangeAspect="1" noChangeArrowheads="1"/>
+                    </pic:cNvPicPr>
+                  </pic:nvPicPr>
+                  <pic:blipFill>
+                    <a:blip r:embed="rId14"/>
+                    <a:srcRect/>
+                    <a:stretch>
+                      <a:fillRect/>
+                    </a:stretch>
+                  </pic:blipFill>
+                  <pic:spPr bwMode="auto">
+                    <a:xfrm>
+                      <a:off x="0" y="0"/>
+                      <a:ext cx="4476750" cy="3009900"/>
+                    </a:xfrm>
+                    <a:prstGeom prst="rect">
+                      <a:avLst/>
+                    </a:prstGeom>
+                  </pic:spPr>
+                </pic:pic>
+              </a:graphicData>
+            </a:graphic>
+          </wp:inline>
+        </w:drawing>
+      </w:r>
+    </w:p>
+    <w:p>
+      <w:pPr>
+        <w:spacing w:after="160"/>
+        <w:jc w:val="center"/>
+      </w:pPr>
+      <w:r>
+        <w:rPr>
+          <w:i/>
+          <w:iCs/>
+          <w:color w:val="595959"/>
+          <w:sz w:val="18"/>
+          <w:szCs w:val="18"/>
+        </w:rPr>
         <w:t>Evidencia CC07: Total del checkout: S/ 1,997.00 + envío express S/ 35.00 = S/ 2,032.00.</w:t>
       </w:r>
     </w:p>
@@ -7950,7 +7392,7 @@
       <w:pPr>
         <w:pStyle w:val="Ttulo1"/>
       </w:pPr>
-      <w:bookmarkStart w:id="12" w:name="_Toc242461212"/>
+      <w:bookmarkStart w:id="12" w:name="_Toc242461961"/>
       <w:r>
         <w:t>4. Matriz de resultados de conformidad</w:t>
       </w:r>
@@ -7982,12 +7424,6 @@
         <w:gridCol w:w="1638"/>
       </w:tblGrid>
       <w:tr>
-        <w:tblPrEx>
-          <w:tblCellMar>
-            <w:top w:w="0" w:type="dxa"/>
-            <w:bottom w:w="0" w:type="dxa"/>
-          </w:tblCellMar>
-        </w:tblPrEx>
         <w:trPr>
           <w:cantSplit/>
           <w:tblHeader/>
@@ -8156,12 +7592,6 @@
         </w:tc>
       </w:tr>
       <w:tr>
-        <w:tblPrEx>
-          <w:tblCellMar>
-            <w:top w:w="0" w:type="dxa"/>
-            <w:bottom w:w="0" w:type="dxa"/>
-          </w:tblCellMar>
-        </w:tblPrEx>
         <w:trPr>
           <w:cantSplit/>
         </w:trPr>
@@ -8308,12 +7738,6 @@
         </w:tc>
       </w:tr>
       <w:tr>
-        <w:tblPrEx>
-          <w:tblCellMar>
-            <w:top w:w="0" w:type="dxa"/>
-            <w:bottom w:w="0" w:type="dxa"/>
-          </w:tblCellMar>
-        </w:tblPrEx>
         <w:trPr>
           <w:cantSplit/>
         </w:trPr>
@@ -8465,12 +7889,6 @@
         </w:tc>
       </w:tr>
       <w:tr>
-        <w:tblPrEx>
-          <w:tblCellMar>
-            <w:top w:w="0" w:type="dxa"/>
-            <w:bottom w:w="0" w:type="dxa"/>
-          </w:tblCellMar>
-        </w:tblPrEx>
         <w:trPr>
           <w:cantSplit/>
         </w:trPr>
@@ -8617,12 +8035,6 @@
         </w:tc>
       </w:tr>
       <w:tr>
-        <w:tblPrEx>
-          <w:tblCellMar>
-            <w:top w:w="0" w:type="dxa"/>
-            <w:bottom w:w="0" w:type="dxa"/>
-          </w:tblCellMar>
-        </w:tblPrEx>
         <w:trPr>
           <w:cantSplit/>
         </w:trPr>
@@ -8774,12 +8186,6 @@
         </w:tc>
       </w:tr>
       <w:tr>
-        <w:tblPrEx>
-          <w:tblCellMar>
-            <w:top w:w="0" w:type="dxa"/>
-            <w:bottom w:w="0" w:type="dxa"/>
-          </w:tblCellMar>
-        </w:tblPrEx>
         <w:trPr>
           <w:cantSplit/>
         </w:trPr>
@@ -8926,12 +8332,6 @@
         </w:tc>
       </w:tr>
       <w:tr>
-        <w:tblPrEx>
-          <w:tblCellMar>
-            <w:top w:w="0" w:type="dxa"/>
-            <w:bottom w:w="0" w:type="dxa"/>
-          </w:tblCellMar>
-        </w:tblPrEx>
         <w:trPr>
           <w:cantSplit/>
         </w:trPr>
@@ -9083,12 +8483,6 @@
         </w:tc>
       </w:tr>
       <w:tr>
-        <w:tblPrEx>
-          <w:tblCellMar>
-            <w:top w:w="0" w:type="dxa"/>
-            <w:bottom w:w="0" w:type="dxa"/>
-          </w:tblCellMar>
-        </w:tblPrEx>
         <w:trPr>
           <w:cantSplit/>
         </w:trPr>
@@ -9262,7 +8656,7 @@
       <w:pPr>
         <w:pStyle w:val="Ttulo1"/>
       </w:pPr>
-      <w:bookmarkStart w:id="13" w:name="_Toc242461213"/>
+      <w:bookmarkStart w:id="13" w:name="_Toc242461962"/>
       <w:r>
         <w:t>5. No conformidades y observaciones</w:t>
       </w:r>
@@ -9292,12 +8686,6 @@
         <w:gridCol w:w="2138"/>
       </w:tblGrid>
       <w:tr>
-        <w:tblPrEx>
-          <w:tblCellMar>
-            <w:top w:w="0" w:type="dxa"/>
-            <w:bottom w:w="0" w:type="dxa"/>
-          </w:tblCellMar>
-        </w:tblPrEx>
         <w:trPr>
           <w:cantSplit/>
           <w:tblHeader/>
@@ -9412,12 +8800,6 @@
         </w:tc>
       </w:tr>
       <w:tr>
-        <w:tblPrEx>
-          <w:tblCellMar>
-            <w:top w:w="0" w:type="dxa"/>
-            <w:bottom w:w="0" w:type="dxa"/>
-          </w:tblCellMar>
-        </w:tblPrEx>
         <w:trPr>
           <w:cantSplit/>
         </w:trPr>
@@ -9517,12 +8899,6 @@
         </w:tc>
       </w:tr>
       <w:tr>
-        <w:tblPrEx>
-          <w:tblCellMar>
-            <w:top w:w="0" w:type="dxa"/>
-            <w:bottom w:w="0" w:type="dxa"/>
-          </w:tblCellMar>
-        </w:tblPrEx>
         <w:trPr>
           <w:cantSplit/>
         </w:trPr>
@@ -9626,12 +9002,6 @@
         </w:tc>
       </w:tr>
       <w:tr>
-        <w:tblPrEx>
-          <w:tblCellMar>
-            <w:top w:w="0" w:type="dxa"/>
-            <w:bottom w:w="0" w:type="dxa"/>
-          </w:tblCellMar>
-        </w:tblPrEx>
         <w:trPr>
           <w:cantSplit/>
         </w:trPr>
@@ -9735,7 +9105,7 @@
       <w:pPr>
         <w:pStyle w:val="Ttulo1"/>
       </w:pPr>
-      <w:bookmarkStart w:id="14" w:name="_Toc242461214"/>
+      <w:bookmarkStart w:id="14" w:name="_Toc242461963"/>
       <w:r>
         <w:t>6. Conclusión</w:t>
       </w:r>
@@ -9796,12 +9166,6 @@
         <w:gridCol w:w="1838"/>
       </w:tblGrid>
       <w:tr>
-        <w:tblPrEx>
-          <w:tblCellMar>
-            <w:top w:w="0" w:type="dxa"/>
-            <w:bottom w:w="0" w:type="dxa"/>
-          </w:tblCellMar>
-        </w:tblPrEx>
         <w:trPr>
           <w:cantSplit/>
           <w:tblHeader/>
@@ -9916,12 +9280,6 @@
         </w:tc>
       </w:tr>
       <w:tr>
-        <w:tblPrEx>
-          <w:tblCellMar>
-            <w:top w:w="0" w:type="dxa"/>
-            <w:bottom w:w="0" w:type="dxa"/>
-          </w:tblCellMar>
-        </w:tblPrEx>
         <w:trPr>
           <w:cantSplit/>
         </w:trPr>
@@ -10007,12 +9365,6 @@
         </w:tc>
       </w:tr>
       <w:tr>
-        <w:tblPrEx>
-          <w:tblCellMar>
-            <w:top w:w="0" w:type="dxa"/>
-            <w:bottom w:w="0" w:type="dxa"/>
-          </w:tblCellMar>
-        </w:tblPrEx>
         <w:trPr>
           <w:cantSplit/>
         </w:trPr>
@@ -10104,10 +9456,16 @@
     </w:tbl>
     <w:p/>
     <w:sectPr>
-      <w:footerReference w:type="default" r:id="rId14"/>
+      <w:headerReference w:type="even" r:id="rId15"/>
+      <w:headerReference w:type="default" r:id="rId16"/>
+      <w:footerReference w:type="even" r:id="rId17"/>
+      <w:footerReference w:type="default" r:id="rId18"/>
+      <w:headerReference w:type="first" r:id="rId19"/>
+      <w:footerReference w:type="first" r:id="rId20"/>
       <w:pgSz w:w="11906" w:h="16838"/>
       <w:pgMar w:top="1134" w:right="1134" w:bottom="1134" w:left="1134" w:header="708" w:footer="708" w:gutter="0"/>
       <w:cols w:space="720"/>
+      <w:titlePg/>
       <w:docGrid w:linePitch="360"/>
     </w:sectPr>
   </w:body>
@@ -10134,6 +9492,16 @@
 </file>
 
 <file path=word/footer1.xml><?xml version="1.0" encoding="utf-8"?>
+<w:ftr xmlns:wpc="http://schemas.microsoft.com/office/word/2010/wordprocessingCanvas" xmlns:cx="http://schemas.microsoft.com/office/drawing/2014/chartex" xmlns:cx1="http://schemas.microsoft.com/office/drawing/2015/9/8/chartex" xmlns:cx2="http://schemas.microsoft.com/office/drawing/2015/10/21/chartex" xmlns:cx3="http://schemas.microsoft.com/office/drawing/2016/5/9/chartex" xmlns:cx4="http://schemas.microsoft.com/office/drawing/2016/5/10/chartex" xmlns:cx5="http://schemas.microsoft.com/office/drawing/2016/5/11/chartex" xmlns:cx6="http://schemas.microsoft.com/office/drawing/2016/5/12/chartex" xmlns:cx7="http://schemas.microsoft.com/office/drawing/2016/5/13/chartex" xmlns:cx8="http://schemas.microsoft.com/office/drawing/2016/5/14/chartex" xmlns:mc="http://schemas.openxmlformats.org/markup-compatibility/2006" xmlns:aink="http://schemas.microsoft.com/office/drawing/2016/ink" xmlns:am3d="http://schemas.microsoft.com/office/drawing/2017/model3d" xmlns:o="urn:schemas-microsoft-com:office:office" xmlns:oel="http://schemas.microsoft.com/office/2019/extlst" xmlns:r="http://schemas.openxmlformats.org/officeDocument/2006/relationships" xmlns:m="http://schemas.openxmlformats.org/officeDocument/2006/math" xmlns:v="urn:schemas-microsoft-com:vml" xmlns:wp14="http://schemas.microsoft.com/office/word/2010/wordprocessingDrawing" xmlns:wp="http://schemas.openxmlformats.org/drawingml/2006/wordprocessingDrawing" xmlns:w10="urn:schemas-microsoft-com:office:word" xmlns:w="http://schemas.openxmlformats.org/wordprocessingml/2006/main" xmlns:w14="http://schemas.microsoft.com/office/word/2010/wordml" xmlns:w15="http://schemas.microsoft.com/office/word/2012/wordml" xmlns:w16cex="http://schemas.microsoft.com/office/word/2018/wordml/cex" xmlns:w16cid="http://schemas.microsoft.com/office/word/2016/wordml/cid" xmlns:w16="http://schemas.microsoft.com/office/word/2018/wordml" xmlns:w16du="http://schemas.microsoft.com/office/word/2023/wordml/word16du" xmlns:w16sdtdh="http://schemas.microsoft.com/office/word/2020/wordml/sdtdatahash" xmlns:w16sdtfl="http://schemas.microsoft.com/office/word/2024/wordml/sdtformatlock" xmlns:w16se="http://schemas.microsoft.com/office/word/2015/wordml/symex" xmlns:wpg="http://schemas.microsoft.com/office/word/2010/wordprocessingGroup" xmlns:wpi="http://schemas.microsoft.com/office/word/2010/wordprocessingInk" xmlns:wne="http://schemas.microsoft.com/office/word/2006/wordml" xmlns:wps="http://schemas.microsoft.com/office/word/2010/wordprocessingShape" mc:Ignorable="w14 w15 w16se w16cid w16 w16cex w16sdtdh w16sdtfl w16du wp14">
+  <w:p>
+    <w:pPr>
+      <w:pStyle w:val="Piedepgina"/>
+    </w:pPr>
+  </w:p>
+</w:ftr>
+</file>
+
+<file path=word/footer2.xml><?xml version="1.0" encoding="utf-8"?>
 <w:ftr xmlns:wpc="http://schemas.microsoft.com/office/word/2010/wordprocessingCanvas" xmlns:cx="http://schemas.microsoft.com/office/drawing/2014/chartex" xmlns:cx1="http://schemas.microsoft.com/office/drawing/2015/9/8/chartex" xmlns:cx2="http://schemas.microsoft.com/office/drawing/2015/10/21/chartex" xmlns:cx3="http://schemas.microsoft.com/office/drawing/2016/5/9/chartex" xmlns:cx4="http://schemas.microsoft.com/office/drawing/2016/5/10/chartex" xmlns:cx5="http://schemas.microsoft.com/office/drawing/2016/5/11/chartex" xmlns:cx6="http://schemas.microsoft.com/office/drawing/2016/5/12/chartex" xmlns:cx7="http://schemas.microsoft.com/office/drawing/2016/5/13/chartex" xmlns:cx8="http://schemas.microsoft.com/office/drawing/2016/5/14/chartex" xmlns:mc="http://schemas.openxmlformats.org/markup-compatibility/2006" xmlns:aink="http://schemas.microsoft.com/office/drawing/2016/ink" xmlns:am3d="http://schemas.microsoft.com/office/drawing/2017/model3d" xmlns:o="urn:schemas-microsoft-com:office:office" xmlns:oel="http://schemas.microsoft.com/office/2019/extlst" xmlns:r="http://schemas.openxmlformats.org/officeDocument/2006/relationships" xmlns:m="http://schemas.openxmlformats.org/officeDocument/2006/math" xmlns:v="urn:schemas-microsoft-com:vml" xmlns:wp14="http://schemas.microsoft.com/office/word/2010/wordprocessingDrawing" xmlns:wp="http://schemas.openxmlformats.org/drawingml/2006/wordprocessingDrawing" xmlns:w10="urn:schemas-microsoft-com:office:word" xmlns:w="http://schemas.openxmlformats.org/wordprocessingml/2006/main" xmlns:w14="http://schemas.microsoft.com/office/word/2010/wordml" xmlns:w15="http://schemas.microsoft.com/office/word/2012/wordml" xmlns:w16cex="http://schemas.microsoft.com/office/word/2018/wordml/cex" xmlns:w16cid="http://schemas.microsoft.com/office/word/2016/wordml/cid" xmlns:w16="http://schemas.microsoft.com/office/word/2018/wordml" xmlns:w16du="http://schemas.microsoft.com/office/word/2023/wordml/word16du" xmlns:w16sdtdh="http://schemas.microsoft.com/office/word/2020/wordml/sdtdatahash" xmlns:w16sdtfl="http://schemas.microsoft.com/office/word/2024/wordml/sdtformatlock" xmlns:w16se="http://schemas.microsoft.com/office/word/2015/wordml/symex" xmlns:wpg="http://schemas.microsoft.com/office/word/2010/wordprocessingGroup" xmlns:wpi="http://schemas.microsoft.com/office/word/2010/wordprocessingInk" xmlns:wne="http://schemas.microsoft.com/office/word/2006/wordml" xmlns:wps="http://schemas.microsoft.com/office/word/2010/wordprocessingShape" mc:Ignorable="w14 w15 w16se w16cid w16 w16cex w16sdtdh w16sdtfl w16du wp14">
   <w:p>
     <w:pPr>
@@ -10192,6 +9560,16 @@
 </w:ftr>
 </file>
 
+<file path=word/footer3.xml><?xml version="1.0" encoding="utf-8"?>
+<w:ftr xmlns:wpc="http://schemas.microsoft.com/office/word/2010/wordprocessingCanvas" xmlns:cx="http://schemas.microsoft.com/office/drawing/2014/chartex" xmlns:cx1="http://schemas.microsoft.com/office/drawing/2015/9/8/chartex" xmlns:cx2="http://schemas.microsoft.com/office/drawing/2015/10/21/chartex" xmlns:cx3="http://schemas.microsoft.com/office/drawing/2016/5/9/chartex" xmlns:cx4="http://schemas.microsoft.com/office/drawing/2016/5/10/chartex" xmlns:cx5="http://schemas.microsoft.com/office/drawing/2016/5/11/chartex" xmlns:cx6="http://schemas.microsoft.com/office/drawing/2016/5/12/chartex" xmlns:cx7="http://schemas.microsoft.com/office/drawing/2016/5/13/chartex" xmlns:cx8="http://schemas.microsoft.com/office/drawing/2016/5/14/chartex" xmlns:mc="http://schemas.openxmlformats.org/markup-compatibility/2006" xmlns:aink="http://schemas.microsoft.com/office/drawing/2016/ink" xmlns:am3d="http://schemas.microsoft.com/office/drawing/2017/model3d" xmlns:o="urn:schemas-microsoft-com:office:office" xmlns:oel="http://schemas.microsoft.com/office/2019/extlst" xmlns:r="http://schemas.openxmlformats.org/officeDocument/2006/relationships" xmlns:m="http://schemas.openxmlformats.org/officeDocument/2006/math" xmlns:v="urn:schemas-microsoft-com:vml" xmlns:wp14="http://schemas.microsoft.com/office/word/2010/wordprocessingDrawing" xmlns:wp="http://schemas.openxmlformats.org/drawingml/2006/wordprocessingDrawing" xmlns:w10="urn:schemas-microsoft-com:office:word" xmlns:w="http://schemas.openxmlformats.org/wordprocessingml/2006/main" xmlns:w14="http://schemas.microsoft.com/office/word/2010/wordml" xmlns:w15="http://schemas.microsoft.com/office/word/2012/wordml" xmlns:w16cex="http://schemas.microsoft.com/office/word/2018/wordml/cex" xmlns:w16cid="http://schemas.microsoft.com/office/word/2016/wordml/cid" xmlns:w16="http://schemas.microsoft.com/office/word/2018/wordml" xmlns:w16du="http://schemas.microsoft.com/office/word/2023/wordml/word16du" xmlns:w16sdtdh="http://schemas.microsoft.com/office/word/2020/wordml/sdtdatahash" xmlns:w16sdtfl="http://schemas.microsoft.com/office/word/2024/wordml/sdtformatlock" xmlns:w16se="http://schemas.microsoft.com/office/word/2015/wordml/symex" xmlns:wpg="http://schemas.microsoft.com/office/word/2010/wordprocessingGroup" xmlns:wpi="http://schemas.microsoft.com/office/word/2010/wordprocessingInk" xmlns:wne="http://schemas.microsoft.com/office/word/2006/wordml" xmlns:wps="http://schemas.microsoft.com/office/word/2010/wordprocessingShape" mc:Ignorable="w14 w15 w16se w16cid w16 w16cex w16sdtdh w16sdtfl w16du wp14">
+  <w:p>
+    <w:pPr>
+      <w:pStyle w:val="Piedepgina"/>
+    </w:pPr>
+  </w:p>
+</w:ftr>
+</file>
+
 <file path=word/footnotes.xml><?xml version="1.0" encoding="utf-8"?>
 <w:footnotes xmlns:wpc="http://schemas.microsoft.com/office/word/2010/wordprocessingCanvas" xmlns:cx="http://schemas.microsoft.com/office/drawing/2014/chartex" xmlns:cx1="http://schemas.microsoft.com/office/drawing/2015/9/8/chartex" xmlns:cx2="http://schemas.microsoft.com/office/drawing/2015/10/21/chartex" xmlns:cx3="http://schemas.microsoft.com/office/drawing/2016/5/9/chartex" xmlns:cx4="http://schemas.microsoft.com/office/drawing/2016/5/10/chartex" xmlns:cx5="http://schemas.microsoft.com/office/drawing/2016/5/11/chartex" xmlns:cx6="http://schemas.microsoft.com/office/drawing/2016/5/12/chartex" xmlns:cx7="http://schemas.microsoft.com/office/drawing/2016/5/13/chartex" xmlns:cx8="http://schemas.microsoft.com/office/drawing/2016/5/14/chartex" xmlns:mc="http://schemas.openxmlformats.org/markup-compatibility/2006" xmlns:aink="http://schemas.microsoft.com/office/drawing/2016/ink" xmlns:am3d="http://schemas.microsoft.com/office/drawing/2017/model3d" xmlns:o="urn:schemas-microsoft-com:office:office" xmlns:oel="http://schemas.microsoft.com/office/2019/extlst" xmlns:r="http://schemas.openxmlformats.org/officeDocument/2006/relationships" xmlns:m="http://schemas.openxmlformats.org/officeDocument/2006/math" xmlns:v="urn:schemas-microsoft-com:vml" xmlns:wp14="http://schemas.microsoft.com/office/word/2010/wordprocessingDrawing" xmlns:wp="http://schemas.openxmlformats.org/drawingml/2006/wordprocessingDrawing" xmlns:w10="urn:schemas-microsoft-com:office:word" xmlns:w="http://schemas.openxmlformats.org/wordprocessingml/2006/main" xmlns:w14="http://schemas.microsoft.com/office/word/2010/wordml" xmlns:w15="http://schemas.microsoft.com/office/word/2012/wordml" xmlns:w16cex="http://schemas.microsoft.com/office/word/2018/wordml/cex" xmlns:w16cid="http://schemas.microsoft.com/office/word/2016/wordml/cid" xmlns:w16="http://schemas.microsoft.com/office/word/2018/wordml" xmlns:w16du="http://schemas.microsoft.com/office/word/2023/wordml/word16du" xmlns:w16sdtdh="http://schemas.microsoft.com/office/word/2020/wordml/sdtdatahash" xmlns:w16sdtfl="http://schemas.microsoft.com/office/word/2024/wordml/sdtformatlock" xmlns:w16se="http://schemas.microsoft.com/office/word/2015/wordml/symex" xmlns:wpg="http://schemas.microsoft.com/office/word/2010/wordprocessingGroup" xmlns:wpi="http://schemas.microsoft.com/office/word/2010/wordprocessingInk" xmlns:wne="http://schemas.microsoft.com/office/word/2006/wordml" xmlns:wps="http://schemas.microsoft.com/office/word/2010/wordprocessingShape" mc:Ignorable="w14 w15 w16se w16cid w16 w16cex w16sdtdh w16sdtfl w16du wp14">
   <w:footnote w:type="separator" w:id="-1">
@@ -10209,6 +9587,36 @@
     </w:p>
   </w:footnote>
 </w:footnotes>
+</file>
+
+<file path=word/header1.xml><?xml version="1.0" encoding="utf-8"?>
+<w:hdr xmlns:wpc="http://schemas.microsoft.com/office/word/2010/wordprocessingCanvas" xmlns:cx="http://schemas.microsoft.com/office/drawing/2014/chartex" xmlns:cx1="http://schemas.microsoft.com/office/drawing/2015/9/8/chartex" xmlns:cx2="http://schemas.microsoft.com/office/drawing/2015/10/21/chartex" xmlns:cx3="http://schemas.microsoft.com/office/drawing/2016/5/9/chartex" xmlns:cx4="http://schemas.microsoft.com/office/drawing/2016/5/10/chartex" xmlns:cx5="http://schemas.microsoft.com/office/drawing/2016/5/11/chartex" xmlns:cx6="http://schemas.microsoft.com/office/drawing/2016/5/12/chartex" xmlns:cx7="http://schemas.microsoft.com/office/drawing/2016/5/13/chartex" xmlns:cx8="http://schemas.microsoft.com/office/drawing/2016/5/14/chartex" xmlns:mc="http://schemas.openxmlformats.org/markup-compatibility/2006" xmlns:aink="http://schemas.microsoft.com/office/drawing/2016/ink" xmlns:am3d="http://schemas.microsoft.com/office/drawing/2017/model3d" xmlns:o="urn:schemas-microsoft-com:office:office" xmlns:oel="http://schemas.microsoft.com/office/2019/extlst" xmlns:r="http://schemas.openxmlformats.org/officeDocument/2006/relationships" xmlns:m="http://schemas.openxmlformats.org/officeDocument/2006/math" xmlns:v="urn:schemas-microsoft-com:vml" xmlns:wp14="http://schemas.microsoft.com/office/word/2010/wordprocessingDrawing" xmlns:wp="http://schemas.openxmlformats.org/drawingml/2006/wordprocessingDrawing" xmlns:w10="urn:schemas-microsoft-com:office:word" xmlns:w="http://schemas.openxmlformats.org/wordprocessingml/2006/main" xmlns:w14="http://schemas.microsoft.com/office/word/2010/wordml" xmlns:w15="http://schemas.microsoft.com/office/word/2012/wordml" xmlns:w16cex="http://schemas.microsoft.com/office/word/2018/wordml/cex" xmlns:w16cid="http://schemas.microsoft.com/office/word/2016/wordml/cid" xmlns:w16="http://schemas.microsoft.com/office/word/2018/wordml" xmlns:w16du="http://schemas.microsoft.com/office/word/2023/wordml/word16du" xmlns:w16sdtdh="http://schemas.microsoft.com/office/word/2020/wordml/sdtdatahash" xmlns:w16sdtfl="http://schemas.microsoft.com/office/word/2024/wordml/sdtformatlock" xmlns:w16se="http://schemas.microsoft.com/office/word/2015/wordml/symex" xmlns:wpg="http://schemas.microsoft.com/office/word/2010/wordprocessingGroup" xmlns:wpi="http://schemas.microsoft.com/office/word/2010/wordprocessingInk" xmlns:wne="http://schemas.microsoft.com/office/word/2006/wordml" xmlns:wps="http://schemas.microsoft.com/office/word/2010/wordprocessingShape" mc:Ignorable="w14 w15 w16se w16cid w16 w16cex w16sdtdh w16sdtfl w16du wp14">
+  <w:p>
+    <w:pPr>
+      <w:pStyle w:val="Encabezado"/>
+    </w:pPr>
+  </w:p>
+</w:hdr>
+</file>
+
+<file path=word/header2.xml><?xml version="1.0" encoding="utf-8"?>
+<w:hdr xmlns:wpc="http://schemas.microsoft.com/office/word/2010/wordprocessingCanvas" xmlns:cx="http://schemas.microsoft.com/office/drawing/2014/chartex" xmlns:cx1="http://schemas.microsoft.com/office/drawing/2015/9/8/chartex" xmlns:cx2="http://schemas.microsoft.com/office/drawing/2015/10/21/chartex" xmlns:cx3="http://schemas.microsoft.com/office/drawing/2016/5/9/chartex" xmlns:cx4="http://schemas.microsoft.com/office/drawing/2016/5/10/chartex" xmlns:cx5="http://schemas.microsoft.com/office/drawing/2016/5/11/chartex" xmlns:cx6="http://schemas.microsoft.com/office/drawing/2016/5/12/chartex" xmlns:cx7="http://schemas.microsoft.com/office/drawing/2016/5/13/chartex" xmlns:cx8="http://schemas.microsoft.com/office/drawing/2016/5/14/chartex" xmlns:mc="http://schemas.openxmlformats.org/markup-compatibility/2006" xmlns:aink="http://schemas.microsoft.com/office/drawing/2016/ink" xmlns:am3d="http://schemas.microsoft.com/office/drawing/2017/model3d" xmlns:o="urn:schemas-microsoft-com:office:office" xmlns:oel="http://schemas.microsoft.com/office/2019/extlst" xmlns:r="http://schemas.openxmlformats.org/officeDocument/2006/relationships" xmlns:m="http://schemas.openxmlformats.org/officeDocument/2006/math" xmlns:v="urn:schemas-microsoft-com:vml" xmlns:wp14="http://schemas.microsoft.com/office/word/2010/wordprocessingDrawing" xmlns:wp="http://schemas.openxmlformats.org/drawingml/2006/wordprocessingDrawing" xmlns:w10="urn:schemas-microsoft-com:office:word" xmlns:w="http://schemas.openxmlformats.org/wordprocessingml/2006/main" xmlns:w14="http://schemas.microsoft.com/office/word/2010/wordml" xmlns:w15="http://schemas.microsoft.com/office/word/2012/wordml" xmlns:w16cex="http://schemas.microsoft.com/office/word/2018/wordml/cex" xmlns:w16cid="http://schemas.microsoft.com/office/word/2016/wordml/cid" xmlns:w16="http://schemas.microsoft.com/office/word/2018/wordml" xmlns:w16du="http://schemas.microsoft.com/office/word/2023/wordml/word16du" xmlns:w16sdtdh="http://schemas.microsoft.com/office/word/2020/wordml/sdtdatahash" xmlns:w16sdtfl="http://schemas.microsoft.com/office/word/2024/wordml/sdtformatlock" xmlns:w16se="http://schemas.microsoft.com/office/word/2015/wordml/symex" xmlns:wpg="http://schemas.microsoft.com/office/word/2010/wordprocessingGroup" xmlns:wpi="http://schemas.microsoft.com/office/word/2010/wordprocessingInk" xmlns:wne="http://schemas.microsoft.com/office/word/2006/wordml" xmlns:wps="http://schemas.microsoft.com/office/word/2010/wordprocessingShape" mc:Ignorable="w14 w15 w16se w16cid w16 w16cex w16sdtdh w16sdtfl w16du wp14">
+  <w:p>
+    <w:pPr>
+      <w:pStyle w:val="Encabezado"/>
+    </w:pPr>
+  </w:p>
+</w:hdr>
+</file>
+
+<file path=word/header3.xml><?xml version="1.0" encoding="utf-8"?>
+<w:hdr xmlns:wpc="http://schemas.microsoft.com/office/word/2010/wordprocessingCanvas" xmlns:cx="http://schemas.microsoft.com/office/drawing/2014/chartex" xmlns:cx1="http://schemas.microsoft.com/office/drawing/2015/9/8/chartex" xmlns:cx2="http://schemas.microsoft.com/office/drawing/2015/10/21/chartex" xmlns:cx3="http://schemas.microsoft.com/office/drawing/2016/5/9/chartex" xmlns:cx4="http://schemas.microsoft.com/office/drawing/2016/5/10/chartex" xmlns:cx5="http://schemas.microsoft.com/office/drawing/2016/5/11/chartex" xmlns:cx6="http://schemas.microsoft.com/office/drawing/2016/5/12/chartex" xmlns:cx7="http://schemas.microsoft.com/office/drawing/2016/5/13/chartex" xmlns:cx8="http://schemas.microsoft.com/office/drawing/2016/5/14/chartex" xmlns:mc="http://schemas.openxmlformats.org/markup-compatibility/2006" xmlns:aink="http://schemas.microsoft.com/office/drawing/2016/ink" xmlns:am3d="http://schemas.microsoft.com/office/drawing/2017/model3d" xmlns:o="urn:schemas-microsoft-com:office:office" xmlns:oel="http://schemas.microsoft.com/office/2019/extlst" xmlns:r="http://schemas.openxmlformats.org/officeDocument/2006/relationships" xmlns:m="http://schemas.openxmlformats.org/officeDocument/2006/math" xmlns:v="urn:schemas-microsoft-com:vml" xmlns:wp14="http://schemas.microsoft.com/office/word/2010/wordprocessingDrawing" xmlns:wp="http://schemas.openxmlformats.org/drawingml/2006/wordprocessingDrawing" xmlns:w10="urn:schemas-microsoft-com:office:word" xmlns:w="http://schemas.openxmlformats.org/wordprocessingml/2006/main" xmlns:w14="http://schemas.microsoft.com/office/word/2010/wordml" xmlns:w15="http://schemas.microsoft.com/office/word/2012/wordml" xmlns:w16cex="http://schemas.microsoft.com/office/word/2018/wordml/cex" xmlns:w16cid="http://schemas.microsoft.com/office/word/2016/wordml/cid" xmlns:w16="http://schemas.microsoft.com/office/word/2018/wordml" xmlns:w16du="http://schemas.microsoft.com/office/word/2023/wordml/word16du" xmlns:w16sdtdh="http://schemas.microsoft.com/office/word/2020/wordml/sdtdatahash" xmlns:w16sdtfl="http://schemas.microsoft.com/office/word/2024/wordml/sdtformatlock" xmlns:w16se="http://schemas.microsoft.com/office/word/2015/wordml/symex" xmlns:wpg="http://schemas.microsoft.com/office/word/2010/wordprocessingGroup" xmlns:wpi="http://schemas.microsoft.com/office/word/2010/wordprocessingInk" xmlns:wne="http://schemas.microsoft.com/office/word/2006/wordml" xmlns:wps="http://schemas.microsoft.com/office/word/2010/wordprocessingShape" mc:Ignorable="w14 w15 w16se w16cid w16 w16cex w16sdtdh w16sdtfl w16du wp14">
+  <w:p>
+    <w:pPr>
+      <w:pStyle w:val="Encabezado"/>
+    </w:pPr>
+  </w:p>
+</w:hdr>
 </file>
 
 <file path=word/numbering.xml><?xml version="1.0" encoding="utf-8"?>
@@ -10965,6 +10373,48 @@
       <w:ind w:left="220"/>
     </w:pPr>
   </w:style>
+  <w:style w:type="paragraph" w:styleId="Encabezado">
+    <w:name w:val="header"/>
+    <w:basedOn w:val="Normal"/>
+    <w:link w:val="EncabezadoCar"/>
+    <w:uiPriority w:val="99"/>
+    <w:unhideWhenUsed/>
+    <w:rsid w:val="005622AA"/>
+    <w:pPr>
+      <w:tabs>
+        <w:tab w:val="center" w:pos="4252"/>
+        <w:tab w:val="right" w:pos="8504"/>
+      </w:tabs>
+    </w:pPr>
+  </w:style>
+  <w:style w:type="character" w:customStyle="1" w:styleId="EncabezadoCar">
+    <w:name w:val="Encabezado Car"/>
+    <w:basedOn w:val="Fuentedeprrafopredeter"/>
+    <w:link w:val="Encabezado"/>
+    <w:uiPriority w:val="99"/>
+    <w:rsid w:val="005622AA"/>
+  </w:style>
+  <w:style w:type="paragraph" w:styleId="Piedepgina">
+    <w:name w:val="footer"/>
+    <w:basedOn w:val="Normal"/>
+    <w:link w:val="PiedepginaCar"/>
+    <w:uiPriority w:val="99"/>
+    <w:unhideWhenUsed/>
+    <w:rsid w:val="005622AA"/>
+    <w:pPr>
+      <w:tabs>
+        <w:tab w:val="center" w:pos="4252"/>
+        <w:tab w:val="right" w:pos="8504"/>
+      </w:tabs>
+    </w:pPr>
+  </w:style>
+  <w:style w:type="character" w:customStyle="1" w:styleId="PiedepginaCar">
+    <w:name w:val="Pie de página Car"/>
+    <w:basedOn w:val="Fuentedeprrafopredeter"/>
+    <w:link w:val="Piedepgina"/>
+    <w:uiPriority w:val="99"/>
+    <w:rsid w:val="005622AA"/>
+  </w:style>
 </w:styles>
 </file>
 

--- a/docs/Prueba_de_Conformidad.docx
+++ b/docs/Prueba_de_Conformidad.docx
@@ -294,7 +294,6 @@
           <w:sz w:val="28"/>
           <w:szCs w:val="28"/>
         </w:rPr>
-        <w:lastRenderedPageBreak/>
         <w:t>Control de versiones</w:t>
       </w:r>
     </w:p>
@@ -554,6 +553,83 @@
                 <w:szCs w:val="19"/>
               </w:rPr>
               <w:t>Ejecución de CC01–CC07 en Chrome y Edge sobre la aplicación publicada, con evidencias, matriz de resultados y no conformidades.</w:t>
+            </w:r>
+          </w:p>
+        </w:tc>
+      </w:tr>
+      <w:tr>
+        <w:trPr>
+          <w:cantSplit/>
+        </w:trPr>
+        <w:tc>
+          <w:tcPr>
+            <w:tcW w:w="1200" w:type="dxa"/>
+            <w:shd w:val="clear" w:color="auto" w:fill="F5F8FC"/>
+            <w:tcMar>
+              <w:top w:w="60" w:type="dxa"/>
+              <w:left w:w="100" w:type="dxa"/>
+              <w:bottom w:w="60" w:type="dxa"/>
+              <w:right w:w="100" w:type="dxa"/>
+            </w:tcMar>
+          </w:tcPr>
+          <w:p>
+            <w:pPr>
+              <w:spacing w:after="40"/>
+            </w:pPr>
+            <w:r>
+              <w:rPr>
+                <w:sz w:val="19"/>
+                <w:szCs w:val="19"/>
+              </w:rPr>
+              <w:t>1.1</w:t>
+            </w:r>
+          </w:p>
+        </w:tc>
+        <w:tc>
+          <w:tcPr>
+            <w:tcW w:w="1800" w:type="dxa"/>
+            <w:shd w:val="clear" w:color="auto" w:fill="F5F8FC"/>
+            <w:tcMar>
+              <w:top w:w="60" w:type="dxa"/>
+              <w:left w:w="100" w:type="dxa"/>
+              <w:bottom w:w="60" w:type="dxa"/>
+              <w:right w:w="100" w:type="dxa"/>
+            </w:tcMar>
+          </w:tcPr>
+          <w:p>
+            <w:pPr>
+              <w:spacing w:after="40"/>
+            </w:pPr>
+            <w:r>
+              <w:rPr>
+                <w:sz w:val="19"/>
+                <w:szCs w:val="19"/>
+              </w:rPr>
+              <w:t>Oct. 2026</w:t>
+            </w:r>
+          </w:p>
+        </w:tc>
+        <w:tc>
+          <w:tcPr>
+            <w:tcW w:w="6638" w:type="dxa"/>
+            <w:shd w:val="clear" w:color="auto" w:fill="F5F8FC"/>
+            <w:tcMar>
+              <w:top w:w="60" w:type="dxa"/>
+              <w:left w:w="100" w:type="dxa"/>
+              <w:bottom w:w="60" w:type="dxa"/>
+              <w:right w:w="100" w:type="dxa"/>
+            </w:tcMar>
+          </w:tcPr>
+          <w:p>
+            <w:pPr>
+              <w:spacing w:after="40"/>
+            </w:pPr>
+            <w:r>
+              <w:rPr>
+                <w:sz w:val="19"/>
+                <w:szCs w:val="19"/>
+              </w:rPr>
+              <w:t>Corrección de NC-01 (verde de éxito #187a42) y nueva ejecución de CC06 el 24/10/2026 en Chrome 155, Edge 156 y Firefox 158: cumple sin observaciones. OBS-02 resuelta (Firefox verificado).</w:t>
             </w:r>
           </w:p>
         </w:tc>
@@ -610,7 +686,7 @@
           <w:r>
             <w:fldChar w:fldCharType="separate"/>
           </w:r>
-          <w:hyperlink w:anchor="_Toc242461949" w:history="1">
+          <w:hyperlink w:anchor="_Toc243775969" w:history="1">
             <w:r>
               <w:rPr>
                 <w:rStyle w:val="Hipervnculo"/>
@@ -634,7 +710,7 @@
               <w:rPr>
                 <w:noProof/>
               </w:rPr>
-              <w:instrText xml:space="preserve"> PAGEREF _Toc242461949 \h </w:instrText>
+              <w:instrText xml:space="preserve"> PAGEREF _Toc243775969 \h </w:instrText>
             </w:r>
             <w:r>
               <w:rPr>
@@ -676,7 +752,7 @@
               <w14:ligatures w14:val="standardContextual"/>
             </w:rPr>
           </w:pPr>
-          <w:hyperlink w:anchor="_Toc242461950" w:history="1">
+          <w:hyperlink w:anchor="_Toc243775970" w:history="1">
             <w:r>
               <w:rPr>
                 <w:rStyle w:val="Hipervnculo"/>
@@ -700,7 +776,7 @@
               <w:rPr>
                 <w:noProof/>
               </w:rPr>
-              <w:instrText xml:space="preserve"> PAGEREF _Toc242461950 \h </w:instrText>
+              <w:instrText xml:space="preserve"> PAGEREF _Toc243775970 \h </w:instrText>
             </w:r>
             <w:r>
               <w:rPr>
@@ -742,7 +818,7 @@
               <w14:ligatures w14:val="standardContextual"/>
             </w:rPr>
           </w:pPr>
-          <w:hyperlink w:anchor="_Toc242461951" w:history="1">
+          <w:hyperlink w:anchor="_Toc243775971" w:history="1">
             <w:r>
               <w:rPr>
                 <w:rStyle w:val="Hipervnculo"/>
@@ -766,7 +842,7 @@
               <w:rPr>
                 <w:noProof/>
               </w:rPr>
-              <w:instrText xml:space="preserve"> PAGEREF _Toc242461951 \h </w:instrText>
+              <w:instrText xml:space="preserve"> PAGEREF _Toc243775971 \h </w:instrText>
             </w:r>
             <w:r>
               <w:rPr>
@@ -808,7 +884,7 @@
               <w14:ligatures w14:val="standardContextual"/>
             </w:rPr>
           </w:pPr>
-          <w:hyperlink w:anchor="_Toc242461952" w:history="1">
+          <w:hyperlink w:anchor="_Toc243775972" w:history="1">
             <w:r>
               <w:rPr>
                 <w:rStyle w:val="Hipervnculo"/>
@@ -832,7 +908,7 @@
               <w:rPr>
                 <w:noProof/>
               </w:rPr>
-              <w:instrText xml:space="preserve"> PAGEREF _Toc242461952 \h </w:instrText>
+              <w:instrText xml:space="preserve"> PAGEREF _Toc243775972 \h </w:instrText>
             </w:r>
             <w:r>
               <w:rPr>
@@ -874,7 +950,7 @@
               <w14:ligatures w14:val="standardContextual"/>
             </w:rPr>
           </w:pPr>
-          <w:hyperlink w:anchor="_Toc242461953" w:history="1">
+          <w:hyperlink w:anchor="_Toc243775973" w:history="1">
             <w:r>
               <w:rPr>
                 <w:rStyle w:val="Hipervnculo"/>
@@ -898,7 +974,7 @@
               <w:rPr>
                 <w:noProof/>
               </w:rPr>
-              <w:instrText xml:space="preserve"> PAGEREF _Toc242461953 \h </w:instrText>
+              <w:instrText xml:space="preserve"> PAGEREF _Toc243775973 \h </w:instrText>
             </w:r>
             <w:r>
               <w:rPr>
@@ -940,7 +1016,7 @@
               <w14:ligatures w14:val="standardContextual"/>
             </w:rPr>
           </w:pPr>
-          <w:hyperlink w:anchor="_Toc242461954" w:history="1">
+          <w:hyperlink w:anchor="_Toc243775974" w:history="1">
             <w:r>
               <w:rPr>
                 <w:rStyle w:val="Hipervnculo"/>
@@ -964,7 +1040,7 @@
               <w:rPr>
                 <w:noProof/>
               </w:rPr>
-              <w:instrText xml:space="preserve"> PAGEREF _Toc242461954 \h </w:instrText>
+              <w:instrText xml:space="preserve"> PAGEREF _Toc243775974 \h </w:instrText>
             </w:r>
             <w:r>
               <w:rPr>
@@ -1006,7 +1082,7 @@
               <w14:ligatures w14:val="standardContextual"/>
             </w:rPr>
           </w:pPr>
-          <w:hyperlink w:anchor="_Toc242461955" w:history="1">
+          <w:hyperlink w:anchor="_Toc243775975" w:history="1">
             <w:r>
               <w:rPr>
                 <w:rStyle w:val="Hipervnculo"/>
@@ -1030,7 +1106,7 @@
               <w:rPr>
                 <w:noProof/>
               </w:rPr>
-              <w:instrText xml:space="preserve"> PAGEREF _Toc242461955 \h </w:instrText>
+              <w:instrText xml:space="preserve"> PAGEREF _Toc243775975 \h </w:instrText>
             </w:r>
             <w:r>
               <w:rPr>
@@ -1072,7 +1148,7 @@
               <w14:ligatures w14:val="standardContextual"/>
             </w:rPr>
           </w:pPr>
-          <w:hyperlink w:anchor="_Toc242461956" w:history="1">
+          <w:hyperlink w:anchor="_Toc243775976" w:history="1">
             <w:r>
               <w:rPr>
                 <w:rStyle w:val="Hipervnculo"/>
@@ -1096,7 +1172,7 @@
               <w:rPr>
                 <w:noProof/>
               </w:rPr>
-              <w:instrText xml:space="preserve"> PAGEREF _Toc242461956 \h </w:instrText>
+              <w:instrText xml:space="preserve"> PAGEREF _Toc243775976 \h </w:instrText>
             </w:r>
             <w:r>
               <w:rPr>
@@ -1138,7 +1214,7 @@
               <w14:ligatures w14:val="standardContextual"/>
             </w:rPr>
           </w:pPr>
-          <w:hyperlink w:anchor="_Toc242461957" w:history="1">
+          <w:hyperlink w:anchor="_Toc243775977" w:history="1">
             <w:r>
               <w:rPr>
                 <w:rStyle w:val="Hipervnculo"/>
@@ -1162,7 +1238,7 @@
               <w:rPr>
                 <w:noProof/>
               </w:rPr>
-              <w:instrText xml:space="preserve"> PAGEREF _Toc242461957 \h </w:instrText>
+              <w:instrText xml:space="preserve"> PAGEREF _Toc243775977 \h </w:instrText>
             </w:r>
             <w:r>
               <w:rPr>
@@ -1204,7 +1280,7 @@
               <w14:ligatures w14:val="standardContextual"/>
             </w:rPr>
           </w:pPr>
-          <w:hyperlink w:anchor="_Toc242461958" w:history="1">
+          <w:hyperlink w:anchor="_Toc243775978" w:history="1">
             <w:r>
               <w:rPr>
                 <w:rStyle w:val="Hipervnculo"/>
@@ -1228,7 +1304,7 @@
               <w:rPr>
                 <w:noProof/>
               </w:rPr>
-              <w:instrText xml:space="preserve"> PAGEREF _Toc242461958 \h </w:instrText>
+              <w:instrText xml:space="preserve"> PAGEREF _Toc243775978 \h </w:instrText>
             </w:r>
             <w:r>
               <w:rPr>
@@ -1270,7 +1346,7 @@
               <w14:ligatures w14:val="standardContextual"/>
             </w:rPr>
           </w:pPr>
-          <w:hyperlink w:anchor="_Toc242461959" w:history="1">
+          <w:hyperlink w:anchor="_Toc243775979" w:history="1">
             <w:r>
               <w:rPr>
                 <w:rStyle w:val="Hipervnculo"/>
@@ -1294,7 +1370,7 @@
               <w:rPr>
                 <w:noProof/>
               </w:rPr>
-              <w:instrText xml:space="preserve"> PAGEREF _Toc242461959 \h </w:instrText>
+              <w:instrText xml:space="preserve"> PAGEREF _Toc243775979 \h </w:instrText>
             </w:r>
             <w:r>
               <w:rPr>
@@ -1336,7 +1412,7 @@
               <w14:ligatures w14:val="standardContextual"/>
             </w:rPr>
           </w:pPr>
-          <w:hyperlink w:anchor="_Toc242461960" w:history="1">
+          <w:hyperlink w:anchor="_Toc243775980" w:history="1">
             <w:r>
               <w:rPr>
                 <w:rStyle w:val="Hipervnculo"/>
@@ -1360,7 +1436,7 @@
               <w:rPr>
                 <w:noProof/>
               </w:rPr>
-              <w:instrText xml:space="preserve"> PAGEREF _Toc242461960 \h </w:instrText>
+              <w:instrText xml:space="preserve"> PAGEREF _Toc243775980 \h </w:instrText>
             </w:r>
             <w:r>
               <w:rPr>
@@ -1402,7 +1478,7 @@
               <w14:ligatures w14:val="standardContextual"/>
             </w:rPr>
           </w:pPr>
-          <w:hyperlink w:anchor="_Toc242461961" w:history="1">
+          <w:hyperlink w:anchor="_Toc243775981" w:history="1">
             <w:r>
               <w:rPr>
                 <w:rStyle w:val="Hipervnculo"/>
@@ -1426,7 +1502,7 @@
               <w:rPr>
                 <w:noProof/>
               </w:rPr>
-              <w:instrText xml:space="preserve"> PAGEREF _Toc242461961 \h </w:instrText>
+              <w:instrText xml:space="preserve"> PAGEREF _Toc243775981 \h </w:instrText>
             </w:r>
             <w:r>
               <w:rPr>
@@ -1468,7 +1544,7 @@
               <w14:ligatures w14:val="standardContextual"/>
             </w:rPr>
           </w:pPr>
-          <w:hyperlink w:anchor="_Toc242461962" w:history="1">
+          <w:hyperlink w:anchor="_Toc243775982" w:history="1">
             <w:r>
               <w:rPr>
                 <w:rStyle w:val="Hipervnculo"/>
@@ -1492,7 +1568,7 @@
               <w:rPr>
                 <w:noProof/>
               </w:rPr>
-              <w:instrText xml:space="preserve"> PAGEREF _Toc242461962 \h </w:instrText>
+              <w:instrText xml:space="preserve"> PAGEREF _Toc243775982 \h </w:instrText>
             </w:r>
             <w:r>
               <w:rPr>
@@ -1534,7 +1610,7 @@
               <w14:ligatures w14:val="standardContextual"/>
             </w:rPr>
           </w:pPr>
-          <w:hyperlink w:anchor="_Toc242461963" w:history="1">
+          <w:hyperlink w:anchor="_Toc243775983" w:history="1">
             <w:r>
               <w:rPr>
                 <w:rStyle w:val="Hipervnculo"/>
@@ -1558,7 +1634,7 @@
               <w:rPr>
                 <w:noProof/>
               </w:rPr>
-              <w:instrText xml:space="preserve"> PAGEREF _Toc242461963 \h </w:instrText>
+              <w:instrText xml:space="preserve"> PAGEREF _Toc243775983 \h </w:instrText>
             </w:r>
             <w:r>
               <w:rPr>
@@ -1601,7 +1677,7 @@
       <w:pPr>
         <w:pStyle w:val="Ttulo1"/>
       </w:pPr>
-      <w:bookmarkStart w:id="0" w:name="_Toc242461949"/>
+      <w:bookmarkStart w:id="0" w:name="_Toc243775969"/>
       <w:r>
         <w:lastRenderedPageBreak/>
         <w:t>1. Introducción</w:t>
@@ -1620,7 +1696,7 @@
       <w:pPr>
         <w:pStyle w:val="Ttulo2"/>
       </w:pPr>
-      <w:bookmarkStart w:id="1" w:name="_Toc242461950"/>
+      <w:bookmarkStart w:id="1" w:name="_Toc243775970"/>
       <w:r>
         <w:t>1.1 Sistema y normas de referencia</w:t>
       </w:r>
@@ -1873,7 +1949,7 @@
       <w:pPr>
         <w:pStyle w:val="Ttulo2"/>
       </w:pPr>
-      <w:bookmarkStart w:id="2" w:name="_Toc242461951"/>
+      <w:bookmarkStart w:id="2" w:name="_Toc243775971"/>
       <w:r>
         <w:t>1.2 Entorno y método de ejecución</w:t>
       </w:r>
@@ -2234,7 +2310,7 @@
       <w:pPr>
         <w:pStyle w:val="Ttulo1"/>
       </w:pPr>
-      <w:bookmarkStart w:id="3" w:name="_Toc242461952"/>
+      <w:bookmarkStart w:id="3" w:name="_Toc243775972"/>
       <w:r>
         <w:t>2. Normas y regulaciones que deben cumplirse</w:t>
       </w:r>
@@ -2806,6 +2882,7 @@
                 <w:sz w:val="19"/>
                 <w:szCs w:val="19"/>
               </w:rPr>
+              <w:lastRenderedPageBreak/>
               <w:t>IGV y Ley N.° 29571</w:t>
             </w:r>
           </w:p>
@@ -2885,7 +2962,7 @@
       <w:pPr>
         <w:pStyle w:val="Ttulo1"/>
       </w:pPr>
-      <w:bookmarkStart w:id="4" w:name="_Toc242461953"/>
+      <w:bookmarkStart w:id="4" w:name="_Toc243775973"/>
       <w:r>
         <w:t>3. Casos de conformidad</w:t>
       </w:r>
@@ -2895,7 +2972,7 @@
       <w:pPr>
         <w:pStyle w:val="Ttulo2"/>
       </w:pPr>
-      <w:bookmarkStart w:id="5" w:name="_Toc242461954"/>
+      <w:bookmarkStart w:id="5" w:name="_Toc243775974"/>
       <w:r>
         <w:t>Caso CC01: Conformidad con la política de contraseñas (ISO/IEC 25010 – Seguridad)</w:t>
       </w:r>
@@ -3540,8 +3617,9 @@
       <w:pPr>
         <w:pStyle w:val="Ttulo2"/>
       </w:pPr>
-      <w:bookmarkStart w:id="6" w:name="_Toc242461955"/>
+      <w:bookmarkStart w:id="6" w:name="_Toc243775975"/>
       <w:r>
+        <w:lastRenderedPageBreak/>
         <w:t>Caso CC02: Conformidad con el bloqueo por intentos fallidos (ISO/IEC 25010 – Seguridad)</w:t>
       </w:r>
       <w:bookmarkEnd w:id="6"/>
@@ -4251,7 +4329,7 @@
       <w:pPr>
         <w:pStyle w:val="Ttulo2"/>
       </w:pPr>
-      <w:bookmarkStart w:id="7" w:name="_Toc242461956"/>
+      <w:bookmarkStart w:id="7" w:name="_Toc243775976"/>
       <w:r>
         <w:t>Caso CC03: Conformidad con la gestión de sesión segura (ISO/IEC 25010 – Seguridad)</w:t>
       </w:r>
@@ -4412,6 +4490,7 @@
                 <w:sz w:val="19"/>
                 <w:szCs w:val="19"/>
               </w:rPr>
+              <w:lastRenderedPageBreak/>
               <w:t>Pasos</w:t>
             </w:r>
           </w:p>
@@ -4896,7 +4975,7 @@
       <w:pPr>
         <w:pStyle w:val="Ttulo2"/>
       </w:pPr>
-      <w:bookmarkStart w:id="8" w:name="_Toc242461957"/>
+      <w:bookmarkStart w:id="8" w:name="_Toc243775977"/>
       <w:r>
         <w:t>Caso CC04: Conformidad con la protección de datos personales (Ley N.° 29733)</w:t>
       </w:r>
@@ -5243,6 +5322,7 @@
                 <w:sz w:val="19"/>
                 <w:szCs w:val="19"/>
               </w:rPr>
+              <w:lastRenderedPageBreak/>
               <w:t>Resultado obtenido</w:t>
             </w:r>
           </w:p>
@@ -5487,7 +5567,7 @@
       <w:pPr>
         <w:pStyle w:val="Ttulo2"/>
       </w:pPr>
-      <w:bookmarkStart w:id="9" w:name="_Toc242461958"/>
+      <w:bookmarkStart w:id="9" w:name="_Toc243775978"/>
       <w:r>
         <w:t>Caso CC05: Conformidad con el manejo de datos de tarjeta (PCI DSS (buenas prácticas))</w:t>
       </w:r>
@@ -6096,6 +6176,7 @@
         <w:rPr>
           <w:noProof/>
         </w:rPr>
+        <w:lastRenderedPageBreak/>
         <w:drawing>
           <wp:inline distT="0" distB="0" distL="0" distR="0" wp14:anchorId="6ACFE649" wp14:editId="44C278A7">
             <wp:extent cx="4476750" cy="3009900"/>
@@ -6156,7 +6237,7 @@
       <w:pPr>
         <w:pStyle w:val="Ttulo2"/>
       </w:pPr>
-      <w:bookmarkStart w:id="10" w:name="_Toc242461959"/>
+      <w:bookmarkStart w:id="10" w:name="_Toc243775979"/>
       <w:r>
         <w:t>Caso CC06: Conformidad con la accesibilidad (WCAG 2.1 nivel AA)</w:t>
       </w:r>
@@ -6565,6 +6646,18 @@
               <w:t>Lighthouse – Accessibility: mínimo 95 en las 11 páginas (meta ≥ 90).</w:t>
             </w:r>
           </w:p>
+          <w:p>
+            <w:pPr>
+              <w:spacing w:after="40"/>
+            </w:pPr>
+            <w:r>
+              <w:rPr>
+                <w:sz w:val="19"/>
+                <w:szCs w:val="19"/>
+              </w:rPr>
+              <w:t>Nueva ejecución (24/10/2026), tras corregir NC-01: compra completa solo con teclado y foco visible en 10/10 controles; Lighthouse – Accessibility 100 en las 11 páginas, sin fallos de contraste.</w:t>
+            </w:r>
+          </w:p>
         </w:tc>
       </w:tr>
       <w:tr>
@@ -6670,7 +6763,7 @@
                 <w:sz w:val="19"/>
                 <w:szCs w:val="19"/>
               </w:rPr>
-              <w:t>Chrome 154.0.8037.98: Cumple · Edge 155.0.4283.45: Cumple</w:t>
+              <w:t>09/10/2026: Chrome 154.0.8037.98 y Edge 155.0.4283.45: Cumple · 24/10/2026: Chrome 155, Edge 156 y Firefox 158: Cumple</w:t>
             </w:r>
           </w:p>
         </w:tc>
@@ -6725,7 +6818,7 @@
                 <w:sz w:val="19"/>
                 <w:szCs w:val="19"/>
               </w:rPr>
-              <w:t>Cumple con observación (ver no conformidad NC-01)</w:t>
+              <w:t>Cumple (NC-01 corregida y CC06 repetido el 24/10/2026)</w:t>
             </w:r>
           </w:p>
         </w:tc>
@@ -6741,6 +6834,7 @@
         <w:rPr>
           <w:noProof/>
         </w:rPr>
+        <w:lastRenderedPageBreak/>
         <w:drawing>
           <wp:inline distT="0" distB="0" distL="0" distR="0" wp14:anchorId="739B7B80" wp14:editId="2EDDDFBA">
             <wp:extent cx="4476750" cy="3009900"/>
@@ -6801,7 +6895,7 @@
       <w:pPr>
         <w:pStyle w:val="Ttulo2"/>
       </w:pPr>
-      <w:bookmarkStart w:id="11" w:name="_Toc242461960"/>
+      <w:bookmarkStart w:id="11" w:name="_Toc243775980"/>
       <w:r>
         <w:t>Caso CC07: Conformidad con precios transparentes (IGV incluido) (IGV / Ley N.° 29571)</w:t>
       </w:r>
@@ -7332,6 +7426,7 @@
         <w:rPr>
           <w:noProof/>
         </w:rPr>
+        <w:lastRenderedPageBreak/>
         <w:drawing>
           <wp:inline distT="0" distB="0" distL="0" distR="0" wp14:anchorId="10DCB0B9" wp14:editId="7D746DFD">
             <wp:extent cx="4476750" cy="3009900"/>
@@ -7392,7 +7487,7 @@
       <w:pPr>
         <w:pStyle w:val="Ttulo1"/>
       </w:pPr>
-      <w:bookmarkStart w:id="12" w:name="_Toc242461961"/>
+      <w:bookmarkStart w:id="12" w:name="_Toc243775981"/>
       <w:r>
         <w:t>4. Matriz de resultados de conformidad</w:t>
       </w:r>
@@ -8477,7 +8572,7 @@
                 <w:sz w:val="19"/>
                 <w:szCs w:val="19"/>
               </w:rPr>
-              <w:t>Cumple con observación</w:t>
+              <w:t>Cumple (repetido el 24/10/2026)</w:t>
             </w:r>
           </w:p>
         </w:tc>
@@ -8644,19 +8739,18 @@
       <w:r>
         <w:rPr>
           <w:b/>
-          <w:bCs/>
         </w:rPr>
         <w:t>7 de 7 casos cumplen</w:t>
       </w:r>
       <w:r>
-        <w:t xml:space="preserve"> en los dos navegadores, uno de ellos con observación.</w:t>
+        <w:t xml:space="preserve"> en los dos navegadores. CC06 tenía una observación (NC-01), corregida el 24/10/2026; al repetirlo cumple sin observaciones.</w:t>
       </w:r>
     </w:p>
     <w:p>
       <w:pPr>
         <w:pStyle w:val="Ttulo1"/>
       </w:pPr>
-      <w:bookmarkStart w:id="13" w:name="_Toc242461962"/>
+      <w:bookmarkStart w:id="13" w:name="_Toc243775982"/>
       <w:r>
         <w:t>5. No conformidades y observaciones</w:t>
       </w:r>
@@ -8893,7 +8987,7 @@
                 <w:sz w:val="19"/>
                 <w:szCs w:val="19"/>
               </w:rPr>
-              <w:t>Oscurecer el verde de éxito (p. ej. #17723f, contraste ≥ 5:1) y volver a medir.</w:t>
+              <w:t>Corregida el 24/10/2026: el verde de éxito pasó a #187a42 (4.81:1 sobre #e6f6ec y 5.38:1 sobre blanco). Lighthouse ya no reporta fallos de contraste.</w:t>
             </w:r>
           </w:p>
         </w:tc>
@@ -8924,6 +9018,7 @@
                 <w:sz w:val="19"/>
                 <w:szCs w:val="19"/>
               </w:rPr>
+              <w:lastRenderedPageBreak/>
               <w:t>OBS-01</w:t>
             </w:r>
           </w:p>
@@ -9095,7 +9190,7 @@
                 <w:sz w:val="19"/>
                 <w:szCs w:val="19"/>
               </w:rPr>
-              <w:t>Ejecutar el flujo principal en Firefox antes del cierre (Plan de Pruebas, CNF10).</w:t>
+              <w:t>Resuelta el 24/10/2026: el flujo principal y los 84 casos funcionales se aprobaron en Firefox 158 (Plan de Pruebas, CNF10).</w:t>
             </w:r>
           </w:p>
         </w:tc>
@@ -9105,7 +9200,7 @@
       <w:pPr>
         <w:pStyle w:val="Ttulo1"/>
       </w:pPr>
-      <w:bookmarkStart w:id="14" w:name="_Toc242461963"/>
+      <w:bookmarkStart w:id="14" w:name="_Toc243775983"/>
       <w:r>
         <w:t>6. Conclusión</w:t>
       </w:r>
@@ -9134,7 +9229,7 @@
         <w:spacing w:after="100"/>
       </w:pPr>
       <w:r>
-        <w:t>Para la conformidad completa con WCAG 2.1 nivel AA debe corregirse la no conformidad NC-01 (contraste) y repetirse CC06. Las observaciones OBS-01 y OBS-02 no impiden la conformidad en el alcance del curso.</w:t>
+        <w:t>La no conformidad NC-01 (contraste) se corrigió el 24/10/2026 y CC06 se repitió con resultado conforme, por lo que TechStore alcanza la conformidad con WCAG 2.1 nivel AA en los criterios evaluados. OBS-02 quedó resuelta al verificar Firefox; OBS-01 es una limitación aceptada del alcance del curso.</w:t>
       </w:r>
     </w:p>
     <w:p>
